--- a/flutter more documents/f46_advanced_ui_designs_of_flutter.docx
+++ b/flutter more documents/f46_advanced_ui_designs_of_flutter.docx
@@ -3510,6 +3510,6826 @@
           <w:szCs w:val="36"/>
         </w:rPr>
       </w:pPr>
+    </w:p>
+    <w:p>
+      <w:pPr>
+        <w:jc w:val="both"/>
+        <w:rPr>
+          <w:sz w:val="36"/>
+          <w:szCs w:val="36"/>
+        </w:rPr>
+      </w:pPr>
+    </w:p>
+    <w:p>
+      <w:pPr>
+        <w:jc w:val="both"/>
+        <w:rPr>
+          <w:b/>
+          <w:bCs/>
+          <w:sz w:val="36"/>
+          <w:szCs w:val="36"/>
+        </w:rPr>
+      </w:pPr>
+      <w:r>
+        <w:rPr>
+          <w:b/>
+          <w:bCs/>
+          <w:sz w:val="36"/>
+          <w:szCs w:val="36"/>
+        </w:rPr>
+        <w:t xml:space="preserve">Message Bubble UI design </w:t>
+      </w:r>
+      <w:r>
+        <w:rPr>
+          <w:b/>
+          <w:bCs/>
+          <w:sz w:val="36"/>
+          <w:szCs w:val="36"/>
+        </w:rPr>
+        <w:t>(</w:t>
+      </w:r>
+      <w:r>
+        <w:rPr>
+          <w:b/>
+          <w:bCs/>
+          <w:sz w:val="36"/>
+          <w:szCs w:val="36"/>
+        </w:rPr>
+        <w:t xml:space="preserve">based on </w:t>
+      </w:r>
+      <w:r>
+        <w:rPr>
+          <w:b/>
+          <w:bCs/>
+          <w:sz w:val="36"/>
+          <w:szCs w:val="36"/>
+        </w:rPr>
+        <w:t>sender</w:t>
+      </w:r>
+      <w:r>
+        <w:rPr>
+          <w:b/>
+          <w:bCs/>
+          <w:sz w:val="36"/>
+          <w:szCs w:val="36"/>
+        </w:rPr>
+        <w:t xml:space="preserve"> or </w:t>
+      </w:r>
+      <w:proofErr w:type="spellStart"/>
+      <w:r>
+        <w:rPr>
+          <w:b/>
+          <w:bCs/>
+          <w:sz w:val="36"/>
+          <w:szCs w:val="36"/>
+        </w:rPr>
+        <w:t>reciever</w:t>
+      </w:r>
+      <w:proofErr w:type="spellEnd"/>
+      <w:r>
+        <w:rPr>
+          <w:b/>
+          <w:bCs/>
+          <w:sz w:val="36"/>
+          <w:szCs w:val="36"/>
+        </w:rPr>
+        <w:t xml:space="preserve"> role):</w:t>
+      </w:r>
+    </w:p>
+    <w:p>
+      <w:pPr>
+        <w:jc w:val="both"/>
+        <w:rPr>
+          <w:sz w:val="36"/>
+          <w:szCs w:val="36"/>
+        </w:rPr>
+      </w:pPr>
+      <w:r>
+        <w:rPr>
+          <w:sz w:val="36"/>
+          <w:szCs w:val="36"/>
+        </w:rPr>
+        <w:t>#  We can set the alignment, margin, border radius and cross axis alignment based on the role (user or assistant).</w:t>
+      </w:r>
+    </w:p>
+    <w:p>
+      <w:pPr>
+        <w:jc w:val="both"/>
+        <w:rPr>
+          <w:sz w:val="36"/>
+          <w:szCs w:val="36"/>
+        </w:rPr>
+      </w:pPr>
+      <w:r>
+        <w:rPr>
+          <w:sz w:val="36"/>
+          <w:szCs w:val="36"/>
+        </w:rPr>
+        <w:lastRenderedPageBreak/>
+        <w:t># So a single widget can be reused to show the message from both sender and receiver just depending on their role alignment (which is achieved by</w:t>
+      </w:r>
+      <w:r>
+        <w:rPr>
+          <w:b/>
+          <w:bCs/>
+          <w:sz w:val="36"/>
+          <w:szCs w:val="36"/>
+        </w:rPr>
+        <w:t xml:space="preserve"> </w:t>
+      </w:r>
+      <w:proofErr w:type="gramStart"/>
+      <w:r>
+        <w:rPr>
+          <w:b/>
+          <w:bCs/>
+          <w:sz w:val="36"/>
+          <w:szCs w:val="36"/>
+        </w:rPr>
+        <w:t>Align(</w:t>
+      </w:r>
+      <w:proofErr w:type="gramEnd"/>
+      <w:r>
+        <w:rPr>
+          <w:b/>
+          <w:bCs/>
+          <w:sz w:val="36"/>
+          <w:szCs w:val="36"/>
+        </w:rPr>
+        <w:t>)</w:t>
+      </w:r>
+      <w:r>
+        <w:rPr>
+          <w:sz w:val="36"/>
+          <w:szCs w:val="36"/>
+        </w:rPr>
+        <w:t xml:space="preserve"> widget)</w:t>
+      </w:r>
+    </w:p>
+    <w:p>
+      <w:pPr>
+        <w:jc w:val="both"/>
+        <w:rPr>
+          <w:b/>
+          <w:bCs/>
+          <w:color w:val="D86DCB" w:themeColor="accent5" w:themeTint="99"/>
+          <w:sz w:val="36"/>
+          <w:szCs w:val="36"/>
+        </w:rPr>
+      </w:pPr>
+      <w:r>
+        <w:rPr>
+          <w:b/>
+          <w:bCs/>
+          <w:color w:val="D86DCB" w:themeColor="accent5" w:themeTint="99"/>
+          <w:sz w:val="36"/>
+          <w:szCs w:val="36"/>
+        </w:rPr>
+        <w:t xml:space="preserve">class </w:t>
+      </w:r>
+      <w:proofErr w:type="spellStart"/>
+      <w:r>
+        <w:rPr>
+          <w:b/>
+          <w:bCs/>
+          <w:color w:val="D86DCB" w:themeColor="accent5" w:themeTint="99"/>
+          <w:sz w:val="36"/>
+          <w:szCs w:val="36"/>
+        </w:rPr>
+        <w:t>MessageBubble</w:t>
+      </w:r>
+      <w:proofErr w:type="spellEnd"/>
+      <w:r>
+        <w:rPr>
+          <w:b/>
+          <w:bCs/>
+          <w:color w:val="D86DCB" w:themeColor="accent5" w:themeTint="99"/>
+          <w:sz w:val="36"/>
+          <w:szCs w:val="36"/>
+        </w:rPr>
+        <w:t xml:space="preserve"> extends </w:t>
+      </w:r>
+      <w:proofErr w:type="spellStart"/>
+      <w:r>
+        <w:rPr>
+          <w:b/>
+          <w:bCs/>
+          <w:color w:val="D86DCB" w:themeColor="accent5" w:themeTint="99"/>
+          <w:sz w:val="36"/>
+          <w:szCs w:val="36"/>
+        </w:rPr>
+        <w:t>StatelessWidget</w:t>
+      </w:r>
+      <w:proofErr w:type="spellEnd"/>
+      <w:r>
+        <w:rPr>
+          <w:b/>
+          <w:bCs/>
+          <w:color w:val="D86DCB" w:themeColor="accent5" w:themeTint="99"/>
+          <w:sz w:val="36"/>
+          <w:szCs w:val="36"/>
+        </w:rPr>
+        <w:t xml:space="preserve"> {</w:t>
+      </w:r>
+    </w:p>
+    <w:p>
+      <w:pPr>
+        <w:jc w:val="both"/>
+        <w:rPr>
+          <w:b/>
+          <w:bCs/>
+          <w:color w:val="D86DCB" w:themeColor="accent5" w:themeTint="99"/>
+          <w:sz w:val="36"/>
+          <w:szCs w:val="36"/>
+        </w:rPr>
+      </w:pPr>
+      <w:r>
+        <w:rPr>
+          <w:b/>
+          <w:bCs/>
+          <w:color w:val="D86DCB" w:themeColor="accent5" w:themeTint="99"/>
+          <w:sz w:val="36"/>
+          <w:szCs w:val="36"/>
+        </w:rPr>
+        <w:t xml:space="preserve">  final </w:t>
+      </w:r>
+      <w:proofErr w:type="spellStart"/>
+      <w:r>
+        <w:rPr>
+          <w:b/>
+          <w:bCs/>
+          <w:color w:val="D86DCB" w:themeColor="accent5" w:themeTint="99"/>
+          <w:sz w:val="36"/>
+          <w:szCs w:val="36"/>
+        </w:rPr>
+        <w:t>MessageEntity</w:t>
+      </w:r>
+      <w:proofErr w:type="spellEnd"/>
+      <w:r>
+        <w:rPr>
+          <w:b/>
+          <w:bCs/>
+          <w:color w:val="D86DCB" w:themeColor="accent5" w:themeTint="99"/>
+          <w:sz w:val="36"/>
+          <w:szCs w:val="36"/>
+        </w:rPr>
+        <w:t xml:space="preserve"> </w:t>
+      </w:r>
+      <w:proofErr w:type="spellStart"/>
+      <w:r>
+        <w:rPr>
+          <w:b/>
+          <w:bCs/>
+          <w:color w:val="D86DCB" w:themeColor="accent5" w:themeTint="99"/>
+          <w:sz w:val="36"/>
+          <w:szCs w:val="36"/>
+        </w:rPr>
+        <w:t>messageEntity</w:t>
+      </w:r>
+      <w:proofErr w:type="spellEnd"/>
+      <w:r>
+        <w:rPr>
+          <w:b/>
+          <w:bCs/>
+          <w:color w:val="D86DCB" w:themeColor="accent5" w:themeTint="99"/>
+          <w:sz w:val="36"/>
+          <w:szCs w:val="36"/>
+        </w:rPr>
+        <w:t>;</w:t>
+      </w:r>
+    </w:p>
+    <w:p>
+      <w:pPr>
+        <w:jc w:val="both"/>
+        <w:rPr>
+          <w:b/>
+          <w:bCs/>
+          <w:color w:val="D86DCB" w:themeColor="accent5" w:themeTint="99"/>
+          <w:sz w:val="36"/>
+          <w:szCs w:val="36"/>
+        </w:rPr>
+      </w:pPr>
+      <w:r>
+        <w:rPr>
+          <w:b/>
+          <w:bCs/>
+          <w:color w:val="D86DCB" w:themeColor="accent5" w:themeTint="99"/>
+          <w:sz w:val="36"/>
+          <w:szCs w:val="36"/>
+        </w:rPr>
+        <w:t xml:space="preserve">  const </w:t>
+      </w:r>
+      <w:proofErr w:type="spellStart"/>
+      <w:proofErr w:type="gramStart"/>
+      <w:r>
+        <w:rPr>
+          <w:b/>
+          <w:bCs/>
+          <w:color w:val="D86DCB" w:themeColor="accent5" w:themeTint="99"/>
+          <w:sz w:val="36"/>
+          <w:szCs w:val="36"/>
+        </w:rPr>
+        <w:t>MessageBubble</w:t>
+      </w:r>
+      <w:proofErr w:type="spellEnd"/>
+      <w:r>
+        <w:rPr>
+          <w:b/>
+          <w:bCs/>
+          <w:color w:val="D86DCB" w:themeColor="accent5" w:themeTint="99"/>
+          <w:sz w:val="36"/>
+          <w:szCs w:val="36"/>
+        </w:rPr>
+        <w:t>(</w:t>
+      </w:r>
+      <w:proofErr w:type="gramEnd"/>
+      <w:r>
+        <w:rPr>
+          <w:b/>
+          <w:bCs/>
+          <w:color w:val="D86DCB" w:themeColor="accent5" w:themeTint="99"/>
+          <w:sz w:val="36"/>
+          <w:szCs w:val="36"/>
+        </w:rPr>
+        <w:t>{</w:t>
+      </w:r>
+      <w:proofErr w:type="spellStart"/>
+      <w:r>
+        <w:rPr>
+          <w:b/>
+          <w:bCs/>
+          <w:color w:val="D86DCB" w:themeColor="accent5" w:themeTint="99"/>
+          <w:sz w:val="36"/>
+          <w:szCs w:val="36"/>
+        </w:rPr>
+        <w:t>super.key</w:t>
+      </w:r>
+      <w:proofErr w:type="spellEnd"/>
+      <w:r>
+        <w:rPr>
+          <w:b/>
+          <w:bCs/>
+          <w:color w:val="D86DCB" w:themeColor="accent5" w:themeTint="99"/>
+          <w:sz w:val="36"/>
+          <w:szCs w:val="36"/>
+        </w:rPr>
+        <w:t xml:space="preserve">, required </w:t>
+      </w:r>
+      <w:proofErr w:type="spellStart"/>
+      <w:r>
+        <w:rPr>
+          <w:b/>
+          <w:bCs/>
+          <w:color w:val="D86DCB" w:themeColor="accent5" w:themeTint="99"/>
+          <w:sz w:val="36"/>
+          <w:szCs w:val="36"/>
+        </w:rPr>
+        <w:t>this.messageEntity</w:t>
+      </w:r>
+      <w:proofErr w:type="spellEnd"/>
+      <w:r>
+        <w:rPr>
+          <w:b/>
+          <w:bCs/>
+          <w:color w:val="D86DCB" w:themeColor="accent5" w:themeTint="99"/>
+          <w:sz w:val="36"/>
+          <w:szCs w:val="36"/>
+        </w:rPr>
+        <w:t>});</w:t>
+      </w:r>
+    </w:p>
+    <w:p>
+      <w:pPr>
+        <w:jc w:val="both"/>
+        <w:rPr>
+          <w:b/>
+          <w:bCs/>
+          <w:color w:val="D86DCB" w:themeColor="accent5" w:themeTint="99"/>
+          <w:sz w:val="36"/>
+          <w:szCs w:val="36"/>
+        </w:rPr>
+      </w:pPr>
+      <w:r>
+        <w:rPr>
+          <w:b/>
+          <w:bCs/>
+          <w:color w:val="D86DCB" w:themeColor="accent5" w:themeTint="99"/>
+          <w:sz w:val="36"/>
+          <w:szCs w:val="36"/>
+        </w:rPr>
+        <w:t xml:space="preserve">  @override</w:t>
+      </w:r>
+    </w:p>
+    <w:p>
+      <w:pPr>
+        <w:jc w:val="both"/>
+        <w:rPr>
+          <w:b/>
+          <w:bCs/>
+          <w:color w:val="D86DCB" w:themeColor="accent5" w:themeTint="99"/>
+          <w:sz w:val="36"/>
+          <w:szCs w:val="36"/>
+        </w:rPr>
+      </w:pPr>
+      <w:r>
+        <w:rPr>
+          <w:b/>
+          <w:bCs/>
+          <w:color w:val="D86DCB" w:themeColor="accent5" w:themeTint="99"/>
+          <w:sz w:val="36"/>
+          <w:szCs w:val="36"/>
+        </w:rPr>
+        <w:t xml:space="preserve">  Widget </w:t>
+      </w:r>
+      <w:proofErr w:type="gramStart"/>
+      <w:r>
+        <w:rPr>
+          <w:b/>
+          <w:bCs/>
+          <w:color w:val="D86DCB" w:themeColor="accent5" w:themeTint="99"/>
+          <w:sz w:val="36"/>
+          <w:szCs w:val="36"/>
+        </w:rPr>
+        <w:t>build(</w:t>
+      </w:r>
+      <w:proofErr w:type="spellStart"/>
+      <w:proofErr w:type="gramEnd"/>
+      <w:r>
+        <w:rPr>
+          <w:b/>
+          <w:bCs/>
+          <w:color w:val="D86DCB" w:themeColor="accent5" w:themeTint="99"/>
+          <w:sz w:val="36"/>
+          <w:szCs w:val="36"/>
+        </w:rPr>
+        <w:t>BuildContext</w:t>
+      </w:r>
+      <w:proofErr w:type="spellEnd"/>
+      <w:r>
+        <w:rPr>
+          <w:b/>
+          <w:bCs/>
+          <w:color w:val="D86DCB" w:themeColor="accent5" w:themeTint="99"/>
+          <w:sz w:val="36"/>
+          <w:szCs w:val="36"/>
+        </w:rPr>
+        <w:t xml:space="preserve"> context) {</w:t>
+      </w:r>
+    </w:p>
+    <w:p>
+      <w:pPr>
+        <w:jc w:val="both"/>
+        <w:rPr>
+          <w:b/>
+          <w:bCs/>
+          <w:color w:val="D86DCB" w:themeColor="accent5" w:themeTint="99"/>
+          <w:sz w:val="36"/>
+          <w:szCs w:val="36"/>
+        </w:rPr>
+      </w:pPr>
+      <w:r>
+        <w:rPr>
+          <w:b/>
+          <w:bCs/>
+          <w:color w:val="D86DCB" w:themeColor="accent5" w:themeTint="99"/>
+          <w:sz w:val="36"/>
+          <w:szCs w:val="36"/>
+        </w:rPr>
+        <w:t xml:space="preserve">    final </w:t>
+      </w:r>
+      <w:proofErr w:type="spellStart"/>
+      <w:r>
+        <w:rPr>
+          <w:b/>
+          <w:bCs/>
+          <w:color w:val="D86DCB" w:themeColor="accent5" w:themeTint="99"/>
+          <w:sz w:val="36"/>
+          <w:szCs w:val="36"/>
+        </w:rPr>
+        <w:t>isUser</w:t>
+      </w:r>
+      <w:proofErr w:type="spellEnd"/>
+      <w:r>
+        <w:rPr>
+          <w:b/>
+          <w:bCs/>
+          <w:color w:val="D86DCB" w:themeColor="accent5" w:themeTint="99"/>
+          <w:sz w:val="36"/>
+          <w:szCs w:val="36"/>
+        </w:rPr>
+        <w:t xml:space="preserve"> = </w:t>
+      </w:r>
+      <w:proofErr w:type="spellStart"/>
+      <w:r>
+        <w:rPr>
+          <w:b/>
+          <w:bCs/>
+          <w:color w:val="D86DCB" w:themeColor="accent5" w:themeTint="99"/>
+          <w:sz w:val="36"/>
+          <w:szCs w:val="36"/>
+        </w:rPr>
+        <w:t>messageEntity.isUser</w:t>
+      </w:r>
+      <w:proofErr w:type="spellEnd"/>
+      <w:r>
+        <w:rPr>
+          <w:b/>
+          <w:bCs/>
+          <w:color w:val="D86DCB" w:themeColor="accent5" w:themeTint="99"/>
+          <w:sz w:val="36"/>
+          <w:szCs w:val="36"/>
+        </w:rPr>
+        <w:t>;</w:t>
+      </w:r>
+    </w:p>
+    <w:p>
+      <w:pPr>
+        <w:jc w:val="both"/>
+        <w:rPr>
+          <w:b/>
+          <w:bCs/>
+          <w:color w:val="D86DCB" w:themeColor="accent5" w:themeTint="99"/>
+          <w:sz w:val="36"/>
+          <w:szCs w:val="36"/>
+        </w:rPr>
+      </w:pPr>
+      <w:r>
+        <w:rPr>
+          <w:b/>
+          <w:bCs/>
+          <w:color w:val="D86DCB" w:themeColor="accent5" w:themeTint="99"/>
+          <w:sz w:val="36"/>
+          <w:szCs w:val="36"/>
+        </w:rPr>
+        <w:t xml:space="preserve">    return </w:t>
+      </w:r>
+      <w:proofErr w:type="gramStart"/>
+      <w:r>
+        <w:rPr>
+          <w:b/>
+          <w:bCs/>
+          <w:color w:val="D86DCB" w:themeColor="accent5" w:themeTint="99"/>
+          <w:sz w:val="36"/>
+          <w:szCs w:val="36"/>
+        </w:rPr>
+        <w:t>Align(</w:t>
+      </w:r>
+      <w:proofErr w:type="gramEnd"/>
+    </w:p>
+    <w:p>
+      <w:pPr>
+        <w:jc w:val="both"/>
+        <w:rPr>
+          <w:b/>
+          <w:bCs/>
+          <w:color w:val="D86DCB" w:themeColor="accent5" w:themeTint="99"/>
+          <w:sz w:val="36"/>
+          <w:szCs w:val="36"/>
+        </w:rPr>
+      </w:pPr>
+      <w:r>
+        <w:rPr>
+          <w:b/>
+          <w:bCs/>
+          <w:color w:val="D86DCB" w:themeColor="accent5" w:themeTint="99"/>
+          <w:sz w:val="36"/>
+          <w:szCs w:val="36"/>
+        </w:rPr>
+        <w:t xml:space="preserve">      alignment: </w:t>
+      </w:r>
+      <w:proofErr w:type="spellStart"/>
+      <w:proofErr w:type="gramStart"/>
+      <w:r>
+        <w:rPr>
+          <w:b/>
+          <w:bCs/>
+          <w:color w:val="D86DCB" w:themeColor="accent5" w:themeTint="99"/>
+          <w:sz w:val="36"/>
+          <w:szCs w:val="36"/>
+        </w:rPr>
+        <w:t>isUser</w:t>
+      </w:r>
+      <w:proofErr w:type="spellEnd"/>
+      <w:r>
+        <w:rPr>
+          <w:b/>
+          <w:bCs/>
+          <w:color w:val="D86DCB" w:themeColor="accent5" w:themeTint="99"/>
+          <w:sz w:val="36"/>
+          <w:szCs w:val="36"/>
+        </w:rPr>
+        <w:t xml:space="preserve"> ?</w:t>
+      </w:r>
+      <w:proofErr w:type="gramEnd"/>
+      <w:r>
+        <w:rPr>
+          <w:b/>
+          <w:bCs/>
+          <w:color w:val="D86DCB" w:themeColor="accent5" w:themeTint="99"/>
+          <w:sz w:val="36"/>
+          <w:szCs w:val="36"/>
+        </w:rPr>
+        <w:t xml:space="preserve"> </w:t>
+      </w:r>
+      <w:proofErr w:type="spellStart"/>
+      <w:proofErr w:type="gramStart"/>
+      <w:r>
+        <w:rPr>
+          <w:b/>
+          <w:bCs/>
+          <w:color w:val="D86DCB" w:themeColor="accent5" w:themeTint="99"/>
+          <w:sz w:val="36"/>
+          <w:szCs w:val="36"/>
+        </w:rPr>
+        <w:t>Alignment.centerRight</w:t>
+      </w:r>
+      <w:proofErr w:type="spellEnd"/>
+      <w:r>
+        <w:rPr>
+          <w:b/>
+          <w:bCs/>
+          <w:color w:val="D86DCB" w:themeColor="accent5" w:themeTint="99"/>
+          <w:sz w:val="36"/>
+          <w:szCs w:val="36"/>
+        </w:rPr>
+        <w:t xml:space="preserve"> :</w:t>
+      </w:r>
+      <w:proofErr w:type="gramEnd"/>
+      <w:r>
+        <w:rPr>
+          <w:b/>
+          <w:bCs/>
+          <w:color w:val="D86DCB" w:themeColor="accent5" w:themeTint="99"/>
+          <w:sz w:val="36"/>
+          <w:szCs w:val="36"/>
+        </w:rPr>
+        <w:t xml:space="preserve"> </w:t>
+      </w:r>
+      <w:proofErr w:type="spellStart"/>
+      <w:r>
+        <w:rPr>
+          <w:b/>
+          <w:bCs/>
+          <w:color w:val="D86DCB" w:themeColor="accent5" w:themeTint="99"/>
+          <w:sz w:val="36"/>
+          <w:szCs w:val="36"/>
+        </w:rPr>
+        <w:t>Alignment.centerLeft</w:t>
+      </w:r>
+      <w:proofErr w:type="spellEnd"/>
+      <w:r>
+        <w:rPr>
+          <w:b/>
+          <w:bCs/>
+          <w:color w:val="D86DCB" w:themeColor="accent5" w:themeTint="99"/>
+          <w:sz w:val="36"/>
+          <w:szCs w:val="36"/>
+        </w:rPr>
+        <w:t>,</w:t>
+      </w:r>
+    </w:p>
+    <w:p>
+      <w:pPr>
+        <w:jc w:val="both"/>
+        <w:rPr>
+          <w:b/>
+          <w:bCs/>
+          <w:color w:val="D86DCB" w:themeColor="accent5" w:themeTint="99"/>
+          <w:sz w:val="36"/>
+          <w:szCs w:val="36"/>
+        </w:rPr>
+      </w:pPr>
+      <w:r>
+        <w:rPr>
+          <w:b/>
+          <w:bCs/>
+          <w:color w:val="D86DCB" w:themeColor="accent5" w:themeTint="99"/>
+          <w:sz w:val="36"/>
+          <w:szCs w:val="36"/>
+        </w:rPr>
+        <w:t xml:space="preserve">      child: </w:t>
+      </w:r>
+      <w:proofErr w:type="gramStart"/>
+      <w:r>
+        <w:rPr>
+          <w:b/>
+          <w:bCs/>
+          <w:color w:val="D86DCB" w:themeColor="accent5" w:themeTint="99"/>
+          <w:sz w:val="36"/>
+          <w:szCs w:val="36"/>
+        </w:rPr>
+        <w:t>Container(</w:t>
+      </w:r>
+      <w:proofErr w:type="gramEnd"/>
+    </w:p>
+    <w:p>
+      <w:pPr>
+        <w:jc w:val="both"/>
+        <w:rPr>
+          <w:b/>
+          <w:bCs/>
+          <w:color w:val="D86DCB" w:themeColor="accent5" w:themeTint="99"/>
+          <w:sz w:val="36"/>
+          <w:szCs w:val="36"/>
+        </w:rPr>
+      </w:pPr>
+      <w:r>
+        <w:rPr>
+          <w:b/>
+          <w:bCs/>
+          <w:color w:val="D86DCB" w:themeColor="accent5" w:themeTint="99"/>
+          <w:sz w:val="36"/>
+          <w:szCs w:val="36"/>
+        </w:rPr>
+        <w:t xml:space="preserve">        margin: </w:t>
+      </w:r>
+      <w:proofErr w:type="spellStart"/>
+      <w:r>
+        <w:rPr>
+          <w:b/>
+          <w:bCs/>
+          <w:color w:val="D86DCB" w:themeColor="accent5" w:themeTint="99"/>
+          <w:sz w:val="36"/>
+          <w:szCs w:val="36"/>
+        </w:rPr>
+        <w:t>EdgeInsets.only</w:t>
+      </w:r>
+      <w:proofErr w:type="spellEnd"/>
+      <w:r>
+        <w:rPr>
+          <w:b/>
+          <w:bCs/>
+          <w:color w:val="D86DCB" w:themeColor="accent5" w:themeTint="99"/>
+          <w:sz w:val="36"/>
+          <w:szCs w:val="36"/>
+        </w:rPr>
+        <w:t>(</w:t>
+      </w:r>
+    </w:p>
+    <w:p>
+      <w:pPr>
+        <w:jc w:val="both"/>
+        <w:rPr>
+          <w:b/>
+          <w:bCs/>
+          <w:color w:val="D86DCB" w:themeColor="accent5" w:themeTint="99"/>
+          <w:sz w:val="36"/>
+          <w:szCs w:val="36"/>
+        </w:rPr>
+      </w:pPr>
+      <w:r>
+        <w:rPr>
+          <w:b/>
+          <w:bCs/>
+          <w:color w:val="D86DCB" w:themeColor="accent5" w:themeTint="99"/>
+          <w:sz w:val="36"/>
+          <w:szCs w:val="36"/>
+        </w:rPr>
+        <w:t xml:space="preserve">          left: </w:t>
+      </w:r>
+      <w:proofErr w:type="spellStart"/>
+      <w:proofErr w:type="gramStart"/>
+      <w:r>
+        <w:rPr>
+          <w:b/>
+          <w:bCs/>
+          <w:color w:val="D86DCB" w:themeColor="accent5" w:themeTint="99"/>
+          <w:sz w:val="36"/>
+          <w:szCs w:val="36"/>
+        </w:rPr>
+        <w:t>isUser</w:t>
+      </w:r>
+      <w:proofErr w:type="spellEnd"/>
+      <w:r>
+        <w:rPr>
+          <w:b/>
+          <w:bCs/>
+          <w:color w:val="D86DCB" w:themeColor="accent5" w:themeTint="99"/>
+          <w:sz w:val="36"/>
+          <w:szCs w:val="36"/>
+        </w:rPr>
+        <w:t xml:space="preserve"> ?</w:t>
+      </w:r>
+      <w:proofErr w:type="gramEnd"/>
+      <w:r>
+        <w:rPr>
+          <w:b/>
+          <w:bCs/>
+          <w:color w:val="D86DCB" w:themeColor="accent5" w:themeTint="99"/>
+          <w:sz w:val="36"/>
+          <w:szCs w:val="36"/>
+        </w:rPr>
+        <w:t xml:space="preserve"> </w:t>
+      </w:r>
+      <w:proofErr w:type="gramStart"/>
+      <w:r>
+        <w:rPr>
+          <w:b/>
+          <w:bCs/>
+          <w:color w:val="D86DCB" w:themeColor="accent5" w:themeTint="99"/>
+          <w:sz w:val="36"/>
+          <w:szCs w:val="36"/>
+        </w:rPr>
+        <w:t>64 :</w:t>
+      </w:r>
+      <w:proofErr w:type="gramEnd"/>
+      <w:r>
+        <w:rPr>
+          <w:b/>
+          <w:bCs/>
+          <w:color w:val="D86DCB" w:themeColor="accent5" w:themeTint="99"/>
+          <w:sz w:val="36"/>
+          <w:szCs w:val="36"/>
+        </w:rPr>
+        <w:t xml:space="preserve"> 16,</w:t>
+      </w:r>
+    </w:p>
+    <w:p>
+      <w:pPr>
+        <w:jc w:val="both"/>
+        <w:rPr>
+          <w:b/>
+          <w:bCs/>
+          <w:color w:val="D86DCB" w:themeColor="accent5" w:themeTint="99"/>
+          <w:sz w:val="36"/>
+          <w:szCs w:val="36"/>
+        </w:rPr>
+      </w:pPr>
+      <w:r>
+        <w:rPr>
+          <w:b/>
+          <w:bCs/>
+          <w:color w:val="D86DCB" w:themeColor="accent5" w:themeTint="99"/>
+          <w:sz w:val="36"/>
+          <w:szCs w:val="36"/>
+        </w:rPr>
+        <w:t xml:space="preserve">          right: </w:t>
+      </w:r>
+      <w:proofErr w:type="spellStart"/>
+      <w:proofErr w:type="gramStart"/>
+      <w:r>
+        <w:rPr>
+          <w:b/>
+          <w:bCs/>
+          <w:color w:val="D86DCB" w:themeColor="accent5" w:themeTint="99"/>
+          <w:sz w:val="36"/>
+          <w:szCs w:val="36"/>
+        </w:rPr>
+        <w:t>isUser</w:t>
+      </w:r>
+      <w:proofErr w:type="spellEnd"/>
+      <w:r>
+        <w:rPr>
+          <w:b/>
+          <w:bCs/>
+          <w:color w:val="D86DCB" w:themeColor="accent5" w:themeTint="99"/>
+          <w:sz w:val="36"/>
+          <w:szCs w:val="36"/>
+        </w:rPr>
+        <w:t xml:space="preserve"> ?</w:t>
+      </w:r>
+      <w:proofErr w:type="gramEnd"/>
+      <w:r>
+        <w:rPr>
+          <w:b/>
+          <w:bCs/>
+          <w:color w:val="D86DCB" w:themeColor="accent5" w:themeTint="99"/>
+          <w:sz w:val="36"/>
+          <w:szCs w:val="36"/>
+        </w:rPr>
+        <w:t xml:space="preserve"> </w:t>
+      </w:r>
+      <w:proofErr w:type="gramStart"/>
+      <w:r>
+        <w:rPr>
+          <w:b/>
+          <w:bCs/>
+          <w:color w:val="D86DCB" w:themeColor="accent5" w:themeTint="99"/>
+          <w:sz w:val="36"/>
+          <w:szCs w:val="36"/>
+        </w:rPr>
+        <w:t>16 :</w:t>
+      </w:r>
+      <w:proofErr w:type="gramEnd"/>
+      <w:r>
+        <w:rPr>
+          <w:b/>
+          <w:bCs/>
+          <w:color w:val="D86DCB" w:themeColor="accent5" w:themeTint="99"/>
+          <w:sz w:val="36"/>
+          <w:szCs w:val="36"/>
+        </w:rPr>
+        <w:t xml:space="preserve"> 64,</w:t>
+      </w:r>
+    </w:p>
+    <w:p>
+      <w:pPr>
+        <w:jc w:val="both"/>
+        <w:rPr>
+          <w:b/>
+          <w:bCs/>
+          <w:color w:val="D86DCB" w:themeColor="accent5" w:themeTint="99"/>
+          <w:sz w:val="36"/>
+          <w:szCs w:val="36"/>
+        </w:rPr>
+      </w:pPr>
+      <w:r>
+        <w:rPr>
+          <w:b/>
+          <w:bCs/>
+          <w:color w:val="D86DCB" w:themeColor="accent5" w:themeTint="99"/>
+          <w:sz w:val="36"/>
+          <w:szCs w:val="36"/>
+        </w:rPr>
+        <w:t xml:space="preserve">          bottom: 8</w:t>
+      </w:r>
+    </w:p>
+    <w:p>
+      <w:pPr>
+        <w:jc w:val="both"/>
+        <w:rPr>
+          <w:b/>
+          <w:bCs/>
+          <w:color w:val="D86DCB" w:themeColor="accent5" w:themeTint="99"/>
+          <w:sz w:val="36"/>
+          <w:szCs w:val="36"/>
+        </w:rPr>
+      </w:pPr>
+      <w:r>
+        <w:rPr>
+          <w:b/>
+          <w:bCs/>
+          <w:color w:val="D86DCB" w:themeColor="accent5" w:themeTint="99"/>
+          <w:sz w:val="36"/>
+          <w:szCs w:val="36"/>
+        </w:rPr>
+        <w:t xml:space="preserve">        ),</w:t>
+      </w:r>
+    </w:p>
+    <w:p>
+      <w:pPr>
+        <w:jc w:val="both"/>
+        <w:rPr>
+          <w:b/>
+          <w:bCs/>
+          <w:color w:val="D86DCB" w:themeColor="accent5" w:themeTint="99"/>
+          <w:sz w:val="36"/>
+          <w:szCs w:val="36"/>
+        </w:rPr>
+      </w:pPr>
+      <w:r>
+        <w:rPr>
+          <w:b/>
+          <w:bCs/>
+          <w:color w:val="D86DCB" w:themeColor="accent5" w:themeTint="99"/>
+          <w:sz w:val="36"/>
+          <w:szCs w:val="36"/>
+        </w:rPr>
+        <w:t xml:space="preserve">        padding: const </w:t>
+      </w:r>
+      <w:proofErr w:type="spellStart"/>
+      <w:r>
+        <w:rPr>
+          <w:b/>
+          <w:bCs/>
+          <w:color w:val="D86DCB" w:themeColor="accent5" w:themeTint="99"/>
+          <w:sz w:val="36"/>
+          <w:szCs w:val="36"/>
+        </w:rPr>
+        <w:t>EdgeInsets.symmetric</w:t>
+      </w:r>
+      <w:proofErr w:type="spellEnd"/>
+      <w:r>
+        <w:rPr>
+          <w:b/>
+          <w:bCs/>
+          <w:color w:val="D86DCB" w:themeColor="accent5" w:themeTint="99"/>
+          <w:sz w:val="36"/>
+          <w:szCs w:val="36"/>
+        </w:rPr>
+        <w:t>(horizontal: 16, vertical: 12),</w:t>
+      </w:r>
+    </w:p>
+    <w:p>
+      <w:pPr>
+        <w:jc w:val="both"/>
+        <w:rPr>
+          <w:b/>
+          <w:bCs/>
+          <w:color w:val="D86DCB" w:themeColor="accent5" w:themeTint="99"/>
+          <w:sz w:val="36"/>
+          <w:szCs w:val="36"/>
+        </w:rPr>
+      </w:pPr>
+      <w:r>
+        <w:rPr>
+          <w:b/>
+          <w:bCs/>
+          <w:color w:val="D86DCB" w:themeColor="accent5" w:themeTint="99"/>
+          <w:sz w:val="36"/>
+          <w:szCs w:val="36"/>
+        </w:rPr>
+        <w:t xml:space="preserve">        decoration:  </w:t>
+      </w:r>
+      <w:proofErr w:type="spellStart"/>
+      <w:proofErr w:type="gramStart"/>
+      <w:r>
+        <w:rPr>
+          <w:b/>
+          <w:bCs/>
+          <w:color w:val="D86DCB" w:themeColor="accent5" w:themeTint="99"/>
+          <w:sz w:val="36"/>
+          <w:szCs w:val="36"/>
+        </w:rPr>
+        <w:t>BoxDecoration</w:t>
+      </w:r>
+      <w:proofErr w:type="spellEnd"/>
+      <w:r>
+        <w:rPr>
+          <w:b/>
+          <w:bCs/>
+          <w:color w:val="D86DCB" w:themeColor="accent5" w:themeTint="99"/>
+          <w:sz w:val="36"/>
+          <w:szCs w:val="36"/>
+        </w:rPr>
+        <w:t>(</w:t>
+      </w:r>
+      <w:proofErr w:type="gramEnd"/>
+    </w:p>
+    <w:p>
+      <w:pPr>
+        <w:jc w:val="both"/>
+        <w:rPr>
+          <w:b/>
+          <w:bCs/>
+          <w:color w:val="D86DCB" w:themeColor="accent5" w:themeTint="99"/>
+          <w:sz w:val="36"/>
+          <w:szCs w:val="36"/>
+        </w:rPr>
+      </w:pPr>
+      <w:r>
+        <w:rPr>
+          <w:b/>
+          <w:bCs/>
+          <w:color w:val="D86DCB" w:themeColor="accent5" w:themeTint="99"/>
+          <w:sz w:val="36"/>
+          <w:szCs w:val="36"/>
+        </w:rPr>
+        <w:lastRenderedPageBreak/>
+        <w:t xml:space="preserve">          color: </w:t>
+      </w:r>
+      <w:proofErr w:type="spellStart"/>
+      <w:proofErr w:type="gramStart"/>
+      <w:r>
+        <w:rPr>
+          <w:b/>
+          <w:bCs/>
+          <w:color w:val="D86DCB" w:themeColor="accent5" w:themeTint="99"/>
+          <w:sz w:val="36"/>
+          <w:szCs w:val="36"/>
+        </w:rPr>
+        <w:t>isUser</w:t>
+      </w:r>
+      <w:proofErr w:type="spellEnd"/>
+      <w:r>
+        <w:rPr>
+          <w:b/>
+          <w:bCs/>
+          <w:color w:val="D86DCB" w:themeColor="accent5" w:themeTint="99"/>
+          <w:sz w:val="36"/>
+          <w:szCs w:val="36"/>
+        </w:rPr>
+        <w:t xml:space="preserve"> ?</w:t>
+      </w:r>
+      <w:proofErr w:type="gramEnd"/>
+      <w:r>
+        <w:rPr>
+          <w:b/>
+          <w:bCs/>
+          <w:color w:val="D86DCB" w:themeColor="accent5" w:themeTint="99"/>
+          <w:sz w:val="36"/>
+          <w:szCs w:val="36"/>
+        </w:rPr>
+        <w:t xml:space="preserve"> </w:t>
+      </w:r>
+      <w:proofErr w:type="spellStart"/>
+      <w:proofErr w:type="gramStart"/>
+      <w:r>
+        <w:rPr>
+          <w:b/>
+          <w:bCs/>
+          <w:color w:val="D86DCB" w:themeColor="accent5" w:themeTint="99"/>
+          <w:sz w:val="36"/>
+          <w:szCs w:val="36"/>
+        </w:rPr>
+        <w:t>AppColors.userBubble</w:t>
+      </w:r>
+      <w:proofErr w:type="spellEnd"/>
+      <w:r>
+        <w:rPr>
+          <w:b/>
+          <w:bCs/>
+          <w:color w:val="D86DCB" w:themeColor="accent5" w:themeTint="99"/>
+          <w:sz w:val="36"/>
+          <w:szCs w:val="36"/>
+        </w:rPr>
+        <w:t xml:space="preserve"> :</w:t>
+      </w:r>
+      <w:proofErr w:type="gramEnd"/>
+      <w:r>
+        <w:rPr>
+          <w:b/>
+          <w:bCs/>
+          <w:color w:val="D86DCB" w:themeColor="accent5" w:themeTint="99"/>
+          <w:sz w:val="36"/>
+          <w:szCs w:val="36"/>
+        </w:rPr>
+        <w:t xml:space="preserve"> </w:t>
+      </w:r>
+      <w:proofErr w:type="spellStart"/>
+      <w:r>
+        <w:rPr>
+          <w:b/>
+          <w:bCs/>
+          <w:color w:val="D86DCB" w:themeColor="accent5" w:themeTint="99"/>
+          <w:sz w:val="36"/>
+          <w:szCs w:val="36"/>
+        </w:rPr>
+        <w:t>AppColors.botBubble</w:t>
+      </w:r>
+      <w:proofErr w:type="spellEnd"/>
+      <w:r>
+        <w:rPr>
+          <w:b/>
+          <w:bCs/>
+          <w:color w:val="D86DCB" w:themeColor="accent5" w:themeTint="99"/>
+          <w:sz w:val="36"/>
+          <w:szCs w:val="36"/>
+        </w:rPr>
+        <w:t>,</w:t>
+      </w:r>
+    </w:p>
+    <w:p>
+      <w:pPr>
+        <w:jc w:val="both"/>
+        <w:rPr>
+          <w:b/>
+          <w:bCs/>
+          <w:color w:val="D86DCB" w:themeColor="accent5" w:themeTint="99"/>
+          <w:sz w:val="36"/>
+          <w:szCs w:val="36"/>
+        </w:rPr>
+      </w:pPr>
+      <w:r>
+        <w:rPr>
+          <w:b/>
+          <w:bCs/>
+          <w:color w:val="D86DCB" w:themeColor="accent5" w:themeTint="99"/>
+          <w:sz w:val="36"/>
+          <w:szCs w:val="36"/>
+        </w:rPr>
+        <w:t xml:space="preserve">          </w:t>
+      </w:r>
+      <w:proofErr w:type="spellStart"/>
+      <w:r>
+        <w:rPr>
+          <w:b/>
+          <w:bCs/>
+          <w:color w:val="D86DCB" w:themeColor="accent5" w:themeTint="99"/>
+          <w:sz w:val="36"/>
+          <w:szCs w:val="36"/>
+        </w:rPr>
+        <w:t>borderRadius</w:t>
+      </w:r>
+      <w:proofErr w:type="spellEnd"/>
+      <w:r>
+        <w:rPr>
+          <w:b/>
+          <w:bCs/>
+          <w:color w:val="D86DCB" w:themeColor="accent5" w:themeTint="99"/>
+          <w:sz w:val="36"/>
+          <w:szCs w:val="36"/>
+        </w:rPr>
+        <w:t xml:space="preserve">: </w:t>
+      </w:r>
+      <w:proofErr w:type="spellStart"/>
+      <w:r>
+        <w:rPr>
+          <w:b/>
+          <w:bCs/>
+          <w:color w:val="D86DCB" w:themeColor="accent5" w:themeTint="99"/>
+          <w:sz w:val="36"/>
+          <w:szCs w:val="36"/>
+        </w:rPr>
+        <w:t>BorderRadius.only</w:t>
+      </w:r>
+      <w:proofErr w:type="spellEnd"/>
+      <w:r>
+        <w:rPr>
+          <w:b/>
+          <w:bCs/>
+          <w:color w:val="D86DCB" w:themeColor="accent5" w:themeTint="99"/>
+          <w:sz w:val="36"/>
+          <w:szCs w:val="36"/>
+        </w:rPr>
+        <w:t>(</w:t>
+      </w:r>
+    </w:p>
+    <w:p>
+      <w:pPr>
+        <w:jc w:val="both"/>
+        <w:rPr>
+          <w:b/>
+          <w:bCs/>
+          <w:color w:val="D86DCB" w:themeColor="accent5" w:themeTint="99"/>
+          <w:sz w:val="36"/>
+          <w:szCs w:val="36"/>
+        </w:rPr>
+      </w:pPr>
+      <w:r>
+        <w:rPr>
+          <w:b/>
+          <w:bCs/>
+          <w:color w:val="D86DCB" w:themeColor="accent5" w:themeTint="99"/>
+          <w:sz w:val="36"/>
+          <w:szCs w:val="36"/>
+        </w:rPr>
+        <w:t xml:space="preserve">            </w:t>
+      </w:r>
+      <w:proofErr w:type="spellStart"/>
+      <w:r>
+        <w:rPr>
+          <w:b/>
+          <w:bCs/>
+          <w:color w:val="D86DCB" w:themeColor="accent5" w:themeTint="99"/>
+          <w:sz w:val="36"/>
+          <w:szCs w:val="36"/>
+        </w:rPr>
+        <w:t>topLeft</w:t>
+      </w:r>
+      <w:proofErr w:type="spellEnd"/>
+      <w:r>
+        <w:rPr>
+          <w:b/>
+          <w:bCs/>
+          <w:color w:val="D86DCB" w:themeColor="accent5" w:themeTint="99"/>
+          <w:sz w:val="36"/>
+          <w:szCs w:val="36"/>
+        </w:rPr>
+        <w:t xml:space="preserve">: const </w:t>
+      </w:r>
+      <w:proofErr w:type="spellStart"/>
+      <w:r>
+        <w:rPr>
+          <w:b/>
+          <w:bCs/>
+          <w:color w:val="D86DCB" w:themeColor="accent5" w:themeTint="99"/>
+          <w:sz w:val="36"/>
+          <w:szCs w:val="36"/>
+        </w:rPr>
+        <w:t>Radius.circular</w:t>
+      </w:r>
+      <w:proofErr w:type="spellEnd"/>
+      <w:r>
+        <w:rPr>
+          <w:b/>
+          <w:bCs/>
+          <w:color w:val="D86DCB" w:themeColor="accent5" w:themeTint="99"/>
+          <w:sz w:val="36"/>
+          <w:szCs w:val="36"/>
+        </w:rPr>
+        <w:t>(20),</w:t>
+      </w:r>
+    </w:p>
+    <w:p>
+      <w:pPr>
+        <w:jc w:val="both"/>
+        <w:rPr>
+          <w:b/>
+          <w:bCs/>
+          <w:color w:val="D86DCB" w:themeColor="accent5" w:themeTint="99"/>
+          <w:sz w:val="36"/>
+          <w:szCs w:val="36"/>
+        </w:rPr>
+      </w:pPr>
+      <w:r>
+        <w:rPr>
+          <w:b/>
+          <w:bCs/>
+          <w:color w:val="D86DCB" w:themeColor="accent5" w:themeTint="99"/>
+          <w:sz w:val="36"/>
+          <w:szCs w:val="36"/>
+        </w:rPr>
+        <w:t xml:space="preserve">            </w:t>
+      </w:r>
+      <w:proofErr w:type="spellStart"/>
+      <w:r>
+        <w:rPr>
+          <w:b/>
+          <w:bCs/>
+          <w:color w:val="D86DCB" w:themeColor="accent5" w:themeTint="99"/>
+          <w:sz w:val="36"/>
+          <w:szCs w:val="36"/>
+        </w:rPr>
+        <w:t>topRight</w:t>
+      </w:r>
+      <w:proofErr w:type="spellEnd"/>
+      <w:r>
+        <w:rPr>
+          <w:b/>
+          <w:bCs/>
+          <w:color w:val="D86DCB" w:themeColor="accent5" w:themeTint="99"/>
+          <w:sz w:val="36"/>
+          <w:szCs w:val="36"/>
+        </w:rPr>
+        <w:t xml:space="preserve">: const </w:t>
+      </w:r>
+      <w:proofErr w:type="spellStart"/>
+      <w:r>
+        <w:rPr>
+          <w:b/>
+          <w:bCs/>
+          <w:color w:val="D86DCB" w:themeColor="accent5" w:themeTint="99"/>
+          <w:sz w:val="36"/>
+          <w:szCs w:val="36"/>
+        </w:rPr>
+        <w:t>Radius.circular</w:t>
+      </w:r>
+      <w:proofErr w:type="spellEnd"/>
+      <w:r>
+        <w:rPr>
+          <w:b/>
+          <w:bCs/>
+          <w:color w:val="D86DCB" w:themeColor="accent5" w:themeTint="99"/>
+          <w:sz w:val="36"/>
+          <w:szCs w:val="36"/>
+        </w:rPr>
+        <w:t>(20),</w:t>
+      </w:r>
+    </w:p>
+    <w:p>
+      <w:pPr>
+        <w:jc w:val="both"/>
+        <w:rPr>
+          <w:b/>
+          <w:bCs/>
+          <w:color w:val="D86DCB" w:themeColor="accent5" w:themeTint="99"/>
+          <w:sz w:val="36"/>
+          <w:szCs w:val="36"/>
+        </w:rPr>
+      </w:pPr>
+      <w:r>
+        <w:rPr>
+          <w:b/>
+          <w:bCs/>
+          <w:color w:val="D86DCB" w:themeColor="accent5" w:themeTint="99"/>
+          <w:sz w:val="36"/>
+          <w:szCs w:val="36"/>
+        </w:rPr>
+        <w:t xml:space="preserve">            </w:t>
+      </w:r>
+      <w:proofErr w:type="spellStart"/>
+      <w:r>
+        <w:rPr>
+          <w:b/>
+          <w:bCs/>
+          <w:color w:val="D86DCB" w:themeColor="accent5" w:themeTint="99"/>
+          <w:sz w:val="36"/>
+          <w:szCs w:val="36"/>
+        </w:rPr>
+        <w:t>bottomLeft</w:t>
+      </w:r>
+      <w:proofErr w:type="spellEnd"/>
+      <w:r>
+        <w:rPr>
+          <w:b/>
+          <w:bCs/>
+          <w:color w:val="D86DCB" w:themeColor="accent5" w:themeTint="99"/>
+          <w:sz w:val="36"/>
+          <w:szCs w:val="36"/>
+        </w:rPr>
+        <w:t xml:space="preserve">: </w:t>
+      </w:r>
+      <w:proofErr w:type="spellStart"/>
+      <w:r>
+        <w:rPr>
+          <w:b/>
+          <w:bCs/>
+          <w:color w:val="D86DCB" w:themeColor="accent5" w:themeTint="99"/>
+          <w:sz w:val="36"/>
+          <w:szCs w:val="36"/>
+        </w:rPr>
+        <w:t>Radius.circular</w:t>
+      </w:r>
+      <w:proofErr w:type="spellEnd"/>
+      <w:r>
+        <w:rPr>
+          <w:b/>
+          <w:bCs/>
+          <w:color w:val="D86DCB" w:themeColor="accent5" w:themeTint="99"/>
+          <w:sz w:val="36"/>
+          <w:szCs w:val="36"/>
+        </w:rPr>
+        <w:t>(</w:t>
+      </w:r>
+      <w:proofErr w:type="spellStart"/>
+      <w:proofErr w:type="gramStart"/>
+      <w:r>
+        <w:rPr>
+          <w:b/>
+          <w:bCs/>
+          <w:color w:val="D86DCB" w:themeColor="accent5" w:themeTint="99"/>
+          <w:sz w:val="36"/>
+          <w:szCs w:val="36"/>
+        </w:rPr>
+        <w:t>isUser</w:t>
+      </w:r>
+      <w:proofErr w:type="spellEnd"/>
+      <w:r>
+        <w:rPr>
+          <w:b/>
+          <w:bCs/>
+          <w:color w:val="D86DCB" w:themeColor="accent5" w:themeTint="99"/>
+          <w:sz w:val="36"/>
+          <w:szCs w:val="36"/>
+        </w:rPr>
+        <w:t xml:space="preserve"> ?</w:t>
+      </w:r>
+      <w:proofErr w:type="gramEnd"/>
+      <w:r>
+        <w:rPr>
+          <w:b/>
+          <w:bCs/>
+          <w:color w:val="D86DCB" w:themeColor="accent5" w:themeTint="99"/>
+          <w:sz w:val="36"/>
+          <w:szCs w:val="36"/>
+        </w:rPr>
+        <w:t xml:space="preserve"> </w:t>
+      </w:r>
+      <w:proofErr w:type="gramStart"/>
+      <w:r>
+        <w:rPr>
+          <w:b/>
+          <w:bCs/>
+          <w:color w:val="D86DCB" w:themeColor="accent5" w:themeTint="99"/>
+          <w:sz w:val="36"/>
+          <w:szCs w:val="36"/>
+        </w:rPr>
+        <w:t>20 :</w:t>
+      </w:r>
+      <w:proofErr w:type="gramEnd"/>
+      <w:r>
+        <w:rPr>
+          <w:b/>
+          <w:bCs/>
+          <w:color w:val="D86DCB" w:themeColor="accent5" w:themeTint="99"/>
+          <w:sz w:val="36"/>
+          <w:szCs w:val="36"/>
+        </w:rPr>
+        <w:t xml:space="preserve"> 4),</w:t>
+      </w:r>
+    </w:p>
+    <w:p>
+      <w:pPr>
+        <w:jc w:val="both"/>
+        <w:rPr>
+          <w:b/>
+          <w:bCs/>
+          <w:color w:val="D86DCB" w:themeColor="accent5" w:themeTint="99"/>
+          <w:sz w:val="36"/>
+          <w:szCs w:val="36"/>
+        </w:rPr>
+      </w:pPr>
+      <w:r>
+        <w:rPr>
+          <w:b/>
+          <w:bCs/>
+          <w:color w:val="D86DCB" w:themeColor="accent5" w:themeTint="99"/>
+          <w:sz w:val="36"/>
+          <w:szCs w:val="36"/>
+        </w:rPr>
+        <w:t xml:space="preserve">            </w:t>
+      </w:r>
+      <w:proofErr w:type="spellStart"/>
+      <w:r>
+        <w:rPr>
+          <w:b/>
+          <w:bCs/>
+          <w:color w:val="D86DCB" w:themeColor="accent5" w:themeTint="99"/>
+          <w:sz w:val="36"/>
+          <w:szCs w:val="36"/>
+        </w:rPr>
+        <w:t>bottomRight</w:t>
+      </w:r>
+      <w:proofErr w:type="spellEnd"/>
+      <w:r>
+        <w:rPr>
+          <w:b/>
+          <w:bCs/>
+          <w:color w:val="D86DCB" w:themeColor="accent5" w:themeTint="99"/>
+          <w:sz w:val="36"/>
+          <w:szCs w:val="36"/>
+        </w:rPr>
+        <w:t xml:space="preserve">: </w:t>
+      </w:r>
+      <w:proofErr w:type="spellStart"/>
+      <w:r>
+        <w:rPr>
+          <w:b/>
+          <w:bCs/>
+          <w:color w:val="D86DCB" w:themeColor="accent5" w:themeTint="99"/>
+          <w:sz w:val="36"/>
+          <w:szCs w:val="36"/>
+        </w:rPr>
+        <w:t>Radius.circular</w:t>
+      </w:r>
+      <w:proofErr w:type="spellEnd"/>
+      <w:r>
+        <w:rPr>
+          <w:b/>
+          <w:bCs/>
+          <w:color w:val="D86DCB" w:themeColor="accent5" w:themeTint="99"/>
+          <w:sz w:val="36"/>
+          <w:szCs w:val="36"/>
+        </w:rPr>
+        <w:t>(</w:t>
+      </w:r>
+      <w:proofErr w:type="spellStart"/>
+      <w:proofErr w:type="gramStart"/>
+      <w:r>
+        <w:rPr>
+          <w:b/>
+          <w:bCs/>
+          <w:color w:val="D86DCB" w:themeColor="accent5" w:themeTint="99"/>
+          <w:sz w:val="36"/>
+          <w:szCs w:val="36"/>
+        </w:rPr>
+        <w:t>isUser</w:t>
+      </w:r>
+      <w:proofErr w:type="spellEnd"/>
+      <w:r>
+        <w:rPr>
+          <w:b/>
+          <w:bCs/>
+          <w:color w:val="D86DCB" w:themeColor="accent5" w:themeTint="99"/>
+          <w:sz w:val="36"/>
+          <w:szCs w:val="36"/>
+        </w:rPr>
+        <w:t xml:space="preserve"> ?</w:t>
+      </w:r>
+      <w:proofErr w:type="gramEnd"/>
+      <w:r>
+        <w:rPr>
+          <w:b/>
+          <w:bCs/>
+          <w:color w:val="D86DCB" w:themeColor="accent5" w:themeTint="99"/>
+          <w:sz w:val="36"/>
+          <w:szCs w:val="36"/>
+        </w:rPr>
+        <w:t xml:space="preserve"> </w:t>
+      </w:r>
+      <w:proofErr w:type="gramStart"/>
+      <w:r>
+        <w:rPr>
+          <w:b/>
+          <w:bCs/>
+          <w:color w:val="D86DCB" w:themeColor="accent5" w:themeTint="99"/>
+          <w:sz w:val="36"/>
+          <w:szCs w:val="36"/>
+        </w:rPr>
+        <w:t>4 :</w:t>
+      </w:r>
+      <w:proofErr w:type="gramEnd"/>
+      <w:r>
+        <w:rPr>
+          <w:b/>
+          <w:bCs/>
+          <w:color w:val="D86DCB" w:themeColor="accent5" w:themeTint="99"/>
+          <w:sz w:val="36"/>
+          <w:szCs w:val="36"/>
+        </w:rPr>
+        <w:t xml:space="preserve"> 20),</w:t>
+      </w:r>
+    </w:p>
+    <w:p>
+      <w:pPr>
+        <w:jc w:val="both"/>
+        <w:rPr>
+          <w:b/>
+          <w:bCs/>
+          <w:color w:val="D86DCB" w:themeColor="accent5" w:themeTint="99"/>
+          <w:sz w:val="36"/>
+          <w:szCs w:val="36"/>
+        </w:rPr>
+      </w:pPr>
+      <w:r>
+        <w:rPr>
+          <w:b/>
+          <w:bCs/>
+          <w:color w:val="D86DCB" w:themeColor="accent5" w:themeTint="99"/>
+          <w:sz w:val="36"/>
+          <w:szCs w:val="36"/>
+        </w:rPr>
+        <w:t xml:space="preserve">          ),</w:t>
+      </w:r>
+    </w:p>
+    <w:p>
+      <w:pPr>
+        <w:jc w:val="both"/>
+        <w:rPr>
+          <w:b/>
+          <w:bCs/>
+          <w:color w:val="D86DCB" w:themeColor="accent5" w:themeTint="99"/>
+          <w:sz w:val="36"/>
+          <w:szCs w:val="36"/>
+        </w:rPr>
+      </w:pPr>
+      <w:r>
+        <w:rPr>
+          <w:b/>
+          <w:bCs/>
+          <w:color w:val="D86DCB" w:themeColor="accent5" w:themeTint="99"/>
+          <w:sz w:val="36"/>
+          <w:szCs w:val="36"/>
+        </w:rPr>
+        <w:t xml:space="preserve">          </w:t>
+      </w:r>
+      <w:proofErr w:type="spellStart"/>
+      <w:r>
+        <w:rPr>
+          <w:b/>
+          <w:bCs/>
+          <w:color w:val="D86DCB" w:themeColor="accent5" w:themeTint="99"/>
+          <w:sz w:val="36"/>
+          <w:szCs w:val="36"/>
+        </w:rPr>
+        <w:t>boxShadow</w:t>
+      </w:r>
+      <w:proofErr w:type="spellEnd"/>
+      <w:r>
+        <w:rPr>
+          <w:b/>
+          <w:bCs/>
+          <w:color w:val="D86DCB" w:themeColor="accent5" w:themeTint="99"/>
+          <w:sz w:val="36"/>
+          <w:szCs w:val="36"/>
+        </w:rPr>
+        <w:t>: [</w:t>
+      </w:r>
+    </w:p>
+    <w:p>
+      <w:pPr>
+        <w:jc w:val="both"/>
+        <w:rPr>
+          <w:b/>
+          <w:bCs/>
+          <w:color w:val="D86DCB" w:themeColor="accent5" w:themeTint="99"/>
+          <w:sz w:val="36"/>
+          <w:szCs w:val="36"/>
+        </w:rPr>
+      </w:pPr>
+      <w:r>
+        <w:rPr>
+          <w:b/>
+          <w:bCs/>
+          <w:color w:val="D86DCB" w:themeColor="accent5" w:themeTint="99"/>
+          <w:sz w:val="36"/>
+          <w:szCs w:val="36"/>
+        </w:rPr>
+        <w:t xml:space="preserve">            </w:t>
+      </w:r>
+      <w:proofErr w:type="spellStart"/>
+      <w:proofErr w:type="gramStart"/>
+      <w:r>
+        <w:rPr>
+          <w:b/>
+          <w:bCs/>
+          <w:color w:val="D86DCB" w:themeColor="accent5" w:themeTint="99"/>
+          <w:sz w:val="36"/>
+          <w:szCs w:val="36"/>
+        </w:rPr>
+        <w:t>BoxShadow</w:t>
+      </w:r>
+      <w:proofErr w:type="spellEnd"/>
+      <w:r>
+        <w:rPr>
+          <w:b/>
+          <w:bCs/>
+          <w:color w:val="D86DCB" w:themeColor="accent5" w:themeTint="99"/>
+          <w:sz w:val="36"/>
+          <w:szCs w:val="36"/>
+        </w:rPr>
+        <w:t>(</w:t>
+      </w:r>
+      <w:proofErr w:type="gramEnd"/>
+    </w:p>
+    <w:p>
+      <w:pPr>
+        <w:jc w:val="both"/>
+        <w:rPr>
+          <w:b/>
+          <w:bCs/>
+          <w:color w:val="D86DCB" w:themeColor="accent5" w:themeTint="99"/>
+          <w:sz w:val="36"/>
+          <w:szCs w:val="36"/>
+        </w:rPr>
+      </w:pPr>
+      <w:r>
+        <w:rPr>
+          <w:b/>
+          <w:bCs/>
+          <w:color w:val="D86DCB" w:themeColor="accent5" w:themeTint="99"/>
+          <w:sz w:val="36"/>
+          <w:szCs w:val="36"/>
+        </w:rPr>
+        <w:t xml:space="preserve">              color: </w:t>
+      </w:r>
+      <w:proofErr w:type="spellStart"/>
+      <w:proofErr w:type="gramStart"/>
+      <w:r>
+        <w:rPr>
+          <w:b/>
+          <w:bCs/>
+          <w:color w:val="D86DCB" w:themeColor="accent5" w:themeTint="99"/>
+          <w:sz w:val="36"/>
+          <w:szCs w:val="36"/>
+        </w:rPr>
+        <w:t>Colors.black.withValues</w:t>
+      </w:r>
+      <w:proofErr w:type="spellEnd"/>
+      <w:proofErr w:type="gramEnd"/>
+      <w:r>
+        <w:rPr>
+          <w:b/>
+          <w:bCs/>
+          <w:color w:val="D86DCB" w:themeColor="accent5" w:themeTint="99"/>
+          <w:sz w:val="36"/>
+          <w:szCs w:val="36"/>
+        </w:rPr>
+        <w:t>(alpha: 0.06),</w:t>
+      </w:r>
+    </w:p>
+    <w:p>
+      <w:pPr>
+        <w:jc w:val="both"/>
+        <w:rPr>
+          <w:b/>
+          <w:bCs/>
+          <w:color w:val="D86DCB" w:themeColor="accent5" w:themeTint="99"/>
+          <w:sz w:val="36"/>
+          <w:szCs w:val="36"/>
+        </w:rPr>
+      </w:pPr>
+      <w:r>
+        <w:rPr>
+          <w:b/>
+          <w:bCs/>
+          <w:color w:val="D86DCB" w:themeColor="accent5" w:themeTint="99"/>
+          <w:sz w:val="36"/>
+          <w:szCs w:val="36"/>
+        </w:rPr>
+        <w:t xml:space="preserve">              </w:t>
+      </w:r>
+      <w:proofErr w:type="spellStart"/>
+      <w:r>
+        <w:rPr>
+          <w:b/>
+          <w:bCs/>
+          <w:color w:val="D86DCB" w:themeColor="accent5" w:themeTint="99"/>
+          <w:sz w:val="36"/>
+          <w:szCs w:val="36"/>
+        </w:rPr>
+        <w:t>blurRadius</w:t>
+      </w:r>
+      <w:proofErr w:type="spellEnd"/>
+      <w:r>
+        <w:rPr>
+          <w:b/>
+          <w:bCs/>
+          <w:color w:val="D86DCB" w:themeColor="accent5" w:themeTint="99"/>
+          <w:sz w:val="36"/>
+          <w:szCs w:val="36"/>
+        </w:rPr>
+        <w:t>: 4,</w:t>
+      </w:r>
+    </w:p>
+    <w:p>
+      <w:pPr>
+        <w:jc w:val="both"/>
+        <w:rPr>
+          <w:b/>
+          <w:bCs/>
+          <w:color w:val="D86DCB" w:themeColor="accent5" w:themeTint="99"/>
+          <w:sz w:val="36"/>
+          <w:szCs w:val="36"/>
+        </w:rPr>
+      </w:pPr>
+      <w:r>
+        <w:rPr>
+          <w:b/>
+          <w:bCs/>
+          <w:color w:val="D86DCB" w:themeColor="accent5" w:themeTint="99"/>
+          <w:sz w:val="36"/>
+          <w:szCs w:val="36"/>
+        </w:rPr>
+        <w:t xml:space="preserve">              offset: const </w:t>
+      </w:r>
+      <w:proofErr w:type="gramStart"/>
+      <w:r>
+        <w:rPr>
+          <w:b/>
+          <w:bCs/>
+          <w:color w:val="D86DCB" w:themeColor="accent5" w:themeTint="99"/>
+          <w:sz w:val="36"/>
+          <w:szCs w:val="36"/>
+        </w:rPr>
+        <w:t>Offset(</w:t>
+      </w:r>
+      <w:proofErr w:type="gramEnd"/>
+      <w:r>
+        <w:rPr>
+          <w:b/>
+          <w:bCs/>
+          <w:color w:val="D86DCB" w:themeColor="accent5" w:themeTint="99"/>
+          <w:sz w:val="36"/>
+          <w:szCs w:val="36"/>
+        </w:rPr>
+        <w:t>0, 2),</w:t>
+      </w:r>
+    </w:p>
+    <w:p>
+      <w:pPr>
+        <w:jc w:val="both"/>
+        <w:rPr>
+          <w:b/>
+          <w:bCs/>
+          <w:color w:val="D86DCB" w:themeColor="accent5" w:themeTint="99"/>
+          <w:sz w:val="36"/>
+          <w:szCs w:val="36"/>
+        </w:rPr>
+      </w:pPr>
+      <w:r>
+        <w:rPr>
+          <w:b/>
+          <w:bCs/>
+          <w:color w:val="D86DCB" w:themeColor="accent5" w:themeTint="99"/>
+          <w:sz w:val="36"/>
+          <w:szCs w:val="36"/>
+        </w:rPr>
+        <w:t xml:space="preserve">            </w:t>
+      </w:r>
+      <w:r>
+        <w:rPr>
+          <w:b/>
+          <w:bCs/>
+          <w:color w:val="D86DCB" w:themeColor="accent5" w:themeTint="99"/>
+          <w:sz w:val="36"/>
+          <w:szCs w:val="36"/>
+        </w:rPr>
+        <w:t>…</w:t>
+      </w:r>
+    </w:p>
+    <w:p>
+      <w:pPr>
+        <w:jc w:val="both"/>
+        <w:rPr>
+          <w:b/>
+          <w:bCs/>
+          <w:color w:val="D86DCB" w:themeColor="accent5" w:themeTint="99"/>
+          <w:sz w:val="36"/>
+          <w:szCs w:val="36"/>
+        </w:rPr>
+      </w:pPr>
+      <w:r>
+        <w:rPr>
+          <w:b/>
+          <w:bCs/>
+          <w:color w:val="D86DCB" w:themeColor="accent5" w:themeTint="99"/>
+          <w:sz w:val="36"/>
+          <w:szCs w:val="36"/>
+        </w:rPr>
+        <w:t xml:space="preserve">        ),</w:t>
+      </w:r>
+    </w:p>
+    <w:p>
+      <w:pPr>
+        <w:jc w:val="both"/>
+        <w:rPr>
+          <w:b/>
+          <w:bCs/>
+          <w:color w:val="D86DCB" w:themeColor="accent5" w:themeTint="99"/>
+          <w:sz w:val="36"/>
+          <w:szCs w:val="36"/>
+        </w:rPr>
+      </w:pPr>
+      <w:r>
+        <w:rPr>
+          <w:b/>
+          <w:bCs/>
+          <w:color w:val="D86DCB" w:themeColor="accent5" w:themeTint="99"/>
+          <w:sz w:val="36"/>
+          <w:szCs w:val="36"/>
+        </w:rPr>
+        <w:t xml:space="preserve">        child: </w:t>
+      </w:r>
+      <w:proofErr w:type="gramStart"/>
+      <w:r>
+        <w:rPr>
+          <w:b/>
+          <w:bCs/>
+          <w:color w:val="D86DCB" w:themeColor="accent5" w:themeTint="99"/>
+          <w:sz w:val="36"/>
+          <w:szCs w:val="36"/>
+        </w:rPr>
+        <w:t>Column(</w:t>
+      </w:r>
+      <w:proofErr w:type="gramEnd"/>
+    </w:p>
+    <w:p>
+      <w:pPr>
+        <w:jc w:val="both"/>
+        <w:rPr>
+          <w:b/>
+          <w:bCs/>
+          <w:color w:val="D86DCB" w:themeColor="accent5" w:themeTint="99"/>
+          <w:sz w:val="36"/>
+          <w:szCs w:val="36"/>
+        </w:rPr>
+      </w:pPr>
+      <w:r>
+        <w:rPr>
+          <w:b/>
+          <w:bCs/>
+          <w:color w:val="D86DCB" w:themeColor="accent5" w:themeTint="99"/>
+          <w:sz w:val="36"/>
+          <w:szCs w:val="36"/>
+        </w:rPr>
+        <w:t xml:space="preserve">          </w:t>
+      </w:r>
+      <w:proofErr w:type="spellStart"/>
+      <w:r>
+        <w:rPr>
+          <w:b/>
+          <w:bCs/>
+          <w:color w:val="D86DCB" w:themeColor="accent5" w:themeTint="99"/>
+          <w:sz w:val="36"/>
+          <w:szCs w:val="36"/>
+        </w:rPr>
+        <w:t>crossAxisAlignment</w:t>
+      </w:r>
+      <w:proofErr w:type="spellEnd"/>
+      <w:r>
+        <w:rPr>
+          <w:b/>
+          <w:bCs/>
+          <w:color w:val="D86DCB" w:themeColor="accent5" w:themeTint="99"/>
+          <w:sz w:val="36"/>
+          <w:szCs w:val="36"/>
+        </w:rPr>
+        <w:t xml:space="preserve">: </w:t>
+      </w:r>
+      <w:proofErr w:type="spellStart"/>
+      <w:proofErr w:type="gramStart"/>
+      <w:r>
+        <w:rPr>
+          <w:b/>
+          <w:bCs/>
+          <w:color w:val="D86DCB" w:themeColor="accent5" w:themeTint="99"/>
+          <w:sz w:val="36"/>
+          <w:szCs w:val="36"/>
+        </w:rPr>
+        <w:t>isUser</w:t>
+      </w:r>
+      <w:proofErr w:type="spellEnd"/>
+      <w:r>
+        <w:rPr>
+          <w:b/>
+          <w:bCs/>
+          <w:color w:val="D86DCB" w:themeColor="accent5" w:themeTint="99"/>
+          <w:sz w:val="36"/>
+          <w:szCs w:val="36"/>
+        </w:rPr>
+        <w:t xml:space="preserve"> ?</w:t>
+      </w:r>
+      <w:proofErr w:type="gramEnd"/>
+      <w:r>
+        <w:rPr>
+          <w:b/>
+          <w:bCs/>
+          <w:color w:val="D86DCB" w:themeColor="accent5" w:themeTint="99"/>
+          <w:sz w:val="36"/>
+          <w:szCs w:val="36"/>
+        </w:rPr>
+        <w:t xml:space="preserve"> </w:t>
+      </w:r>
+      <w:proofErr w:type="gramStart"/>
+      <w:r>
+        <w:rPr>
+          <w:b/>
+          <w:bCs/>
+          <w:color w:val="D86DCB" w:themeColor="accent5" w:themeTint="99"/>
+          <w:sz w:val="36"/>
+          <w:szCs w:val="36"/>
+        </w:rPr>
+        <w:t>.end</w:t>
+      </w:r>
+      <w:proofErr w:type="gramEnd"/>
+      <w:r>
+        <w:rPr>
+          <w:b/>
+          <w:bCs/>
+          <w:color w:val="D86DCB" w:themeColor="accent5" w:themeTint="99"/>
+          <w:sz w:val="36"/>
+          <w:szCs w:val="36"/>
+        </w:rPr>
+        <w:t xml:space="preserve"> : .start,</w:t>
+      </w:r>
+    </w:p>
+    <w:p>
+      <w:pPr>
+        <w:jc w:val="both"/>
+        <w:rPr>
+          <w:b/>
+          <w:bCs/>
+          <w:color w:val="D86DCB" w:themeColor="accent5" w:themeTint="99"/>
+          <w:sz w:val="36"/>
+          <w:szCs w:val="36"/>
+        </w:rPr>
+      </w:pPr>
+      <w:r>
+        <w:rPr>
+          <w:b/>
+          <w:bCs/>
+          <w:color w:val="D86DCB" w:themeColor="accent5" w:themeTint="99"/>
+          <w:sz w:val="36"/>
+          <w:szCs w:val="36"/>
+        </w:rPr>
+        <w:t xml:space="preserve">          </w:t>
+      </w:r>
+      <w:proofErr w:type="spellStart"/>
+      <w:r>
+        <w:rPr>
+          <w:b/>
+          <w:bCs/>
+          <w:color w:val="D86DCB" w:themeColor="accent5" w:themeTint="99"/>
+          <w:sz w:val="36"/>
+          <w:szCs w:val="36"/>
+        </w:rPr>
+        <w:t>mainAxisSize</w:t>
+      </w:r>
+      <w:proofErr w:type="spellEnd"/>
+      <w:proofErr w:type="gramStart"/>
+      <w:r>
+        <w:rPr>
+          <w:b/>
+          <w:bCs/>
+          <w:color w:val="D86DCB" w:themeColor="accent5" w:themeTint="99"/>
+          <w:sz w:val="36"/>
+          <w:szCs w:val="36"/>
+        </w:rPr>
+        <w:t>: .min</w:t>
+      </w:r>
+      <w:proofErr w:type="gramEnd"/>
+      <w:r>
+        <w:rPr>
+          <w:b/>
+          <w:bCs/>
+          <w:color w:val="D86DCB" w:themeColor="accent5" w:themeTint="99"/>
+          <w:sz w:val="36"/>
+          <w:szCs w:val="36"/>
+        </w:rPr>
+        <w:t>,</w:t>
+      </w:r>
+    </w:p>
+    <w:p>
+      <w:pPr>
+        <w:jc w:val="both"/>
+        <w:rPr>
+          <w:b/>
+          <w:bCs/>
+          <w:color w:val="D86DCB" w:themeColor="accent5" w:themeTint="99"/>
+          <w:sz w:val="36"/>
+          <w:szCs w:val="36"/>
+        </w:rPr>
+      </w:pPr>
+      <w:r>
+        <w:rPr>
+          <w:b/>
+          <w:bCs/>
+          <w:color w:val="D86DCB" w:themeColor="accent5" w:themeTint="99"/>
+          <w:sz w:val="36"/>
+          <w:szCs w:val="36"/>
+        </w:rPr>
+        <w:t xml:space="preserve">          children: [</w:t>
+      </w:r>
+    </w:p>
+    <w:p>
+      <w:pPr>
+        <w:jc w:val="both"/>
+        <w:rPr>
+          <w:b/>
+          <w:bCs/>
+          <w:color w:val="D86DCB" w:themeColor="accent5" w:themeTint="99"/>
+          <w:sz w:val="36"/>
+          <w:szCs w:val="36"/>
+        </w:rPr>
+      </w:pPr>
+      <w:r>
+        <w:rPr>
+          <w:b/>
+          <w:bCs/>
+          <w:color w:val="D86DCB" w:themeColor="accent5" w:themeTint="99"/>
+          <w:sz w:val="36"/>
+          <w:szCs w:val="36"/>
+        </w:rPr>
+        <w:t xml:space="preserve">            </w:t>
+      </w:r>
+      <w:proofErr w:type="gramStart"/>
+      <w:r>
+        <w:rPr>
+          <w:b/>
+          <w:bCs/>
+          <w:color w:val="D86DCB" w:themeColor="accent5" w:themeTint="99"/>
+          <w:sz w:val="36"/>
+          <w:szCs w:val="36"/>
+        </w:rPr>
+        <w:t>Text(</w:t>
+      </w:r>
+      <w:proofErr w:type="gramEnd"/>
+    </w:p>
+    <w:p>
+      <w:pPr>
+        <w:jc w:val="both"/>
+        <w:rPr>
+          <w:b/>
+          <w:bCs/>
+          <w:color w:val="D86DCB" w:themeColor="accent5" w:themeTint="99"/>
+          <w:sz w:val="36"/>
+          <w:szCs w:val="36"/>
+        </w:rPr>
+      </w:pPr>
+      <w:r>
+        <w:rPr>
+          <w:b/>
+          <w:bCs/>
+          <w:color w:val="D86DCB" w:themeColor="accent5" w:themeTint="99"/>
+          <w:sz w:val="36"/>
+          <w:szCs w:val="36"/>
+        </w:rPr>
+        <w:t xml:space="preserve">              </w:t>
+      </w:r>
+      <w:proofErr w:type="spellStart"/>
+      <w:r>
+        <w:rPr>
+          <w:b/>
+          <w:bCs/>
+          <w:color w:val="D86DCB" w:themeColor="accent5" w:themeTint="99"/>
+          <w:sz w:val="36"/>
+          <w:szCs w:val="36"/>
+        </w:rPr>
+        <w:t>messageEntity.text</w:t>
+      </w:r>
+      <w:proofErr w:type="spellEnd"/>
+      <w:r>
+        <w:rPr>
+          <w:b/>
+          <w:bCs/>
+          <w:color w:val="D86DCB" w:themeColor="accent5" w:themeTint="99"/>
+          <w:sz w:val="36"/>
+          <w:szCs w:val="36"/>
+        </w:rPr>
+        <w:t>,</w:t>
+      </w:r>
+    </w:p>
+    <w:p>
+      <w:pPr>
+        <w:jc w:val="both"/>
+        <w:rPr>
+          <w:b/>
+          <w:bCs/>
+          <w:color w:val="D86DCB" w:themeColor="accent5" w:themeTint="99"/>
+          <w:sz w:val="36"/>
+          <w:szCs w:val="36"/>
+        </w:rPr>
+      </w:pPr>
+      <w:r>
+        <w:rPr>
+          <w:b/>
+          <w:bCs/>
+          <w:color w:val="D86DCB" w:themeColor="accent5" w:themeTint="99"/>
+          <w:sz w:val="36"/>
+          <w:szCs w:val="36"/>
+        </w:rPr>
+        <w:lastRenderedPageBreak/>
+        <w:t xml:space="preserve">              style: </w:t>
+      </w:r>
+      <w:proofErr w:type="spellStart"/>
+      <w:proofErr w:type="gramStart"/>
+      <w:r>
+        <w:rPr>
+          <w:b/>
+          <w:bCs/>
+          <w:color w:val="D86DCB" w:themeColor="accent5" w:themeTint="99"/>
+          <w:sz w:val="36"/>
+          <w:szCs w:val="36"/>
+        </w:rPr>
+        <w:t>TextStyle</w:t>
+      </w:r>
+      <w:proofErr w:type="spellEnd"/>
+      <w:r>
+        <w:rPr>
+          <w:b/>
+          <w:bCs/>
+          <w:color w:val="D86DCB" w:themeColor="accent5" w:themeTint="99"/>
+          <w:sz w:val="36"/>
+          <w:szCs w:val="36"/>
+        </w:rPr>
+        <w:t>(</w:t>
+      </w:r>
+      <w:proofErr w:type="gramEnd"/>
+    </w:p>
+    <w:p>
+      <w:pPr>
+        <w:jc w:val="both"/>
+        <w:rPr>
+          <w:b/>
+          <w:bCs/>
+          <w:color w:val="D86DCB" w:themeColor="accent5" w:themeTint="99"/>
+          <w:sz w:val="36"/>
+          <w:szCs w:val="36"/>
+        </w:rPr>
+      </w:pPr>
+      <w:r>
+        <w:rPr>
+          <w:b/>
+          <w:bCs/>
+          <w:color w:val="D86DCB" w:themeColor="accent5" w:themeTint="99"/>
+          <w:sz w:val="36"/>
+          <w:szCs w:val="36"/>
+        </w:rPr>
+        <w:t xml:space="preserve">                color: </w:t>
+      </w:r>
+      <w:proofErr w:type="spellStart"/>
+      <w:proofErr w:type="gramStart"/>
+      <w:r>
+        <w:rPr>
+          <w:b/>
+          <w:bCs/>
+          <w:color w:val="D86DCB" w:themeColor="accent5" w:themeTint="99"/>
+          <w:sz w:val="36"/>
+          <w:szCs w:val="36"/>
+        </w:rPr>
+        <w:t>isUser</w:t>
+      </w:r>
+      <w:proofErr w:type="spellEnd"/>
+      <w:r>
+        <w:rPr>
+          <w:b/>
+          <w:bCs/>
+          <w:color w:val="D86DCB" w:themeColor="accent5" w:themeTint="99"/>
+          <w:sz w:val="36"/>
+          <w:szCs w:val="36"/>
+        </w:rPr>
+        <w:t xml:space="preserve"> ?</w:t>
+      </w:r>
+      <w:proofErr w:type="gramEnd"/>
+      <w:r>
+        <w:rPr>
+          <w:b/>
+          <w:bCs/>
+          <w:color w:val="D86DCB" w:themeColor="accent5" w:themeTint="99"/>
+          <w:sz w:val="36"/>
+          <w:szCs w:val="36"/>
+        </w:rPr>
+        <w:t xml:space="preserve"> </w:t>
+      </w:r>
+      <w:proofErr w:type="spellStart"/>
+      <w:proofErr w:type="gramStart"/>
+      <w:r>
+        <w:rPr>
+          <w:b/>
+          <w:bCs/>
+          <w:color w:val="D86DCB" w:themeColor="accent5" w:themeTint="99"/>
+          <w:sz w:val="36"/>
+          <w:szCs w:val="36"/>
+        </w:rPr>
+        <w:t>AppColors.userText</w:t>
+      </w:r>
+      <w:proofErr w:type="spellEnd"/>
+      <w:r>
+        <w:rPr>
+          <w:b/>
+          <w:bCs/>
+          <w:color w:val="D86DCB" w:themeColor="accent5" w:themeTint="99"/>
+          <w:sz w:val="36"/>
+          <w:szCs w:val="36"/>
+        </w:rPr>
+        <w:t xml:space="preserve"> :</w:t>
+      </w:r>
+      <w:proofErr w:type="gramEnd"/>
+      <w:r>
+        <w:rPr>
+          <w:b/>
+          <w:bCs/>
+          <w:color w:val="D86DCB" w:themeColor="accent5" w:themeTint="99"/>
+          <w:sz w:val="36"/>
+          <w:szCs w:val="36"/>
+        </w:rPr>
+        <w:t xml:space="preserve"> </w:t>
+      </w:r>
+      <w:proofErr w:type="spellStart"/>
+      <w:r>
+        <w:rPr>
+          <w:b/>
+          <w:bCs/>
+          <w:color w:val="D86DCB" w:themeColor="accent5" w:themeTint="99"/>
+          <w:sz w:val="36"/>
+          <w:szCs w:val="36"/>
+        </w:rPr>
+        <w:t>AppColors.botText</w:t>
+      </w:r>
+      <w:proofErr w:type="spellEnd"/>
+      <w:r>
+        <w:rPr>
+          <w:b/>
+          <w:bCs/>
+          <w:color w:val="D86DCB" w:themeColor="accent5" w:themeTint="99"/>
+          <w:sz w:val="36"/>
+          <w:szCs w:val="36"/>
+        </w:rPr>
+        <w:t>,</w:t>
+      </w:r>
+    </w:p>
+    <w:p>
+      <w:pPr>
+        <w:jc w:val="both"/>
+        <w:rPr>
+          <w:b/>
+          <w:bCs/>
+          <w:color w:val="D86DCB" w:themeColor="accent5" w:themeTint="99"/>
+          <w:sz w:val="36"/>
+          <w:szCs w:val="36"/>
+        </w:rPr>
+      </w:pPr>
+      <w:r>
+        <w:rPr>
+          <w:b/>
+          <w:bCs/>
+          <w:color w:val="D86DCB" w:themeColor="accent5" w:themeTint="99"/>
+          <w:sz w:val="36"/>
+          <w:szCs w:val="36"/>
+        </w:rPr>
+        <w:t xml:space="preserve">                </w:t>
+      </w:r>
+      <w:proofErr w:type="spellStart"/>
+      <w:r>
+        <w:rPr>
+          <w:b/>
+          <w:bCs/>
+          <w:color w:val="D86DCB" w:themeColor="accent5" w:themeTint="99"/>
+          <w:sz w:val="36"/>
+          <w:szCs w:val="36"/>
+        </w:rPr>
+        <w:t>fontSize</w:t>
+      </w:r>
+      <w:proofErr w:type="spellEnd"/>
+      <w:r>
+        <w:rPr>
+          <w:b/>
+          <w:bCs/>
+          <w:color w:val="D86DCB" w:themeColor="accent5" w:themeTint="99"/>
+          <w:sz w:val="36"/>
+          <w:szCs w:val="36"/>
+        </w:rPr>
+        <w:t>: 15,</w:t>
+      </w:r>
+    </w:p>
+    <w:p>
+      <w:pPr>
+        <w:jc w:val="both"/>
+        <w:rPr>
+          <w:b/>
+          <w:bCs/>
+          <w:color w:val="D86DCB" w:themeColor="accent5" w:themeTint="99"/>
+          <w:sz w:val="36"/>
+          <w:szCs w:val="36"/>
+        </w:rPr>
+      </w:pPr>
+      <w:r>
+        <w:rPr>
+          <w:b/>
+          <w:bCs/>
+          <w:color w:val="D86DCB" w:themeColor="accent5" w:themeTint="99"/>
+          <w:sz w:val="36"/>
+          <w:szCs w:val="36"/>
+        </w:rPr>
+        <w:t xml:space="preserve">                height: 1.4,</w:t>
+      </w:r>
+    </w:p>
+    <w:p>
+      <w:pPr>
+        <w:jc w:val="both"/>
+        <w:rPr>
+          <w:b/>
+          <w:bCs/>
+          <w:color w:val="D86DCB" w:themeColor="accent5" w:themeTint="99"/>
+          <w:sz w:val="36"/>
+          <w:szCs w:val="36"/>
+        </w:rPr>
+      </w:pPr>
+      <w:r>
+        <w:rPr>
+          <w:b/>
+          <w:bCs/>
+          <w:color w:val="D86DCB" w:themeColor="accent5" w:themeTint="99"/>
+          <w:sz w:val="36"/>
+          <w:szCs w:val="36"/>
+        </w:rPr>
+        <w:t xml:space="preserve">              ),</w:t>
+      </w:r>
+    </w:p>
+    <w:p>
+      <w:pPr>
+        <w:jc w:val="both"/>
+        <w:rPr>
+          <w:b/>
+          <w:bCs/>
+          <w:color w:val="D86DCB" w:themeColor="accent5" w:themeTint="99"/>
+          <w:sz w:val="36"/>
+          <w:szCs w:val="36"/>
+        </w:rPr>
+      </w:pPr>
+      <w:r>
+        <w:rPr>
+          <w:b/>
+          <w:bCs/>
+          <w:color w:val="D86DCB" w:themeColor="accent5" w:themeTint="99"/>
+          <w:sz w:val="36"/>
+          <w:szCs w:val="36"/>
+        </w:rPr>
+        <w:t xml:space="preserve">            ),</w:t>
+      </w:r>
+    </w:p>
+    <w:p>
+      <w:pPr>
+        <w:jc w:val="both"/>
+        <w:rPr>
+          <w:b/>
+          <w:bCs/>
+          <w:color w:val="D86DCB" w:themeColor="accent5" w:themeTint="99"/>
+          <w:sz w:val="36"/>
+          <w:szCs w:val="36"/>
+        </w:rPr>
+      </w:pPr>
+      <w:r>
+        <w:rPr>
+          <w:b/>
+          <w:bCs/>
+          <w:color w:val="D86DCB" w:themeColor="accent5" w:themeTint="99"/>
+          <w:sz w:val="36"/>
+          <w:szCs w:val="36"/>
+        </w:rPr>
+        <w:t xml:space="preserve">            const </w:t>
+      </w:r>
+      <w:proofErr w:type="spellStart"/>
+      <w:proofErr w:type="gramStart"/>
+      <w:r>
+        <w:rPr>
+          <w:b/>
+          <w:bCs/>
+          <w:color w:val="D86DCB" w:themeColor="accent5" w:themeTint="99"/>
+          <w:sz w:val="36"/>
+          <w:szCs w:val="36"/>
+        </w:rPr>
+        <w:t>SizedBox</w:t>
+      </w:r>
+      <w:proofErr w:type="spellEnd"/>
+      <w:r>
+        <w:rPr>
+          <w:b/>
+          <w:bCs/>
+          <w:color w:val="D86DCB" w:themeColor="accent5" w:themeTint="99"/>
+          <w:sz w:val="36"/>
+          <w:szCs w:val="36"/>
+        </w:rPr>
+        <w:t>(</w:t>
+      </w:r>
+      <w:proofErr w:type="gramEnd"/>
+      <w:r>
+        <w:rPr>
+          <w:b/>
+          <w:bCs/>
+          <w:color w:val="D86DCB" w:themeColor="accent5" w:themeTint="99"/>
+          <w:sz w:val="36"/>
+          <w:szCs w:val="36"/>
+        </w:rPr>
+        <w:t>height: 4),</w:t>
+      </w:r>
+    </w:p>
+    <w:p>
+      <w:pPr>
+        <w:jc w:val="both"/>
+        <w:rPr>
+          <w:b/>
+          <w:bCs/>
+          <w:color w:val="D86DCB" w:themeColor="accent5" w:themeTint="99"/>
+          <w:sz w:val="36"/>
+          <w:szCs w:val="36"/>
+        </w:rPr>
+      </w:pPr>
+      <w:r>
+        <w:rPr>
+          <w:b/>
+          <w:bCs/>
+          <w:color w:val="D86DCB" w:themeColor="accent5" w:themeTint="99"/>
+          <w:sz w:val="36"/>
+          <w:szCs w:val="36"/>
+        </w:rPr>
+        <w:t xml:space="preserve">            </w:t>
+      </w:r>
+      <w:proofErr w:type="gramStart"/>
+      <w:r>
+        <w:rPr>
+          <w:b/>
+          <w:bCs/>
+          <w:color w:val="D86DCB" w:themeColor="accent5" w:themeTint="99"/>
+          <w:sz w:val="36"/>
+          <w:szCs w:val="36"/>
+        </w:rPr>
+        <w:t>Text(</w:t>
+      </w:r>
+      <w:proofErr w:type="gramEnd"/>
+    </w:p>
+    <w:p>
+      <w:pPr>
+        <w:jc w:val="both"/>
+        <w:rPr>
+          <w:b/>
+          <w:bCs/>
+          <w:color w:val="D86DCB" w:themeColor="accent5" w:themeTint="99"/>
+          <w:sz w:val="36"/>
+          <w:szCs w:val="36"/>
+        </w:rPr>
+      </w:pPr>
+      <w:r>
+        <w:rPr>
+          <w:b/>
+          <w:bCs/>
+          <w:color w:val="D86DCB" w:themeColor="accent5" w:themeTint="99"/>
+          <w:sz w:val="36"/>
+          <w:szCs w:val="36"/>
+        </w:rPr>
+        <w:t xml:space="preserve">              _</w:t>
+      </w:r>
+      <w:proofErr w:type="spellStart"/>
+      <w:proofErr w:type="gramStart"/>
+      <w:r>
+        <w:rPr>
+          <w:b/>
+          <w:bCs/>
+          <w:color w:val="D86DCB" w:themeColor="accent5" w:themeTint="99"/>
+          <w:sz w:val="36"/>
+          <w:szCs w:val="36"/>
+        </w:rPr>
+        <w:t>formatTime</w:t>
+      </w:r>
+      <w:proofErr w:type="spellEnd"/>
+      <w:r>
+        <w:rPr>
+          <w:b/>
+          <w:bCs/>
+          <w:color w:val="D86DCB" w:themeColor="accent5" w:themeTint="99"/>
+          <w:sz w:val="36"/>
+          <w:szCs w:val="36"/>
+        </w:rPr>
+        <w:t>(</w:t>
+      </w:r>
+      <w:proofErr w:type="spellStart"/>
+      <w:proofErr w:type="gramEnd"/>
+      <w:r>
+        <w:rPr>
+          <w:b/>
+          <w:bCs/>
+          <w:color w:val="D86DCB" w:themeColor="accent5" w:themeTint="99"/>
+          <w:sz w:val="36"/>
+          <w:szCs w:val="36"/>
+        </w:rPr>
+        <w:t>messageEntity.time</w:t>
+      </w:r>
+      <w:proofErr w:type="spellEnd"/>
+      <w:r>
+        <w:rPr>
+          <w:b/>
+          <w:bCs/>
+          <w:color w:val="D86DCB" w:themeColor="accent5" w:themeTint="99"/>
+          <w:sz w:val="36"/>
+          <w:szCs w:val="36"/>
+        </w:rPr>
+        <w:t>),</w:t>
+      </w:r>
+    </w:p>
+    <w:p>
+      <w:pPr>
+        <w:jc w:val="both"/>
+        <w:rPr>
+          <w:b/>
+          <w:bCs/>
+          <w:color w:val="D86DCB" w:themeColor="accent5" w:themeTint="99"/>
+          <w:sz w:val="36"/>
+          <w:szCs w:val="36"/>
+        </w:rPr>
+      </w:pPr>
+      <w:r>
+        <w:rPr>
+          <w:b/>
+          <w:bCs/>
+          <w:color w:val="D86DCB" w:themeColor="accent5" w:themeTint="99"/>
+          <w:sz w:val="36"/>
+          <w:szCs w:val="36"/>
+        </w:rPr>
+        <w:t xml:space="preserve">              style: </w:t>
+      </w:r>
+      <w:proofErr w:type="spellStart"/>
+      <w:proofErr w:type="gramStart"/>
+      <w:r>
+        <w:rPr>
+          <w:b/>
+          <w:bCs/>
+          <w:color w:val="D86DCB" w:themeColor="accent5" w:themeTint="99"/>
+          <w:sz w:val="36"/>
+          <w:szCs w:val="36"/>
+        </w:rPr>
+        <w:t>TextStyle</w:t>
+      </w:r>
+      <w:proofErr w:type="spellEnd"/>
+      <w:r>
+        <w:rPr>
+          <w:b/>
+          <w:bCs/>
+          <w:color w:val="D86DCB" w:themeColor="accent5" w:themeTint="99"/>
+          <w:sz w:val="36"/>
+          <w:szCs w:val="36"/>
+        </w:rPr>
+        <w:t>(</w:t>
+      </w:r>
+      <w:proofErr w:type="gramEnd"/>
+      <w:r>
+        <w:rPr>
+          <w:b/>
+          <w:bCs/>
+          <w:color w:val="D86DCB" w:themeColor="accent5" w:themeTint="99"/>
+          <w:sz w:val="36"/>
+          <w:szCs w:val="36"/>
+        </w:rPr>
+        <w:t xml:space="preserve">color: </w:t>
+      </w:r>
+      <w:proofErr w:type="spellStart"/>
+      <w:r>
+        <w:rPr>
+          <w:b/>
+          <w:bCs/>
+          <w:color w:val="D86DCB" w:themeColor="accent5" w:themeTint="99"/>
+          <w:sz w:val="36"/>
+          <w:szCs w:val="36"/>
+        </w:rPr>
+        <w:t>isUser</w:t>
+      </w:r>
+      <w:proofErr w:type="spellEnd"/>
+      <w:r>
+        <w:rPr>
+          <w:b/>
+          <w:bCs/>
+          <w:color w:val="D86DCB" w:themeColor="accent5" w:themeTint="99"/>
+          <w:sz w:val="36"/>
+          <w:szCs w:val="36"/>
+        </w:rPr>
+        <w:t xml:space="preserve"> ? </w:t>
+      </w:r>
+      <w:proofErr w:type="spellStart"/>
+      <w:proofErr w:type="gramStart"/>
+      <w:r>
+        <w:rPr>
+          <w:b/>
+          <w:bCs/>
+          <w:color w:val="D86DCB" w:themeColor="accent5" w:themeTint="99"/>
+          <w:sz w:val="36"/>
+          <w:szCs w:val="36"/>
+        </w:rPr>
+        <w:t>AppColors.userTimestamp</w:t>
+      </w:r>
+      <w:proofErr w:type="spellEnd"/>
+      <w:r>
+        <w:rPr>
+          <w:b/>
+          <w:bCs/>
+          <w:color w:val="D86DCB" w:themeColor="accent5" w:themeTint="99"/>
+          <w:sz w:val="36"/>
+          <w:szCs w:val="36"/>
+        </w:rPr>
+        <w:t xml:space="preserve"> :</w:t>
+      </w:r>
+      <w:proofErr w:type="gramEnd"/>
+      <w:r>
+        <w:rPr>
+          <w:b/>
+          <w:bCs/>
+          <w:color w:val="D86DCB" w:themeColor="accent5" w:themeTint="99"/>
+          <w:sz w:val="36"/>
+          <w:szCs w:val="36"/>
+        </w:rPr>
+        <w:t xml:space="preserve"> </w:t>
+      </w:r>
+      <w:proofErr w:type="spellStart"/>
+      <w:r>
+        <w:rPr>
+          <w:b/>
+          <w:bCs/>
+          <w:color w:val="D86DCB" w:themeColor="accent5" w:themeTint="99"/>
+          <w:sz w:val="36"/>
+          <w:szCs w:val="36"/>
+        </w:rPr>
+        <w:t>AppColors.botTimeStamp</w:t>
+      </w:r>
+      <w:proofErr w:type="spellEnd"/>
+      <w:r>
+        <w:rPr>
+          <w:b/>
+          <w:bCs/>
+          <w:color w:val="D86DCB" w:themeColor="accent5" w:themeTint="99"/>
+          <w:sz w:val="36"/>
+          <w:szCs w:val="36"/>
+        </w:rPr>
+        <w:t xml:space="preserve">, </w:t>
+      </w:r>
+      <w:proofErr w:type="spellStart"/>
+      <w:r>
+        <w:rPr>
+          <w:b/>
+          <w:bCs/>
+          <w:color w:val="D86DCB" w:themeColor="accent5" w:themeTint="99"/>
+          <w:sz w:val="36"/>
+          <w:szCs w:val="36"/>
+        </w:rPr>
+        <w:t>fontSize</w:t>
+      </w:r>
+      <w:proofErr w:type="spellEnd"/>
+      <w:r>
+        <w:rPr>
+          <w:b/>
+          <w:bCs/>
+          <w:color w:val="D86DCB" w:themeColor="accent5" w:themeTint="99"/>
+          <w:sz w:val="36"/>
+          <w:szCs w:val="36"/>
+        </w:rPr>
+        <w:t>: 11),</w:t>
+      </w:r>
+    </w:p>
+    <w:p>
+      <w:pPr>
+        <w:jc w:val="both"/>
+        <w:rPr>
+          <w:b/>
+          <w:bCs/>
+          <w:color w:val="D86DCB" w:themeColor="accent5" w:themeTint="99"/>
+          <w:sz w:val="36"/>
+          <w:szCs w:val="36"/>
+        </w:rPr>
+      </w:pPr>
+      <w:r>
+        <w:rPr>
+          <w:b/>
+          <w:bCs/>
+          <w:color w:val="D86DCB" w:themeColor="accent5" w:themeTint="99"/>
+          <w:sz w:val="36"/>
+          <w:szCs w:val="36"/>
+        </w:rPr>
+        <w:t xml:space="preserve">            </w:t>
+      </w:r>
+      <w:r>
+        <w:rPr>
+          <w:b/>
+          <w:bCs/>
+          <w:color w:val="D86DCB" w:themeColor="accent5" w:themeTint="99"/>
+          <w:sz w:val="36"/>
+          <w:szCs w:val="36"/>
+        </w:rPr>
+        <w:t>…</w:t>
+      </w:r>
+    </w:p>
+    <w:p>
+      <w:pPr>
+        <w:jc w:val="both"/>
+        <w:rPr>
+          <w:b/>
+          <w:bCs/>
+          <w:color w:val="D86DCB" w:themeColor="accent5" w:themeTint="99"/>
+          <w:sz w:val="36"/>
+          <w:szCs w:val="36"/>
+        </w:rPr>
+      </w:pPr>
+      <w:r>
+        <w:rPr>
+          <w:b/>
+          <w:bCs/>
+          <w:color w:val="D86DCB" w:themeColor="accent5" w:themeTint="99"/>
+          <w:sz w:val="36"/>
+          <w:szCs w:val="36"/>
+        </w:rPr>
+        <w:t xml:space="preserve">    );</w:t>
+      </w:r>
+    </w:p>
+    <w:p>
+      <w:pPr>
+        <w:jc w:val="both"/>
+        <w:rPr>
+          <w:b/>
+          <w:bCs/>
+          <w:color w:val="D86DCB" w:themeColor="accent5" w:themeTint="99"/>
+          <w:sz w:val="36"/>
+          <w:szCs w:val="36"/>
+        </w:rPr>
+      </w:pPr>
+      <w:r>
+        <w:rPr>
+          <w:b/>
+          <w:bCs/>
+          <w:color w:val="D86DCB" w:themeColor="accent5" w:themeTint="99"/>
+          <w:sz w:val="36"/>
+          <w:szCs w:val="36"/>
+        </w:rPr>
+        <w:t xml:space="preserve">  }</w:t>
+      </w:r>
+    </w:p>
+    <w:p>
+      <w:pPr>
+        <w:jc w:val="both"/>
+        <w:rPr>
+          <w:b/>
+          <w:bCs/>
+          <w:color w:val="D86DCB" w:themeColor="accent5" w:themeTint="99"/>
+          <w:sz w:val="36"/>
+          <w:szCs w:val="36"/>
+        </w:rPr>
+      </w:pPr>
+      <w:r>
+        <w:rPr>
+          <w:b/>
+          <w:bCs/>
+          <w:color w:val="D86DCB" w:themeColor="accent5" w:themeTint="99"/>
+          <w:sz w:val="36"/>
+          <w:szCs w:val="36"/>
+        </w:rPr>
+        <w:t xml:space="preserve">  String _</w:t>
+      </w:r>
+      <w:proofErr w:type="spellStart"/>
+      <w:proofErr w:type="gramStart"/>
+      <w:r>
+        <w:rPr>
+          <w:b/>
+          <w:bCs/>
+          <w:color w:val="D86DCB" w:themeColor="accent5" w:themeTint="99"/>
+          <w:sz w:val="36"/>
+          <w:szCs w:val="36"/>
+        </w:rPr>
+        <w:t>formatTime</w:t>
+      </w:r>
+      <w:proofErr w:type="spellEnd"/>
+      <w:r>
+        <w:rPr>
+          <w:b/>
+          <w:bCs/>
+          <w:color w:val="D86DCB" w:themeColor="accent5" w:themeTint="99"/>
+          <w:sz w:val="36"/>
+          <w:szCs w:val="36"/>
+        </w:rPr>
+        <w:t>(</w:t>
+      </w:r>
+      <w:proofErr w:type="spellStart"/>
+      <w:proofErr w:type="gramEnd"/>
+      <w:r>
+        <w:rPr>
+          <w:b/>
+          <w:bCs/>
+          <w:color w:val="D86DCB" w:themeColor="accent5" w:themeTint="99"/>
+          <w:sz w:val="36"/>
+          <w:szCs w:val="36"/>
+        </w:rPr>
+        <w:t>DateTime</w:t>
+      </w:r>
+      <w:proofErr w:type="spellEnd"/>
+      <w:r>
+        <w:rPr>
+          <w:b/>
+          <w:bCs/>
+          <w:color w:val="D86DCB" w:themeColor="accent5" w:themeTint="99"/>
+          <w:sz w:val="36"/>
+          <w:szCs w:val="36"/>
+        </w:rPr>
+        <w:t xml:space="preserve"> time){</w:t>
+      </w:r>
+    </w:p>
+    <w:p>
+      <w:pPr>
+        <w:jc w:val="both"/>
+        <w:rPr>
+          <w:b/>
+          <w:bCs/>
+          <w:color w:val="D86DCB" w:themeColor="accent5" w:themeTint="99"/>
+          <w:sz w:val="36"/>
+          <w:szCs w:val="36"/>
+        </w:rPr>
+      </w:pPr>
+      <w:r>
+        <w:rPr>
+          <w:b/>
+          <w:bCs/>
+          <w:color w:val="D86DCB" w:themeColor="accent5" w:themeTint="99"/>
+          <w:sz w:val="36"/>
+          <w:szCs w:val="36"/>
+        </w:rPr>
+        <w:t xml:space="preserve">    final hour = </w:t>
+      </w:r>
+      <w:proofErr w:type="spellStart"/>
+      <w:proofErr w:type="gramStart"/>
+      <w:r>
+        <w:rPr>
+          <w:b/>
+          <w:bCs/>
+          <w:color w:val="D86DCB" w:themeColor="accent5" w:themeTint="99"/>
+          <w:sz w:val="36"/>
+          <w:szCs w:val="36"/>
+        </w:rPr>
+        <w:t>time.hour</w:t>
+      </w:r>
+      <w:proofErr w:type="gramEnd"/>
+      <w:r>
+        <w:rPr>
+          <w:b/>
+          <w:bCs/>
+          <w:color w:val="D86DCB" w:themeColor="accent5" w:themeTint="99"/>
+          <w:sz w:val="36"/>
+          <w:szCs w:val="36"/>
+        </w:rPr>
+        <w:t>.toString</w:t>
+      </w:r>
+      <w:proofErr w:type="spellEnd"/>
+      <w:r>
+        <w:rPr>
+          <w:b/>
+          <w:bCs/>
+          <w:color w:val="D86DCB" w:themeColor="accent5" w:themeTint="99"/>
+          <w:sz w:val="36"/>
+          <w:szCs w:val="36"/>
+        </w:rPr>
+        <w:t>().</w:t>
+      </w:r>
+      <w:proofErr w:type="spellStart"/>
+      <w:r>
+        <w:rPr>
+          <w:b/>
+          <w:bCs/>
+          <w:color w:val="D86DCB" w:themeColor="accent5" w:themeTint="99"/>
+          <w:sz w:val="36"/>
+          <w:szCs w:val="36"/>
+        </w:rPr>
+        <w:t>padLeft</w:t>
+      </w:r>
+      <w:proofErr w:type="spellEnd"/>
+      <w:r>
+        <w:rPr>
+          <w:b/>
+          <w:bCs/>
+          <w:color w:val="D86DCB" w:themeColor="accent5" w:themeTint="99"/>
+          <w:sz w:val="36"/>
+          <w:szCs w:val="36"/>
+        </w:rPr>
+        <w:t>(2, '0');</w:t>
+      </w:r>
+    </w:p>
+    <w:p>
+      <w:pPr>
+        <w:jc w:val="both"/>
+        <w:rPr>
+          <w:b/>
+          <w:bCs/>
+          <w:color w:val="D86DCB" w:themeColor="accent5" w:themeTint="99"/>
+          <w:sz w:val="36"/>
+          <w:szCs w:val="36"/>
+        </w:rPr>
+      </w:pPr>
+      <w:r>
+        <w:rPr>
+          <w:b/>
+          <w:bCs/>
+          <w:color w:val="D86DCB" w:themeColor="accent5" w:themeTint="99"/>
+          <w:sz w:val="36"/>
+          <w:szCs w:val="36"/>
+        </w:rPr>
+        <w:t xml:space="preserve">    final minutes = </w:t>
+      </w:r>
+      <w:proofErr w:type="spellStart"/>
+      <w:proofErr w:type="gramStart"/>
+      <w:r>
+        <w:rPr>
+          <w:b/>
+          <w:bCs/>
+          <w:color w:val="D86DCB" w:themeColor="accent5" w:themeTint="99"/>
+          <w:sz w:val="36"/>
+          <w:szCs w:val="36"/>
+        </w:rPr>
+        <w:t>time.minute</w:t>
+      </w:r>
+      <w:proofErr w:type="gramEnd"/>
+      <w:r>
+        <w:rPr>
+          <w:b/>
+          <w:bCs/>
+          <w:color w:val="D86DCB" w:themeColor="accent5" w:themeTint="99"/>
+          <w:sz w:val="36"/>
+          <w:szCs w:val="36"/>
+        </w:rPr>
+        <w:t>.toString</w:t>
+      </w:r>
+      <w:proofErr w:type="spellEnd"/>
+      <w:r>
+        <w:rPr>
+          <w:b/>
+          <w:bCs/>
+          <w:color w:val="D86DCB" w:themeColor="accent5" w:themeTint="99"/>
+          <w:sz w:val="36"/>
+          <w:szCs w:val="36"/>
+        </w:rPr>
+        <w:t>().</w:t>
+      </w:r>
+      <w:proofErr w:type="spellStart"/>
+      <w:r>
+        <w:rPr>
+          <w:b/>
+          <w:bCs/>
+          <w:color w:val="D86DCB" w:themeColor="accent5" w:themeTint="99"/>
+          <w:sz w:val="36"/>
+          <w:szCs w:val="36"/>
+        </w:rPr>
+        <w:t>padLeft</w:t>
+      </w:r>
+      <w:proofErr w:type="spellEnd"/>
+      <w:r>
+        <w:rPr>
+          <w:b/>
+          <w:bCs/>
+          <w:color w:val="D86DCB" w:themeColor="accent5" w:themeTint="99"/>
+          <w:sz w:val="36"/>
+          <w:szCs w:val="36"/>
+        </w:rPr>
+        <w:t>(2, '0');</w:t>
+      </w:r>
+    </w:p>
+    <w:p>
+      <w:pPr>
+        <w:jc w:val="both"/>
+        <w:rPr>
+          <w:b/>
+          <w:bCs/>
+          <w:color w:val="D86DCB" w:themeColor="accent5" w:themeTint="99"/>
+          <w:sz w:val="36"/>
+          <w:szCs w:val="36"/>
+        </w:rPr>
+      </w:pPr>
+      <w:r>
+        <w:rPr>
+          <w:b/>
+          <w:bCs/>
+          <w:color w:val="D86DCB" w:themeColor="accent5" w:themeTint="99"/>
+          <w:sz w:val="36"/>
+          <w:szCs w:val="36"/>
+        </w:rPr>
+        <w:t xml:space="preserve">    return '$</w:t>
+      </w:r>
+      <w:proofErr w:type="gramStart"/>
+      <w:r>
+        <w:rPr>
+          <w:b/>
+          <w:bCs/>
+          <w:color w:val="D86DCB" w:themeColor="accent5" w:themeTint="99"/>
+          <w:sz w:val="36"/>
+          <w:szCs w:val="36"/>
+        </w:rPr>
+        <w:t>hour:$</w:t>
+      </w:r>
+      <w:proofErr w:type="gramEnd"/>
+      <w:r>
+        <w:rPr>
+          <w:b/>
+          <w:bCs/>
+          <w:color w:val="D86DCB" w:themeColor="accent5" w:themeTint="99"/>
+          <w:sz w:val="36"/>
+          <w:szCs w:val="36"/>
+        </w:rPr>
+        <w:t>minutes';</w:t>
+      </w:r>
+    </w:p>
+    <w:p>
+      <w:pPr>
+        <w:jc w:val="both"/>
+        <w:rPr>
+          <w:b/>
+          <w:bCs/>
+          <w:color w:val="D86DCB" w:themeColor="accent5" w:themeTint="99"/>
+          <w:sz w:val="36"/>
+          <w:szCs w:val="36"/>
+        </w:rPr>
+      </w:pPr>
+      <w:r>
+        <w:rPr>
+          <w:b/>
+          <w:bCs/>
+          <w:color w:val="D86DCB" w:themeColor="accent5" w:themeTint="99"/>
+          <w:sz w:val="36"/>
+          <w:szCs w:val="36"/>
+        </w:rPr>
+        <w:t xml:space="preserve">  }</w:t>
+      </w:r>
+    </w:p>
+    <w:p>
+      <w:pPr>
+        <w:jc w:val="both"/>
+        <w:rPr>
+          <w:sz w:val="36"/>
+          <w:szCs w:val="36"/>
+        </w:rPr>
+      </w:pPr>
+      <w:r>
+        <w:rPr>
+          <w:b/>
+          <w:bCs/>
+          <w:color w:val="D86DCB" w:themeColor="accent5" w:themeTint="99"/>
+          <w:sz w:val="36"/>
+          <w:szCs w:val="36"/>
+        </w:rPr>
+        <w:lastRenderedPageBreak/>
+        <w:t>}</w:t>
+      </w:r>
+    </w:p>
+    <w:p>
+      <w:pPr>
+        <w:jc w:val="both"/>
+        <w:rPr>
+          <w:sz w:val="36"/>
+          <w:szCs w:val="36"/>
+        </w:rPr>
+      </w:pPr>
+    </w:p>
+    <w:p>
+      <w:pPr>
+        <w:jc w:val="both"/>
+        <w:rPr>
+          <w:sz w:val="36"/>
+          <w:szCs w:val="36"/>
+        </w:rPr>
+      </w:pPr>
+    </w:p>
+    <w:p>
+      <w:pPr>
+        <w:jc w:val="both"/>
+        <w:rPr>
+          <w:b/>
+          <w:bCs/>
+          <w:sz w:val="36"/>
+          <w:szCs w:val="36"/>
+        </w:rPr>
+      </w:pPr>
+      <w:r>
+        <w:rPr>
+          <w:b/>
+          <w:bCs/>
+          <w:sz w:val="36"/>
+          <w:szCs w:val="36"/>
+        </w:rPr>
+        <w:t>Three Dots Jumping Animation (to show replier is typing):</w:t>
+      </w:r>
+    </w:p>
+    <w:p>
+      <w:pPr>
+        <w:jc w:val="both"/>
+        <w:rPr>
+          <w:sz w:val="36"/>
+          <w:szCs w:val="36"/>
+        </w:rPr>
+      </w:pPr>
+      <w:r>
+        <w:rPr>
+          <w:sz w:val="36"/>
+          <w:szCs w:val="36"/>
+        </w:rPr>
+        <w:t xml:space="preserve"># We can design a three-dot jumping animation for typing using Animated Builder’s Transform animation. First, we define a list of animation controllers and animation doubles for the dots. Initialize them in the </w:t>
+      </w:r>
+      <w:proofErr w:type="spellStart"/>
+      <w:r>
+        <w:rPr>
+          <w:b/>
+          <w:bCs/>
+          <w:sz w:val="36"/>
+          <w:szCs w:val="36"/>
+        </w:rPr>
+        <w:t>initState</w:t>
+      </w:r>
+      <w:proofErr w:type="spellEnd"/>
+      <w:r>
+        <w:rPr>
+          <w:sz w:val="36"/>
+          <w:szCs w:val="36"/>
+        </w:rPr>
+        <w:t xml:space="preserve"> using </w:t>
+      </w:r>
+      <w:proofErr w:type="spellStart"/>
+      <w:r>
+        <w:rPr>
+          <w:b/>
+          <w:bCs/>
+          <w:sz w:val="36"/>
+          <w:szCs w:val="36"/>
+        </w:rPr>
+        <w:t>List.generate</w:t>
+      </w:r>
+      <w:proofErr w:type="spellEnd"/>
+      <w:r>
+        <w:rPr>
+          <w:b/>
+          <w:bCs/>
+          <w:sz w:val="36"/>
+          <w:szCs w:val="36"/>
+        </w:rPr>
+        <w:t>(…)</w:t>
+      </w:r>
+      <w:r>
+        <w:rPr>
+          <w:sz w:val="36"/>
+          <w:szCs w:val="36"/>
+        </w:rPr>
+        <w:t xml:space="preserve"> method </w:t>
+      </w:r>
+      <w:proofErr w:type="gramStart"/>
+      <w:r>
+        <w:rPr>
+          <w:sz w:val="36"/>
+          <w:szCs w:val="36"/>
+        </w:rPr>
+        <w:t xml:space="preserve">and </w:t>
+      </w:r>
+      <w:r>
+        <w:rPr>
+          <w:b/>
+          <w:bCs/>
+          <w:sz w:val="36"/>
+          <w:szCs w:val="36"/>
+        </w:rPr>
+        <w:t>.map</w:t>
+      </w:r>
+      <w:proofErr w:type="gramEnd"/>
+      <w:r>
+        <w:rPr>
+          <w:b/>
+          <w:bCs/>
+          <w:sz w:val="36"/>
+          <w:szCs w:val="36"/>
+        </w:rPr>
+        <w:t>()</w:t>
+      </w:r>
+      <w:r>
+        <w:rPr>
+          <w:sz w:val="36"/>
+          <w:szCs w:val="36"/>
+        </w:rPr>
+        <w:t xml:space="preserve"> method</w:t>
+      </w:r>
+    </w:p>
+    <w:p>
+      <w:pPr>
+        <w:jc w:val="both"/>
+        <w:rPr>
+          <w:sz w:val="36"/>
+          <w:szCs w:val="36"/>
+        </w:rPr>
+      </w:pPr>
+      <w:r>
+        <w:rPr>
+          <w:sz w:val="36"/>
+          <w:szCs w:val="36"/>
+        </w:rPr>
+        <w:t xml:space="preserve"># </w:t>
+      </w:r>
+      <w:r>
+        <w:rPr>
+          <w:sz w:val="36"/>
+          <w:szCs w:val="36"/>
+        </w:rPr>
+        <w:t>Animation double is ranged to</w:t>
+      </w:r>
+      <w:r>
+        <w:rPr>
+          <w:b/>
+          <w:bCs/>
+          <w:sz w:val="36"/>
+          <w:szCs w:val="36"/>
+        </w:rPr>
+        <w:t xml:space="preserve"> -6</w:t>
+      </w:r>
+      <w:r>
+        <w:rPr>
+          <w:sz w:val="36"/>
+          <w:szCs w:val="36"/>
+        </w:rPr>
+        <w:t xml:space="preserve"> because negative means up or bouncing up (bounces up by 6 pixels). Then we use a for loop with</w:t>
+      </w:r>
+      <w:r>
+        <w:rPr>
+          <w:b/>
+          <w:bCs/>
+          <w:sz w:val="36"/>
+          <w:szCs w:val="36"/>
+        </w:rPr>
+        <w:t xml:space="preserve"> </w:t>
+      </w:r>
+      <w:proofErr w:type="spellStart"/>
+      <w:r>
+        <w:rPr>
+          <w:b/>
+          <w:bCs/>
+          <w:sz w:val="36"/>
+          <w:szCs w:val="36"/>
+        </w:rPr>
+        <w:t>Future.delayed</w:t>
+      </w:r>
+      <w:proofErr w:type="spellEnd"/>
+      <w:r>
+        <w:rPr>
+          <w:b/>
+          <w:bCs/>
+          <w:sz w:val="36"/>
+          <w:szCs w:val="36"/>
+        </w:rPr>
+        <w:t>()</w:t>
+      </w:r>
+      <w:r>
+        <w:rPr>
+          <w:sz w:val="36"/>
+          <w:szCs w:val="36"/>
+        </w:rPr>
+        <w:t xml:space="preserve"> so each dots animation starts with a bit of delay then the previous one (it gives us that wave effect)</w:t>
+      </w:r>
+    </w:p>
+    <w:p>
+      <w:pPr>
+        <w:jc w:val="both"/>
+        <w:rPr>
+          <w:sz w:val="36"/>
+          <w:szCs w:val="36"/>
+        </w:rPr>
+      </w:pPr>
+      <w:proofErr w:type="gramStart"/>
+      <w:r>
+        <w:rPr>
+          <w:sz w:val="36"/>
+          <w:szCs w:val="36"/>
+        </w:rPr>
+        <w:t xml:space="preserve"># </w:t>
+      </w:r>
+      <w:r>
+        <w:rPr>
+          <w:b/>
+          <w:bCs/>
+          <w:sz w:val="36"/>
+          <w:szCs w:val="36"/>
+        </w:rPr>
+        <w:t>.repeat</w:t>
+      </w:r>
+      <w:proofErr w:type="gramEnd"/>
+      <w:r>
+        <w:rPr>
+          <w:b/>
+          <w:bCs/>
+          <w:sz w:val="36"/>
+          <w:szCs w:val="36"/>
+        </w:rPr>
+        <w:t>(</w:t>
+      </w:r>
+      <w:r>
+        <w:rPr>
+          <w:b/>
+          <w:bCs/>
+          <w:sz w:val="36"/>
+          <w:szCs w:val="36"/>
+        </w:rPr>
+        <w:t>reverse: true</w:t>
+      </w:r>
+      <w:r>
+        <w:rPr>
+          <w:b/>
+          <w:bCs/>
+          <w:sz w:val="36"/>
+          <w:szCs w:val="36"/>
+        </w:rPr>
+        <w:t>)</w:t>
+      </w:r>
+      <w:r>
+        <w:rPr>
+          <w:sz w:val="36"/>
+          <w:szCs w:val="36"/>
+        </w:rPr>
+        <w:t xml:space="preserve"> tells the controller to start driving the animation but it will repeat and in reverse if time is given</w:t>
+      </w:r>
+    </w:p>
+    <w:p>
+      <w:pPr>
+        <w:jc w:val="both"/>
+        <w:rPr>
+          <w:sz w:val="36"/>
+          <w:szCs w:val="36"/>
+        </w:rPr>
+      </w:pPr>
+      <w:r>
+        <w:rPr>
+          <w:sz w:val="36"/>
+          <w:szCs w:val="36"/>
+        </w:rPr>
+        <w:t xml:space="preserve"># The we also dispose all of the controllers using a </w:t>
+      </w:r>
+      <w:r>
+        <w:rPr>
+          <w:b/>
+          <w:bCs/>
+          <w:sz w:val="36"/>
+          <w:szCs w:val="36"/>
+        </w:rPr>
+        <w:t>for</w:t>
+      </w:r>
+      <w:r>
+        <w:rPr>
+          <w:sz w:val="36"/>
+          <w:szCs w:val="36"/>
+        </w:rPr>
+        <w:t xml:space="preserve"> loop</w:t>
+      </w:r>
+    </w:p>
+    <w:p>
+      <w:pPr>
+        <w:jc w:val="both"/>
+        <w:rPr>
+          <w:sz w:val="36"/>
+          <w:szCs w:val="36"/>
+        </w:rPr>
+      </w:pPr>
+      <w:r>
+        <w:rPr>
+          <w:sz w:val="36"/>
+          <w:szCs w:val="36"/>
+        </w:rPr>
+        <w:t xml:space="preserve"># Finally display the animations using </w:t>
+      </w:r>
+      <w:proofErr w:type="spellStart"/>
+      <w:r>
+        <w:rPr>
+          <w:b/>
+          <w:bCs/>
+          <w:sz w:val="36"/>
+          <w:szCs w:val="36"/>
+        </w:rPr>
+        <w:t>List.generate</w:t>
+      </w:r>
+      <w:proofErr w:type="spellEnd"/>
+      <w:r>
+        <w:rPr>
+          <w:b/>
+          <w:bCs/>
+          <w:sz w:val="36"/>
+          <w:szCs w:val="36"/>
+        </w:rPr>
+        <w:t xml:space="preserve">() </w:t>
+      </w:r>
+      <w:r>
+        <w:rPr>
+          <w:sz w:val="36"/>
+          <w:szCs w:val="36"/>
+        </w:rPr>
+        <w:t xml:space="preserve">(assigned directly to the </w:t>
+      </w:r>
+      <w:r>
+        <w:rPr>
+          <w:b/>
+          <w:bCs/>
+          <w:sz w:val="36"/>
+          <w:szCs w:val="36"/>
+        </w:rPr>
+        <w:t>Row</w:t>
+      </w:r>
+      <w:r>
+        <w:rPr>
+          <w:sz w:val="36"/>
+          <w:szCs w:val="36"/>
+        </w:rPr>
+        <w:t xml:space="preserve">’s </w:t>
+      </w:r>
+      <w:r>
+        <w:rPr>
+          <w:b/>
+          <w:bCs/>
+          <w:sz w:val="36"/>
+          <w:szCs w:val="36"/>
+        </w:rPr>
+        <w:t>children:</w:t>
+      </w:r>
+      <w:r>
+        <w:rPr>
+          <w:sz w:val="36"/>
+          <w:szCs w:val="36"/>
+        </w:rPr>
+        <w:t xml:space="preserve">), animated builders </w:t>
+      </w:r>
+      <w:proofErr w:type="spellStart"/>
+      <w:r>
+        <w:rPr>
+          <w:b/>
+          <w:bCs/>
+          <w:sz w:val="36"/>
+          <w:szCs w:val="36"/>
+        </w:rPr>
+        <w:t>Transform.translate</w:t>
+      </w:r>
+      <w:proofErr w:type="spellEnd"/>
+      <w:r>
+        <w:rPr>
+          <w:sz w:val="36"/>
+          <w:szCs w:val="36"/>
+        </w:rPr>
+        <w:t xml:space="preserve"> animation.</w:t>
+      </w:r>
+    </w:p>
+    <w:p>
+      <w:pPr>
+        <w:jc w:val="both"/>
+        <w:rPr>
+          <w:b/>
+          <w:bCs/>
+          <w:color w:val="D86DCB" w:themeColor="accent5" w:themeTint="99"/>
+          <w:sz w:val="36"/>
+          <w:szCs w:val="36"/>
+        </w:rPr>
+      </w:pPr>
+      <w:r>
+        <w:rPr>
+          <w:b/>
+          <w:bCs/>
+          <w:color w:val="D86DCB" w:themeColor="accent5" w:themeTint="99"/>
+          <w:sz w:val="36"/>
+          <w:szCs w:val="36"/>
+        </w:rPr>
+        <w:t>class _</w:t>
+      </w:r>
+      <w:proofErr w:type="spellStart"/>
+      <w:r>
+        <w:rPr>
+          <w:b/>
+          <w:bCs/>
+          <w:color w:val="D86DCB" w:themeColor="accent5" w:themeTint="99"/>
+          <w:sz w:val="36"/>
+          <w:szCs w:val="36"/>
+        </w:rPr>
+        <w:t>TypingIndicatorState</w:t>
+      </w:r>
+      <w:proofErr w:type="spellEnd"/>
+      <w:r>
+        <w:rPr>
+          <w:b/>
+          <w:bCs/>
+          <w:color w:val="D86DCB" w:themeColor="accent5" w:themeTint="99"/>
+          <w:sz w:val="36"/>
+          <w:szCs w:val="36"/>
+        </w:rPr>
+        <w:t xml:space="preserve"> extends State&lt;</w:t>
+      </w:r>
+      <w:proofErr w:type="spellStart"/>
+      <w:r>
+        <w:rPr>
+          <w:b/>
+          <w:bCs/>
+          <w:color w:val="D86DCB" w:themeColor="accent5" w:themeTint="99"/>
+          <w:sz w:val="36"/>
+          <w:szCs w:val="36"/>
+        </w:rPr>
+        <w:t>TypingIndicator</w:t>
+      </w:r>
+      <w:proofErr w:type="spellEnd"/>
+      <w:r>
+        <w:rPr>
+          <w:b/>
+          <w:bCs/>
+          <w:color w:val="D86DCB" w:themeColor="accent5" w:themeTint="99"/>
+          <w:sz w:val="36"/>
+          <w:szCs w:val="36"/>
+        </w:rPr>
+        <w:t xml:space="preserve">&gt; with </w:t>
+      </w:r>
+      <w:proofErr w:type="spellStart"/>
+      <w:r>
+        <w:rPr>
+          <w:b/>
+          <w:bCs/>
+          <w:color w:val="D86DCB" w:themeColor="accent5" w:themeTint="99"/>
+          <w:sz w:val="36"/>
+          <w:szCs w:val="36"/>
+        </w:rPr>
+        <w:t>TickerProviderStateMixin</w:t>
+      </w:r>
+      <w:proofErr w:type="spellEnd"/>
+      <w:r>
+        <w:rPr>
+          <w:b/>
+          <w:bCs/>
+          <w:color w:val="D86DCB" w:themeColor="accent5" w:themeTint="99"/>
+          <w:sz w:val="36"/>
+          <w:szCs w:val="36"/>
+        </w:rPr>
+        <w:t xml:space="preserve"> {</w:t>
+      </w:r>
+    </w:p>
+    <w:p>
+      <w:pPr>
+        <w:jc w:val="both"/>
+        <w:rPr>
+          <w:b/>
+          <w:bCs/>
+          <w:color w:val="D86DCB" w:themeColor="accent5" w:themeTint="99"/>
+          <w:sz w:val="36"/>
+          <w:szCs w:val="36"/>
+        </w:rPr>
+      </w:pPr>
+    </w:p>
+    <w:p>
+      <w:pPr>
+        <w:jc w:val="both"/>
+        <w:rPr>
+          <w:b/>
+          <w:bCs/>
+          <w:color w:val="D86DCB" w:themeColor="accent5" w:themeTint="99"/>
+          <w:sz w:val="36"/>
+          <w:szCs w:val="36"/>
+        </w:rPr>
+      </w:pPr>
+      <w:r>
+        <w:rPr>
+          <w:b/>
+          <w:bCs/>
+          <w:color w:val="D86DCB" w:themeColor="accent5" w:themeTint="99"/>
+          <w:sz w:val="36"/>
+          <w:szCs w:val="36"/>
+        </w:rPr>
+        <w:lastRenderedPageBreak/>
+        <w:t xml:space="preserve">  late final List&lt;</w:t>
+      </w:r>
+      <w:proofErr w:type="spellStart"/>
+      <w:r>
+        <w:rPr>
+          <w:b/>
+          <w:bCs/>
+          <w:color w:val="D86DCB" w:themeColor="accent5" w:themeTint="99"/>
+          <w:sz w:val="36"/>
+          <w:szCs w:val="36"/>
+        </w:rPr>
+        <w:t>AnimationController</w:t>
+      </w:r>
+      <w:proofErr w:type="spellEnd"/>
+      <w:r>
+        <w:rPr>
+          <w:b/>
+          <w:bCs/>
+          <w:color w:val="D86DCB" w:themeColor="accent5" w:themeTint="99"/>
+          <w:sz w:val="36"/>
+          <w:szCs w:val="36"/>
+        </w:rPr>
+        <w:t>&gt; _controllers;</w:t>
+      </w:r>
+    </w:p>
+    <w:p>
+      <w:pPr>
+        <w:jc w:val="both"/>
+        <w:rPr>
+          <w:b/>
+          <w:bCs/>
+          <w:color w:val="D86DCB" w:themeColor="accent5" w:themeTint="99"/>
+          <w:sz w:val="36"/>
+          <w:szCs w:val="36"/>
+        </w:rPr>
+      </w:pPr>
+      <w:r>
+        <w:rPr>
+          <w:b/>
+          <w:bCs/>
+          <w:color w:val="D86DCB" w:themeColor="accent5" w:themeTint="99"/>
+          <w:sz w:val="36"/>
+          <w:szCs w:val="36"/>
+        </w:rPr>
+        <w:t xml:space="preserve">  late final List&lt;Animation&lt;double&gt;&gt; _animations;</w:t>
+      </w:r>
+    </w:p>
+    <w:p>
+      <w:pPr>
+        <w:jc w:val="both"/>
+        <w:rPr>
+          <w:b/>
+          <w:bCs/>
+          <w:color w:val="D86DCB" w:themeColor="accent5" w:themeTint="99"/>
+          <w:sz w:val="36"/>
+          <w:szCs w:val="36"/>
+        </w:rPr>
+      </w:pPr>
+      <w:r>
+        <w:rPr>
+          <w:b/>
+          <w:bCs/>
+          <w:color w:val="D86DCB" w:themeColor="accent5" w:themeTint="99"/>
+          <w:sz w:val="36"/>
+          <w:szCs w:val="36"/>
+        </w:rPr>
+        <w:t xml:space="preserve">  @override</w:t>
+      </w:r>
+    </w:p>
+    <w:p>
+      <w:pPr>
+        <w:jc w:val="both"/>
+        <w:rPr>
+          <w:b/>
+          <w:bCs/>
+          <w:color w:val="D86DCB" w:themeColor="accent5" w:themeTint="99"/>
+          <w:sz w:val="36"/>
+          <w:szCs w:val="36"/>
+        </w:rPr>
+      </w:pPr>
+      <w:r>
+        <w:rPr>
+          <w:b/>
+          <w:bCs/>
+          <w:color w:val="D86DCB" w:themeColor="accent5" w:themeTint="99"/>
+          <w:sz w:val="36"/>
+          <w:szCs w:val="36"/>
+        </w:rPr>
+        <w:t xml:space="preserve">  void </w:t>
+      </w:r>
+      <w:proofErr w:type="spellStart"/>
+      <w:proofErr w:type="gramStart"/>
+      <w:r>
+        <w:rPr>
+          <w:b/>
+          <w:bCs/>
+          <w:color w:val="D86DCB" w:themeColor="accent5" w:themeTint="99"/>
+          <w:sz w:val="36"/>
+          <w:szCs w:val="36"/>
+        </w:rPr>
+        <w:t>initState</w:t>
+      </w:r>
+      <w:proofErr w:type="spellEnd"/>
+      <w:r>
+        <w:rPr>
+          <w:b/>
+          <w:bCs/>
+          <w:color w:val="D86DCB" w:themeColor="accent5" w:themeTint="99"/>
+          <w:sz w:val="36"/>
+          <w:szCs w:val="36"/>
+        </w:rPr>
+        <w:t>(</w:t>
+      </w:r>
+      <w:proofErr w:type="gramEnd"/>
+      <w:r>
+        <w:rPr>
+          <w:b/>
+          <w:bCs/>
+          <w:color w:val="D86DCB" w:themeColor="accent5" w:themeTint="99"/>
+          <w:sz w:val="36"/>
+          <w:szCs w:val="36"/>
+        </w:rPr>
+        <w:t>) {</w:t>
+      </w:r>
+    </w:p>
+    <w:p>
+      <w:pPr>
+        <w:jc w:val="both"/>
+        <w:rPr>
+          <w:b/>
+          <w:bCs/>
+          <w:color w:val="D86DCB" w:themeColor="accent5" w:themeTint="99"/>
+          <w:sz w:val="36"/>
+          <w:szCs w:val="36"/>
+        </w:rPr>
+      </w:pPr>
+      <w:r>
+        <w:rPr>
+          <w:b/>
+          <w:bCs/>
+          <w:color w:val="D86DCB" w:themeColor="accent5" w:themeTint="99"/>
+          <w:sz w:val="36"/>
+          <w:szCs w:val="36"/>
+        </w:rPr>
+        <w:t xml:space="preserve">    </w:t>
+      </w:r>
+      <w:proofErr w:type="spellStart"/>
+      <w:proofErr w:type="gramStart"/>
+      <w:r>
+        <w:rPr>
+          <w:b/>
+          <w:bCs/>
+          <w:color w:val="D86DCB" w:themeColor="accent5" w:themeTint="99"/>
+          <w:sz w:val="36"/>
+          <w:szCs w:val="36"/>
+        </w:rPr>
+        <w:t>super.initState</w:t>
+      </w:r>
+      <w:proofErr w:type="spellEnd"/>
+      <w:proofErr w:type="gramEnd"/>
+      <w:r>
+        <w:rPr>
+          <w:b/>
+          <w:bCs/>
+          <w:color w:val="D86DCB" w:themeColor="accent5" w:themeTint="99"/>
+          <w:sz w:val="36"/>
+          <w:szCs w:val="36"/>
+        </w:rPr>
+        <w:t>();</w:t>
+      </w:r>
+    </w:p>
+    <w:p>
+      <w:pPr>
+        <w:jc w:val="both"/>
+        <w:rPr>
+          <w:b/>
+          <w:bCs/>
+          <w:color w:val="D86DCB" w:themeColor="accent5" w:themeTint="99"/>
+          <w:sz w:val="36"/>
+          <w:szCs w:val="36"/>
+        </w:rPr>
+      </w:pPr>
+      <w:r>
+        <w:rPr>
+          <w:b/>
+          <w:bCs/>
+          <w:color w:val="D86DCB" w:themeColor="accent5" w:themeTint="99"/>
+          <w:sz w:val="36"/>
+          <w:szCs w:val="36"/>
+        </w:rPr>
+        <w:t xml:space="preserve">    // one controller per dot</w:t>
+      </w:r>
+    </w:p>
+    <w:p>
+      <w:pPr>
+        <w:jc w:val="both"/>
+        <w:rPr>
+          <w:b/>
+          <w:bCs/>
+          <w:color w:val="D86DCB" w:themeColor="accent5" w:themeTint="99"/>
+          <w:sz w:val="36"/>
+          <w:szCs w:val="36"/>
+        </w:rPr>
+      </w:pPr>
+      <w:r>
+        <w:rPr>
+          <w:b/>
+          <w:bCs/>
+          <w:color w:val="D86DCB" w:themeColor="accent5" w:themeTint="99"/>
+          <w:sz w:val="36"/>
+          <w:szCs w:val="36"/>
+        </w:rPr>
+        <w:t xml:space="preserve">    _controllers = </w:t>
+      </w:r>
+      <w:proofErr w:type="spellStart"/>
+      <w:r>
+        <w:rPr>
+          <w:b/>
+          <w:bCs/>
+          <w:color w:val="D86DCB" w:themeColor="accent5" w:themeTint="99"/>
+          <w:sz w:val="36"/>
+          <w:szCs w:val="36"/>
+        </w:rPr>
+        <w:t>List.generate</w:t>
+      </w:r>
+      <w:proofErr w:type="spellEnd"/>
+      <w:r>
+        <w:rPr>
+          <w:b/>
+          <w:bCs/>
+          <w:color w:val="D86DCB" w:themeColor="accent5" w:themeTint="99"/>
+          <w:sz w:val="36"/>
+          <w:szCs w:val="36"/>
+        </w:rPr>
+        <w:t>(</w:t>
+      </w:r>
+    </w:p>
+    <w:p>
+      <w:pPr>
+        <w:jc w:val="both"/>
+        <w:rPr>
+          <w:b/>
+          <w:bCs/>
+          <w:color w:val="D86DCB" w:themeColor="accent5" w:themeTint="99"/>
+          <w:sz w:val="36"/>
+          <w:szCs w:val="36"/>
+        </w:rPr>
+      </w:pPr>
+      <w:r>
+        <w:rPr>
+          <w:b/>
+          <w:bCs/>
+          <w:color w:val="D86DCB" w:themeColor="accent5" w:themeTint="99"/>
+          <w:sz w:val="36"/>
+          <w:szCs w:val="36"/>
+        </w:rPr>
+        <w:t xml:space="preserve">        3,</w:t>
+      </w:r>
+    </w:p>
+    <w:p>
+      <w:pPr>
+        <w:jc w:val="both"/>
+        <w:rPr>
+          <w:b/>
+          <w:bCs/>
+          <w:color w:val="D86DCB" w:themeColor="accent5" w:themeTint="99"/>
+          <w:sz w:val="36"/>
+          <w:szCs w:val="36"/>
+        </w:rPr>
+      </w:pPr>
+      <w:r>
+        <w:rPr>
+          <w:b/>
+          <w:bCs/>
+          <w:color w:val="D86DCB" w:themeColor="accent5" w:themeTint="99"/>
+          <w:sz w:val="36"/>
+          <w:szCs w:val="36"/>
+        </w:rPr>
+        <w:t xml:space="preserve">        (index) =&gt; </w:t>
+      </w:r>
+      <w:proofErr w:type="spellStart"/>
+      <w:proofErr w:type="gramStart"/>
+      <w:r>
+        <w:rPr>
+          <w:b/>
+          <w:bCs/>
+          <w:color w:val="D86DCB" w:themeColor="accent5" w:themeTint="99"/>
+          <w:sz w:val="36"/>
+          <w:szCs w:val="36"/>
+        </w:rPr>
+        <w:t>AnimationController</w:t>
+      </w:r>
+      <w:proofErr w:type="spellEnd"/>
+      <w:r>
+        <w:rPr>
+          <w:b/>
+          <w:bCs/>
+          <w:color w:val="D86DCB" w:themeColor="accent5" w:themeTint="99"/>
+          <w:sz w:val="36"/>
+          <w:szCs w:val="36"/>
+        </w:rPr>
+        <w:t>(</w:t>
+      </w:r>
+      <w:proofErr w:type="spellStart"/>
+      <w:proofErr w:type="gramEnd"/>
+      <w:r>
+        <w:rPr>
+          <w:b/>
+          <w:bCs/>
+          <w:color w:val="D86DCB" w:themeColor="accent5" w:themeTint="99"/>
+          <w:sz w:val="36"/>
+          <w:szCs w:val="36"/>
+        </w:rPr>
+        <w:t>vsync</w:t>
+      </w:r>
+      <w:proofErr w:type="spellEnd"/>
+      <w:r>
+        <w:rPr>
+          <w:b/>
+          <w:bCs/>
+          <w:color w:val="D86DCB" w:themeColor="accent5" w:themeTint="99"/>
+          <w:sz w:val="36"/>
+          <w:szCs w:val="36"/>
+        </w:rPr>
+        <w:t>: this, duration: const Duration(milliseconds: 500))</w:t>
+      </w:r>
+    </w:p>
+    <w:p>
+      <w:pPr>
+        <w:jc w:val="both"/>
+        <w:rPr>
+          <w:b/>
+          <w:bCs/>
+          <w:color w:val="D86DCB" w:themeColor="accent5" w:themeTint="99"/>
+          <w:sz w:val="36"/>
+          <w:szCs w:val="36"/>
+        </w:rPr>
+      </w:pPr>
+      <w:r>
+        <w:rPr>
+          <w:b/>
+          <w:bCs/>
+          <w:color w:val="D86DCB" w:themeColor="accent5" w:themeTint="99"/>
+          <w:sz w:val="36"/>
+          <w:szCs w:val="36"/>
+        </w:rPr>
+        <w:t xml:space="preserve">    );</w:t>
+      </w:r>
+    </w:p>
+    <w:p>
+      <w:pPr>
+        <w:jc w:val="both"/>
+        <w:rPr>
+          <w:b/>
+          <w:bCs/>
+          <w:color w:val="D86DCB" w:themeColor="accent5" w:themeTint="99"/>
+          <w:sz w:val="36"/>
+          <w:szCs w:val="36"/>
+        </w:rPr>
+      </w:pPr>
+      <w:r>
+        <w:rPr>
+          <w:b/>
+          <w:bCs/>
+          <w:color w:val="D86DCB" w:themeColor="accent5" w:themeTint="99"/>
+          <w:sz w:val="36"/>
+          <w:szCs w:val="36"/>
+        </w:rPr>
+        <w:t xml:space="preserve">    // each dot bounces up by 6 pixels</w:t>
+      </w:r>
+    </w:p>
+    <w:p>
+      <w:pPr>
+        <w:jc w:val="both"/>
+        <w:rPr>
+          <w:b/>
+          <w:bCs/>
+          <w:color w:val="D86DCB" w:themeColor="accent5" w:themeTint="99"/>
+          <w:sz w:val="36"/>
+          <w:szCs w:val="36"/>
+        </w:rPr>
+      </w:pPr>
+      <w:r>
+        <w:rPr>
+          <w:b/>
+          <w:bCs/>
+          <w:color w:val="D86DCB" w:themeColor="accent5" w:themeTint="99"/>
+          <w:sz w:val="36"/>
+          <w:szCs w:val="36"/>
+        </w:rPr>
+        <w:t xml:space="preserve">    _animations = </w:t>
+      </w:r>
+      <w:proofErr w:type="gramStart"/>
+      <w:r>
+        <w:rPr>
+          <w:b/>
+          <w:bCs/>
+          <w:color w:val="D86DCB" w:themeColor="accent5" w:themeTint="99"/>
+          <w:sz w:val="36"/>
+          <w:szCs w:val="36"/>
+        </w:rPr>
+        <w:t>_</w:t>
+      </w:r>
+      <w:proofErr w:type="spellStart"/>
+      <w:r>
+        <w:rPr>
+          <w:b/>
+          <w:bCs/>
+          <w:color w:val="D86DCB" w:themeColor="accent5" w:themeTint="99"/>
+          <w:sz w:val="36"/>
+          <w:szCs w:val="36"/>
+        </w:rPr>
+        <w:t>controllers.map</w:t>
+      </w:r>
+      <w:proofErr w:type="spellEnd"/>
+      <w:r>
+        <w:rPr>
+          <w:b/>
+          <w:bCs/>
+          <w:color w:val="D86DCB" w:themeColor="accent5" w:themeTint="99"/>
+          <w:sz w:val="36"/>
+          <w:szCs w:val="36"/>
+        </w:rPr>
+        <w:t>(</w:t>
+      </w:r>
+      <w:proofErr w:type="gramEnd"/>
+    </w:p>
+    <w:p>
+      <w:pPr>
+        <w:jc w:val="both"/>
+        <w:rPr>
+          <w:b/>
+          <w:bCs/>
+          <w:color w:val="D86DCB" w:themeColor="accent5" w:themeTint="99"/>
+          <w:sz w:val="36"/>
+          <w:szCs w:val="36"/>
+        </w:rPr>
+      </w:pPr>
+      <w:r>
+        <w:rPr>
+          <w:b/>
+          <w:bCs/>
+          <w:color w:val="D86DCB" w:themeColor="accent5" w:themeTint="99"/>
+          <w:sz w:val="36"/>
+          <w:szCs w:val="36"/>
+        </w:rPr>
+        <w:t xml:space="preserve">        (e) =&gt; Tween&lt;double</w:t>
+      </w:r>
+      <w:proofErr w:type="gramStart"/>
+      <w:r>
+        <w:rPr>
+          <w:b/>
+          <w:bCs/>
+          <w:color w:val="D86DCB" w:themeColor="accent5" w:themeTint="99"/>
+          <w:sz w:val="36"/>
+          <w:szCs w:val="36"/>
+        </w:rPr>
+        <w:t>&gt;(</w:t>
+      </w:r>
+      <w:proofErr w:type="gramEnd"/>
+    </w:p>
+    <w:p>
+      <w:pPr>
+        <w:jc w:val="both"/>
+        <w:rPr>
+          <w:b/>
+          <w:bCs/>
+          <w:color w:val="D86DCB" w:themeColor="accent5" w:themeTint="99"/>
+          <w:sz w:val="36"/>
+          <w:szCs w:val="36"/>
+        </w:rPr>
+      </w:pPr>
+      <w:r>
+        <w:rPr>
+          <w:b/>
+          <w:bCs/>
+          <w:color w:val="D86DCB" w:themeColor="accent5" w:themeTint="99"/>
+          <w:sz w:val="36"/>
+          <w:szCs w:val="36"/>
+        </w:rPr>
+        <w:t xml:space="preserve">          begin: 0,</w:t>
+      </w:r>
+    </w:p>
+    <w:p>
+      <w:pPr>
+        <w:jc w:val="both"/>
+        <w:rPr>
+          <w:b/>
+          <w:bCs/>
+          <w:color w:val="D86DCB" w:themeColor="accent5" w:themeTint="99"/>
+          <w:sz w:val="36"/>
+          <w:szCs w:val="36"/>
+        </w:rPr>
+      </w:pPr>
+      <w:r>
+        <w:rPr>
+          <w:b/>
+          <w:bCs/>
+          <w:color w:val="D86DCB" w:themeColor="accent5" w:themeTint="99"/>
+          <w:sz w:val="36"/>
+          <w:szCs w:val="36"/>
+        </w:rPr>
+        <w:t xml:space="preserve">          end: -6</w:t>
+      </w:r>
+    </w:p>
+    <w:p>
+      <w:pPr>
+        <w:jc w:val="both"/>
+        <w:rPr>
+          <w:b/>
+          <w:bCs/>
+          <w:color w:val="D86DCB" w:themeColor="accent5" w:themeTint="99"/>
+          <w:sz w:val="36"/>
+          <w:szCs w:val="36"/>
+        </w:rPr>
+      </w:pPr>
+      <w:r>
+        <w:rPr>
+          <w:b/>
+          <w:bCs/>
+          <w:color w:val="D86DCB" w:themeColor="accent5" w:themeTint="99"/>
+          <w:sz w:val="36"/>
+          <w:szCs w:val="36"/>
+        </w:rPr>
+        <w:t xml:space="preserve">        </w:t>
+      </w:r>
+      <w:proofErr w:type="gramStart"/>
+      <w:r>
+        <w:rPr>
+          <w:b/>
+          <w:bCs/>
+          <w:color w:val="D86DCB" w:themeColor="accent5" w:themeTint="99"/>
+          <w:sz w:val="36"/>
+          <w:szCs w:val="36"/>
+        </w:rPr>
+        <w:t>).animate</w:t>
+      </w:r>
+      <w:proofErr w:type="gramEnd"/>
+      <w:r>
+        <w:rPr>
+          <w:b/>
+          <w:bCs/>
+          <w:color w:val="D86DCB" w:themeColor="accent5" w:themeTint="99"/>
+          <w:sz w:val="36"/>
+          <w:szCs w:val="36"/>
+        </w:rPr>
+        <w:t>(</w:t>
+      </w:r>
+    </w:p>
+    <w:p>
+      <w:pPr>
+        <w:jc w:val="both"/>
+        <w:rPr>
+          <w:b/>
+          <w:bCs/>
+          <w:color w:val="D86DCB" w:themeColor="accent5" w:themeTint="99"/>
+          <w:sz w:val="36"/>
+          <w:szCs w:val="36"/>
+        </w:rPr>
+      </w:pPr>
+      <w:r>
+        <w:rPr>
+          <w:b/>
+          <w:bCs/>
+          <w:color w:val="D86DCB" w:themeColor="accent5" w:themeTint="99"/>
+          <w:sz w:val="36"/>
+          <w:szCs w:val="36"/>
+        </w:rPr>
+        <w:t xml:space="preserve">          </w:t>
+      </w:r>
+      <w:proofErr w:type="spellStart"/>
+      <w:proofErr w:type="gramStart"/>
+      <w:r>
+        <w:rPr>
+          <w:b/>
+          <w:bCs/>
+          <w:color w:val="D86DCB" w:themeColor="accent5" w:themeTint="99"/>
+          <w:sz w:val="36"/>
+          <w:szCs w:val="36"/>
+        </w:rPr>
+        <w:t>CurvedAnimation</w:t>
+      </w:r>
+      <w:proofErr w:type="spellEnd"/>
+      <w:r>
+        <w:rPr>
+          <w:b/>
+          <w:bCs/>
+          <w:color w:val="D86DCB" w:themeColor="accent5" w:themeTint="99"/>
+          <w:sz w:val="36"/>
+          <w:szCs w:val="36"/>
+        </w:rPr>
+        <w:t>(</w:t>
+      </w:r>
+      <w:proofErr w:type="gramEnd"/>
+      <w:r>
+        <w:rPr>
+          <w:b/>
+          <w:bCs/>
+          <w:color w:val="D86DCB" w:themeColor="accent5" w:themeTint="99"/>
+          <w:sz w:val="36"/>
+          <w:szCs w:val="36"/>
+        </w:rPr>
+        <w:t xml:space="preserve">parent: e, curve: </w:t>
+      </w:r>
+      <w:proofErr w:type="spellStart"/>
+      <w:r>
+        <w:rPr>
+          <w:b/>
+          <w:bCs/>
+          <w:color w:val="D86DCB" w:themeColor="accent5" w:themeTint="99"/>
+          <w:sz w:val="36"/>
+          <w:szCs w:val="36"/>
+        </w:rPr>
+        <w:t>Curves.easeInOut</w:t>
+      </w:r>
+      <w:proofErr w:type="spellEnd"/>
+      <w:r>
+        <w:rPr>
+          <w:b/>
+          <w:bCs/>
+          <w:color w:val="D86DCB" w:themeColor="accent5" w:themeTint="99"/>
+          <w:sz w:val="36"/>
+          <w:szCs w:val="36"/>
+        </w:rPr>
+        <w:t>)</w:t>
+      </w:r>
+    </w:p>
+    <w:p>
+      <w:pPr>
+        <w:jc w:val="both"/>
+        <w:rPr>
+          <w:b/>
+          <w:bCs/>
+          <w:color w:val="D86DCB" w:themeColor="accent5" w:themeTint="99"/>
+          <w:sz w:val="36"/>
+          <w:szCs w:val="36"/>
+        </w:rPr>
+      </w:pPr>
+      <w:r>
+        <w:rPr>
+          <w:b/>
+          <w:bCs/>
+          <w:color w:val="D86DCB" w:themeColor="accent5" w:themeTint="99"/>
+          <w:sz w:val="36"/>
+          <w:szCs w:val="36"/>
+        </w:rPr>
+        <w:t xml:space="preserve">        )</w:t>
+      </w:r>
+    </w:p>
+    <w:p>
+      <w:pPr>
+        <w:jc w:val="both"/>
+        <w:rPr>
+          <w:b/>
+          <w:bCs/>
+          <w:color w:val="D86DCB" w:themeColor="accent5" w:themeTint="99"/>
+          <w:sz w:val="36"/>
+          <w:szCs w:val="36"/>
+        </w:rPr>
+      </w:pPr>
+      <w:r>
+        <w:rPr>
+          <w:b/>
+          <w:bCs/>
+          <w:color w:val="D86DCB" w:themeColor="accent5" w:themeTint="99"/>
+          <w:sz w:val="36"/>
+          <w:szCs w:val="36"/>
+        </w:rPr>
+        <w:t xml:space="preserve">    </w:t>
+      </w:r>
+      <w:proofErr w:type="gramStart"/>
+      <w:r>
+        <w:rPr>
+          <w:b/>
+          <w:bCs/>
+          <w:color w:val="D86DCB" w:themeColor="accent5" w:themeTint="99"/>
+          <w:sz w:val="36"/>
+          <w:szCs w:val="36"/>
+        </w:rPr>
+        <w:t>).</w:t>
+      </w:r>
+      <w:proofErr w:type="spellStart"/>
+      <w:r>
+        <w:rPr>
+          <w:b/>
+          <w:bCs/>
+          <w:color w:val="D86DCB" w:themeColor="accent5" w:themeTint="99"/>
+          <w:sz w:val="36"/>
+          <w:szCs w:val="36"/>
+        </w:rPr>
+        <w:t>toList</w:t>
+      </w:r>
+      <w:proofErr w:type="spellEnd"/>
+      <w:proofErr w:type="gramEnd"/>
+      <w:r>
+        <w:rPr>
+          <w:b/>
+          <w:bCs/>
+          <w:color w:val="D86DCB" w:themeColor="accent5" w:themeTint="99"/>
+          <w:sz w:val="36"/>
+          <w:szCs w:val="36"/>
+        </w:rPr>
+        <w:t>();</w:t>
+      </w:r>
+    </w:p>
+    <w:p>
+      <w:pPr>
+        <w:jc w:val="both"/>
+        <w:rPr>
+          <w:b/>
+          <w:bCs/>
+          <w:color w:val="D86DCB" w:themeColor="accent5" w:themeTint="99"/>
+          <w:sz w:val="36"/>
+          <w:szCs w:val="36"/>
+        </w:rPr>
+      </w:pPr>
+    </w:p>
+    <w:p>
+      <w:pPr>
+        <w:jc w:val="both"/>
+        <w:rPr>
+          <w:b/>
+          <w:bCs/>
+          <w:color w:val="D86DCB" w:themeColor="accent5" w:themeTint="99"/>
+          <w:sz w:val="36"/>
+          <w:szCs w:val="36"/>
+        </w:rPr>
+      </w:pPr>
+      <w:r>
+        <w:rPr>
+          <w:b/>
+          <w:bCs/>
+          <w:color w:val="D86DCB" w:themeColor="accent5" w:themeTint="99"/>
+          <w:sz w:val="36"/>
+          <w:szCs w:val="36"/>
+        </w:rPr>
+        <w:t xml:space="preserve">    // Stagger the start of each dot so they animate one after another</w:t>
+      </w:r>
+    </w:p>
+    <w:p>
+      <w:pPr>
+        <w:jc w:val="both"/>
+        <w:rPr>
+          <w:b/>
+          <w:bCs/>
+          <w:color w:val="D86DCB" w:themeColor="accent5" w:themeTint="99"/>
+          <w:sz w:val="36"/>
+          <w:szCs w:val="36"/>
+        </w:rPr>
+      </w:pPr>
+      <w:r>
+        <w:rPr>
+          <w:b/>
+          <w:bCs/>
+          <w:color w:val="D86DCB" w:themeColor="accent5" w:themeTint="99"/>
+          <w:sz w:val="36"/>
+          <w:szCs w:val="36"/>
+        </w:rPr>
+        <w:t xml:space="preserve">    </w:t>
+      </w:r>
+      <w:proofErr w:type="gramStart"/>
+      <w:r>
+        <w:rPr>
+          <w:b/>
+          <w:bCs/>
+          <w:color w:val="D86DCB" w:themeColor="accent5" w:themeTint="99"/>
+          <w:sz w:val="36"/>
+          <w:szCs w:val="36"/>
+        </w:rPr>
+        <w:t>for(</w:t>
+      </w:r>
+      <w:proofErr w:type="gramEnd"/>
+      <w:r>
+        <w:rPr>
+          <w:b/>
+          <w:bCs/>
+          <w:color w:val="D86DCB" w:themeColor="accent5" w:themeTint="99"/>
+          <w:sz w:val="36"/>
+          <w:szCs w:val="36"/>
+        </w:rPr>
+        <w:t xml:space="preserve">int </w:t>
+      </w:r>
+      <w:proofErr w:type="spellStart"/>
+      <w:r>
+        <w:rPr>
+          <w:b/>
+          <w:bCs/>
+          <w:color w:val="D86DCB" w:themeColor="accent5" w:themeTint="99"/>
+          <w:sz w:val="36"/>
+          <w:szCs w:val="36"/>
+        </w:rPr>
+        <w:t>i</w:t>
+      </w:r>
+      <w:proofErr w:type="spellEnd"/>
+      <w:r>
+        <w:rPr>
+          <w:b/>
+          <w:bCs/>
+          <w:color w:val="D86DCB" w:themeColor="accent5" w:themeTint="99"/>
+          <w:sz w:val="36"/>
+          <w:szCs w:val="36"/>
+        </w:rPr>
+        <w:t xml:space="preserve"> = 0; </w:t>
+      </w:r>
+      <w:proofErr w:type="spellStart"/>
+      <w:r>
+        <w:rPr>
+          <w:b/>
+          <w:bCs/>
+          <w:color w:val="D86DCB" w:themeColor="accent5" w:themeTint="99"/>
+          <w:sz w:val="36"/>
+          <w:szCs w:val="36"/>
+        </w:rPr>
+        <w:t>i</w:t>
+      </w:r>
+      <w:proofErr w:type="spellEnd"/>
+      <w:r>
+        <w:rPr>
+          <w:b/>
+          <w:bCs/>
+          <w:color w:val="D86DCB" w:themeColor="accent5" w:themeTint="99"/>
+          <w:sz w:val="36"/>
+          <w:szCs w:val="36"/>
+        </w:rPr>
+        <w:t xml:space="preserve"> &lt; 3; </w:t>
+      </w:r>
+      <w:proofErr w:type="spellStart"/>
+      <w:r>
+        <w:rPr>
+          <w:b/>
+          <w:bCs/>
+          <w:color w:val="D86DCB" w:themeColor="accent5" w:themeTint="99"/>
+          <w:sz w:val="36"/>
+          <w:szCs w:val="36"/>
+        </w:rPr>
+        <w:t>i</w:t>
+      </w:r>
+      <w:proofErr w:type="spellEnd"/>
+      <w:r>
+        <w:rPr>
+          <w:b/>
+          <w:bCs/>
+          <w:color w:val="D86DCB" w:themeColor="accent5" w:themeTint="99"/>
+          <w:sz w:val="36"/>
+          <w:szCs w:val="36"/>
+        </w:rPr>
+        <w:t>++) {</w:t>
+      </w:r>
+    </w:p>
+    <w:p>
+      <w:pPr>
+        <w:jc w:val="both"/>
+        <w:rPr>
+          <w:b/>
+          <w:bCs/>
+          <w:color w:val="D86DCB" w:themeColor="accent5" w:themeTint="99"/>
+          <w:sz w:val="36"/>
+          <w:szCs w:val="36"/>
+        </w:rPr>
+      </w:pPr>
+      <w:r>
+        <w:rPr>
+          <w:b/>
+          <w:bCs/>
+          <w:color w:val="D86DCB" w:themeColor="accent5" w:themeTint="99"/>
+          <w:sz w:val="36"/>
+          <w:szCs w:val="36"/>
+        </w:rPr>
+        <w:t xml:space="preserve">      </w:t>
+      </w:r>
+      <w:proofErr w:type="spellStart"/>
+      <w:r>
+        <w:rPr>
+          <w:b/>
+          <w:bCs/>
+          <w:color w:val="D86DCB" w:themeColor="accent5" w:themeTint="99"/>
+          <w:sz w:val="36"/>
+          <w:szCs w:val="36"/>
+        </w:rPr>
+        <w:t>Future.delayed</w:t>
+      </w:r>
+      <w:proofErr w:type="spellEnd"/>
+      <w:r>
+        <w:rPr>
+          <w:b/>
+          <w:bCs/>
+          <w:color w:val="D86DCB" w:themeColor="accent5" w:themeTint="99"/>
+          <w:sz w:val="36"/>
+          <w:szCs w:val="36"/>
+        </w:rPr>
+        <w:t>(</w:t>
+      </w:r>
+    </w:p>
+    <w:p>
+      <w:pPr>
+        <w:jc w:val="both"/>
+        <w:rPr>
+          <w:b/>
+          <w:bCs/>
+          <w:color w:val="D86DCB" w:themeColor="accent5" w:themeTint="99"/>
+          <w:sz w:val="36"/>
+          <w:szCs w:val="36"/>
+        </w:rPr>
+      </w:pPr>
+      <w:r>
+        <w:rPr>
+          <w:b/>
+          <w:bCs/>
+          <w:color w:val="D86DCB" w:themeColor="accent5" w:themeTint="99"/>
+          <w:sz w:val="36"/>
+          <w:szCs w:val="36"/>
+        </w:rPr>
+        <w:t xml:space="preserve">          </w:t>
+      </w:r>
+      <w:proofErr w:type="gramStart"/>
+      <w:r>
+        <w:rPr>
+          <w:b/>
+          <w:bCs/>
+          <w:color w:val="D86DCB" w:themeColor="accent5" w:themeTint="99"/>
+          <w:sz w:val="36"/>
+          <w:szCs w:val="36"/>
+        </w:rPr>
+        <w:t>Duration(</w:t>
+      </w:r>
+      <w:proofErr w:type="gramEnd"/>
+      <w:r>
+        <w:rPr>
+          <w:b/>
+          <w:bCs/>
+          <w:color w:val="D86DCB" w:themeColor="accent5" w:themeTint="99"/>
+          <w:sz w:val="36"/>
+          <w:szCs w:val="36"/>
+        </w:rPr>
+        <w:t xml:space="preserve">milliseconds: </w:t>
+      </w:r>
+      <w:proofErr w:type="spellStart"/>
+      <w:r>
+        <w:rPr>
+          <w:b/>
+          <w:bCs/>
+          <w:color w:val="D86DCB" w:themeColor="accent5" w:themeTint="99"/>
+          <w:sz w:val="36"/>
+          <w:szCs w:val="36"/>
+        </w:rPr>
+        <w:t>i</w:t>
+      </w:r>
+      <w:proofErr w:type="spellEnd"/>
+      <w:r>
+        <w:rPr>
+          <w:b/>
+          <w:bCs/>
+          <w:color w:val="D86DCB" w:themeColor="accent5" w:themeTint="99"/>
+          <w:sz w:val="36"/>
+          <w:szCs w:val="36"/>
+        </w:rPr>
+        <w:t xml:space="preserve"> * 160),</w:t>
+      </w:r>
+    </w:p>
+    <w:p>
+      <w:pPr>
+        <w:jc w:val="both"/>
+        <w:rPr>
+          <w:b/>
+          <w:bCs/>
+          <w:color w:val="D86DCB" w:themeColor="accent5" w:themeTint="99"/>
+          <w:sz w:val="36"/>
+          <w:szCs w:val="36"/>
+        </w:rPr>
+      </w:pPr>
+      <w:r>
+        <w:rPr>
+          <w:b/>
+          <w:bCs/>
+          <w:color w:val="D86DCB" w:themeColor="accent5" w:themeTint="99"/>
+          <w:sz w:val="36"/>
+          <w:szCs w:val="36"/>
+        </w:rPr>
+        <w:t xml:space="preserve">          () {</w:t>
+      </w:r>
+    </w:p>
+    <w:p>
+      <w:pPr>
+        <w:jc w:val="both"/>
+        <w:rPr>
+          <w:b/>
+          <w:bCs/>
+          <w:color w:val="D86DCB" w:themeColor="accent5" w:themeTint="99"/>
+          <w:sz w:val="36"/>
+          <w:szCs w:val="36"/>
+        </w:rPr>
+      </w:pPr>
+      <w:r>
+        <w:rPr>
+          <w:b/>
+          <w:bCs/>
+          <w:color w:val="D86DCB" w:themeColor="accent5" w:themeTint="99"/>
+          <w:sz w:val="36"/>
+          <w:szCs w:val="36"/>
+        </w:rPr>
+        <w:t xml:space="preserve">            if(mounted) _controllers[</w:t>
+      </w:r>
+      <w:proofErr w:type="spellStart"/>
+      <w:r>
+        <w:rPr>
+          <w:b/>
+          <w:bCs/>
+          <w:color w:val="D86DCB" w:themeColor="accent5" w:themeTint="99"/>
+          <w:sz w:val="36"/>
+          <w:szCs w:val="36"/>
+        </w:rPr>
+        <w:t>i</w:t>
+      </w:r>
+      <w:proofErr w:type="spellEnd"/>
+      <w:proofErr w:type="gramStart"/>
+      <w:r>
+        <w:rPr>
+          <w:b/>
+          <w:bCs/>
+          <w:color w:val="D86DCB" w:themeColor="accent5" w:themeTint="99"/>
+          <w:sz w:val="36"/>
+          <w:szCs w:val="36"/>
+        </w:rPr>
+        <w:t>].repeat</w:t>
+      </w:r>
+      <w:proofErr w:type="gramEnd"/>
+      <w:r>
+        <w:rPr>
+          <w:b/>
+          <w:bCs/>
+          <w:color w:val="D86DCB" w:themeColor="accent5" w:themeTint="99"/>
+          <w:sz w:val="36"/>
+          <w:szCs w:val="36"/>
+        </w:rPr>
+        <w:t>(reverse: true);</w:t>
+      </w:r>
+    </w:p>
+    <w:p>
+      <w:pPr>
+        <w:jc w:val="both"/>
+        <w:rPr>
+          <w:b/>
+          <w:bCs/>
+          <w:color w:val="D86DCB" w:themeColor="accent5" w:themeTint="99"/>
+          <w:sz w:val="36"/>
+          <w:szCs w:val="36"/>
+        </w:rPr>
+      </w:pPr>
+      <w:r>
+        <w:rPr>
+          <w:b/>
+          <w:bCs/>
+          <w:color w:val="D86DCB" w:themeColor="accent5" w:themeTint="99"/>
+          <w:sz w:val="36"/>
+          <w:szCs w:val="36"/>
+        </w:rPr>
+        <w:t xml:space="preserve">          }</w:t>
+      </w:r>
+    </w:p>
+    <w:p>
+      <w:pPr>
+        <w:jc w:val="both"/>
+        <w:rPr>
+          <w:b/>
+          <w:bCs/>
+          <w:color w:val="D86DCB" w:themeColor="accent5" w:themeTint="99"/>
+          <w:sz w:val="36"/>
+          <w:szCs w:val="36"/>
+        </w:rPr>
+      </w:pPr>
+      <w:r>
+        <w:rPr>
+          <w:b/>
+          <w:bCs/>
+          <w:color w:val="D86DCB" w:themeColor="accent5" w:themeTint="99"/>
+          <w:sz w:val="36"/>
+          <w:szCs w:val="36"/>
+        </w:rPr>
+        <w:t xml:space="preserve">      );</w:t>
+      </w:r>
+    </w:p>
+    <w:p>
+      <w:pPr>
+        <w:jc w:val="both"/>
+        <w:rPr>
+          <w:b/>
+          <w:bCs/>
+          <w:color w:val="D86DCB" w:themeColor="accent5" w:themeTint="99"/>
+          <w:sz w:val="36"/>
+          <w:szCs w:val="36"/>
+        </w:rPr>
+      </w:pPr>
+      <w:r>
+        <w:rPr>
+          <w:b/>
+          <w:bCs/>
+          <w:color w:val="D86DCB" w:themeColor="accent5" w:themeTint="99"/>
+          <w:sz w:val="36"/>
+          <w:szCs w:val="36"/>
+        </w:rPr>
+        <w:t xml:space="preserve">    }</w:t>
+      </w:r>
+    </w:p>
+    <w:p>
+      <w:pPr>
+        <w:jc w:val="both"/>
+        <w:rPr>
+          <w:b/>
+          <w:bCs/>
+          <w:color w:val="D86DCB" w:themeColor="accent5" w:themeTint="99"/>
+          <w:sz w:val="36"/>
+          <w:szCs w:val="36"/>
+        </w:rPr>
+      </w:pPr>
+      <w:r>
+        <w:rPr>
+          <w:b/>
+          <w:bCs/>
+          <w:color w:val="D86DCB" w:themeColor="accent5" w:themeTint="99"/>
+          <w:sz w:val="36"/>
+          <w:szCs w:val="36"/>
+        </w:rPr>
+        <w:t xml:space="preserve">  }</w:t>
+      </w:r>
+    </w:p>
+    <w:p>
+      <w:pPr>
+        <w:jc w:val="both"/>
+        <w:rPr>
+          <w:b/>
+          <w:bCs/>
+          <w:color w:val="D86DCB" w:themeColor="accent5" w:themeTint="99"/>
+          <w:sz w:val="36"/>
+          <w:szCs w:val="36"/>
+        </w:rPr>
+      </w:pPr>
+      <w:r>
+        <w:rPr>
+          <w:b/>
+          <w:bCs/>
+          <w:color w:val="D86DCB" w:themeColor="accent5" w:themeTint="99"/>
+          <w:sz w:val="36"/>
+          <w:szCs w:val="36"/>
+        </w:rPr>
+        <w:t xml:space="preserve">  @override</w:t>
+      </w:r>
+    </w:p>
+    <w:p>
+      <w:pPr>
+        <w:jc w:val="both"/>
+        <w:rPr>
+          <w:b/>
+          <w:bCs/>
+          <w:color w:val="D86DCB" w:themeColor="accent5" w:themeTint="99"/>
+          <w:sz w:val="36"/>
+          <w:szCs w:val="36"/>
+        </w:rPr>
+      </w:pPr>
+      <w:r>
+        <w:rPr>
+          <w:b/>
+          <w:bCs/>
+          <w:color w:val="D86DCB" w:themeColor="accent5" w:themeTint="99"/>
+          <w:sz w:val="36"/>
+          <w:szCs w:val="36"/>
+        </w:rPr>
+        <w:t xml:space="preserve">  void </w:t>
+      </w:r>
+      <w:proofErr w:type="gramStart"/>
+      <w:r>
+        <w:rPr>
+          <w:b/>
+          <w:bCs/>
+          <w:color w:val="D86DCB" w:themeColor="accent5" w:themeTint="99"/>
+          <w:sz w:val="36"/>
+          <w:szCs w:val="36"/>
+        </w:rPr>
+        <w:t>dispose(</w:t>
+      </w:r>
+      <w:proofErr w:type="gramEnd"/>
+      <w:r>
+        <w:rPr>
+          <w:b/>
+          <w:bCs/>
+          <w:color w:val="D86DCB" w:themeColor="accent5" w:themeTint="99"/>
+          <w:sz w:val="36"/>
+          <w:szCs w:val="36"/>
+        </w:rPr>
+        <w:t>) {</w:t>
+      </w:r>
+    </w:p>
+    <w:p>
+      <w:pPr>
+        <w:jc w:val="both"/>
+        <w:rPr>
+          <w:b/>
+          <w:bCs/>
+          <w:color w:val="D86DCB" w:themeColor="accent5" w:themeTint="99"/>
+          <w:sz w:val="36"/>
+          <w:szCs w:val="36"/>
+        </w:rPr>
+      </w:pPr>
+      <w:r>
+        <w:rPr>
+          <w:b/>
+          <w:bCs/>
+          <w:color w:val="D86DCB" w:themeColor="accent5" w:themeTint="99"/>
+          <w:sz w:val="36"/>
+          <w:szCs w:val="36"/>
+        </w:rPr>
+        <w:t xml:space="preserve">    </w:t>
+      </w:r>
+      <w:proofErr w:type="gramStart"/>
+      <w:r>
+        <w:rPr>
+          <w:b/>
+          <w:bCs/>
+          <w:color w:val="D86DCB" w:themeColor="accent5" w:themeTint="99"/>
+          <w:sz w:val="36"/>
+          <w:szCs w:val="36"/>
+        </w:rPr>
+        <w:t>for(</w:t>
+      </w:r>
+      <w:proofErr w:type="gramEnd"/>
+      <w:r>
+        <w:rPr>
+          <w:b/>
+          <w:bCs/>
+          <w:color w:val="D86DCB" w:themeColor="accent5" w:themeTint="99"/>
+          <w:sz w:val="36"/>
+          <w:szCs w:val="36"/>
+        </w:rPr>
+        <w:t>final c in _controllers) {</w:t>
+      </w:r>
+    </w:p>
+    <w:p>
+      <w:pPr>
+        <w:jc w:val="both"/>
+        <w:rPr>
+          <w:b/>
+          <w:bCs/>
+          <w:color w:val="D86DCB" w:themeColor="accent5" w:themeTint="99"/>
+          <w:sz w:val="36"/>
+          <w:szCs w:val="36"/>
+        </w:rPr>
+      </w:pPr>
+      <w:r>
+        <w:rPr>
+          <w:b/>
+          <w:bCs/>
+          <w:color w:val="D86DCB" w:themeColor="accent5" w:themeTint="99"/>
+          <w:sz w:val="36"/>
+          <w:szCs w:val="36"/>
+        </w:rPr>
+        <w:t xml:space="preserve">      </w:t>
+      </w:r>
+      <w:proofErr w:type="spellStart"/>
+      <w:r>
+        <w:rPr>
+          <w:b/>
+          <w:bCs/>
+          <w:color w:val="D86DCB" w:themeColor="accent5" w:themeTint="99"/>
+          <w:sz w:val="36"/>
+          <w:szCs w:val="36"/>
+        </w:rPr>
+        <w:t>c.</w:t>
+      </w:r>
+      <w:proofErr w:type="gramStart"/>
+      <w:r>
+        <w:rPr>
+          <w:b/>
+          <w:bCs/>
+          <w:color w:val="D86DCB" w:themeColor="accent5" w:themeTint="99"/>
+          <w:sz w:val="36"/>
+          <w:szCs w:val="36"/>
+        </w:rPr>
+        <w:t>dispose</w:t>
+      </w:r>
+      <w:proofErr w:type="spellEnd"/>
+      <w:r>
+        <w:rPr>
+          <w:b/>
+          <w:bCs/>
+          <w:color w:val="D86DCB" w:themeColor="accent5" w:themeTint="99"/>
+          <w:sz w:val="36"/>
+          <w:szCs w:val="36"/>
+        </w:rPr>
+        <w:t>(</w:t>
+      </w:r>
+      <w:proofErr w:type="gramEnd"/>
+      <w:r>
+        <w:rPr>
+          <w:b/>
+          <w:bCs/>
+          <w:color w:val="D86DCB" w:themeColor="accent5" w:themeTint="99"/>
+          <w:sz w:val="36"/>
+          <w:szCs w:val="36"/>
+        </w:rPr>
+        <w:t>);</w:t>
+      </w:r>
+    </w:p>
+    <w:p>
+      <w:pPr>
+        <w:jc w:val="both"/>
+        <w:rPr>
+          <w:b/>
+          <w:bCs/>
+          <w:color w:val="D86DCB" w:themeColor="accent5" w:themeTint="99"/>
+          <w:sz w:val="36"/>
+          <w:szCs w:val="36"/>
+        </w:rPr>
+      </w:pPr>
+      <w:r>
+        <w:rPr>
+          <w:b/>
+          <w:bCs/>
+          <w:color w:val="D86DCB" w:themeColor="accent5" w:themeTint="99"/>
+          <w:sz w:val="36"/>
+          <w:szCs w:val="36"/>
+        </w:rPr>
+        <w:t xml:space="preserve">    }</w:t>
+      </w:r>
+    </w:p>
+    <w:p>
+      <w:pPr>
+        <w:jc w:val="both"/>
+        <w:rPr>
+          <w:b/>
+          <w:bCs/>
+          <w:color w:val="D86DCB" w:themeColor="accent5" w:themeTint="99"/>
+          <w:sz w:val="36"/>
+          <w:szCs w:val="36"/>
+        </w:rPr>
+      </w:pPr>
+      <w:r>
+        <w:rPr>
+          <w:b/>
+          <w:bCs/>
+          <w:color w:val="D86DCB" w:themeColor="accent5" w:themeTint="99"/>
+          <w:sz w:val="36"/>
+          <w:szCs w:val="36"/>
+        </w:rPr>
+        <w:t xml:space="preserve">    </w:t>
+      </w:r>
+      <w:proofErr w:type="spellStart"/>
+      <w:proofErr w:type="gramStart"/>
+      <w:r>
+        <w:rPr>
+          <w:b/>
+          <w:bCs/>
+          <w:color w:val="D86DCB" w:themeColor="accent5" w:themeTint="99"/>
+          <w:sz w:val="36"/>
+          <w:szCs w:val="36"/>
+        </w:rPr>
+        <w:t>super.dispose</w:t>
+      </w:r>
+      <w:proofErr w:type="spellEnd"/>
+      <w:proofErr w:type="gramEnd"/>
+      <w:r>
+        <w:rPr>
+          <w:b/>
+          <w:bCs/>
+          <w:color w:val="D86DCB" w:themeColor="accent5" w:themeTint="99"/>
+          <w:sz w:val="36"/>
+          <w:szCs w:val="36"/>
+        </w:rPr>
+        <w:t>();</w:t>
+      </w:r>
+    </w:p>
+    <w:p>
+      <w:pPr>
+        <w:jc w:val="both"/>
+        <w:rPr>
+          <w:b/>
+          <w:bCs/>
+          <w:color w:val="D86DCB" w:themeColor="accent5" w:themeTint="99"/>
+          <w:sz w:val="36"/>
+          <w:szCs w:val="36"/>
+        </w:rPr>
+      </w:pPr>
+      <w:r>
+        <w:rPr>
+          <w:b/>
+          <w:bCs/>
+          <w:color w:val="D86DCB" w:themeColor="accent5" w:themeTint="99"/>
+          <w:sz w:val="36"/>
+          <w:szCs w:val="36"/>
+        </w:rPr>
+        <w:t xml:space="preserve">  }</w:t>
+      </w:r>
+    </w:p>
+    <w:p>
+      <w:pPr>
+        <w:jc w:val="both"/>
+        <w:rPr>
+          <w:b/>
+          <w:bCs/>
+          <w:color w:val="D86DCB" w:themeColor="accent5" w:themeTint="99"/>
+          <w:sz w:val="36"/>
+          <w:szCs w:val="36"/>
+        </w:rPr>
+      </w:pPr>
+      <w:r>
+        <w:rPr>
+          <w:b/>
+          <w:bCs/>
+          <w:color w:val="D86DCB" w:themeColor="accent5" w:themeTint="99"/>
+          <w:sz w:val="36"/>
+          <w:szCs w:val="36"/>
+        </w:rPr>
+        <w:t xml:space="preserve">  @override</w:t>
+      </w:r>
+    </w:p>
+    <w:p>
+      <w:pPr>
+        <w:jc w:val="both"/>
+        <w:rPr>
+          <w:b/>
+          <w:bCs/>
+          <w:color w:val="D86DCB" w:themeColor="accent5" w:themeTint="99"/>
+          <w:sz w:val="36"/>
+          <w:szCs w:val="36"/>
+        </w:rPr>
+      </w:pPr>
+      <w:r>
+        <w:rPr>
+          <w:b/>
+          <w:bCs/>
+          <w:color w:val="D86DCB" w:themeColor="accent5" w:themeTint="99"/>
+          <w:sz w:val="36"/>
+          <w:szCs w:val="36"/>
+        </w:rPr>
+        <w:t xml:space="preserve">  Widget </w:t>
+      </w:r>
+      <w:proofErr w:type="gramStart"/>
+      <w:r>
+        <w:rPr>
+          <w:b/>
+          <w:bCs/>
+          <w:color w:val="D86DCB" w:themeColor="accent5" w:themeTint="99"/>
+          <w:sz w:val="36"/>
+          <w:szCs w:val="36"/>
+        </w:rPr>
+        <w:t>build(</w:t>
+      </w:r>
+      <w:proofErr w:type="spellStart"/>
+      <w:proofErr w:type="gramEnd"/>
+      <w:r>
+        <w:rPr>
+          <w:b/>
+          <w:bCs/>
+          <w:color w:val="D86DCB" w:themeColor="accent5" w:themeTint="99"/>
+          <w:sz w:val="36"/>
+          <w:szCs w:val="36"/>
+        </w:rPr>
+        <w:t>BuildContext</w:t>
+      </w:r>
+      <w:proofErr w:type="spellEnd"/>
+      <w:r>
+        <w:rPr>
+          <w:b/>
+          <w:bCs/>
+          <w:color w:val="D86DCB" w:themeColor="accent5" w:themeTint="99"/>
+          <w:sz w:val="36"/>
+          <w:szCs w:val="36"/>
+        </w:rPr>
+        <w:t xml:space="preserve"> context) {</w:t>
+      </w:r>
+    </w:p>
+    <w:p>
+      <w:pPr>
+        <w:jc w:val="both"/>
+        <w:rPr>
+          <w:b/>
+          <w:bCs/>
+          <w:color w:val="D86DCB" w:themeColor="accent5" w:themeTint="99"/>
+          <w:sz w:val="36"/>
+          <w:szCs w:val="36"/>
+        </w:rPr>
+      </w:pPr>
+    </w:p>
+    <w:p>
+      <w:pPr>
+        <w:jc w:val="both"/>
+        <w:rPr>
+          <w:b/>
+          <w:bCs/>
+          <w:color w:val="D86DCB" w:themeColor="accent5" w:themeTint="99"/>
+          <w:sz w:val="36"/>
+          <w:szCs w:val="36"/>
+        </w:rPr>
+      </w:pPr>
+      <w:r>
+        <w:rPr>
+          <w:b/>
+          <w:bCs/>
+          <w:color w:val="D86DCB" w:themeColor="accent5" w:themeTint="99"/>
+          <w:sz w:val="36"/>
+          <w:szCs w:val="36"/>
+        </w:rPr>
+        <w:t xml:space="preserve">    return </w:t>
+      </w:r>
+      <w:proofErr w:type="gramStart"/>
+      <w:r>
+        <w:rPr>
+          <w:b/>
+          <w:bCs/>
+          <w:color w:val="D86DCB" w:themeColor="accent5" w:themeTint="99"/>
+          <w:sz w:val="36"/>
+          <w:szCs w:val="36"/>
+        </w:rPr>
+        <w:t>Align(</w:t>
+      </w:r>
+      <w:proofErr w:type="gramEnd"/>
+    </w:p>
+    <w:p>
+      <w:pPr>
+        <w:jc w:val="both"/>
+        <w:rPr>
+          <w:b/>
+          <w:bCs/>
+          <w:color w:val="D86DCB" w:themeColor="accent5" w:themeTint="99"/>
+          <w:sz w:val="36"/>
+          <w:szCs w:val="36"/>
+        </w:rPr>
+      </w:pPr>
+      <w:r>
+        <w:rPr>
+          <w:b/>
+          <w:bCs/>
+          <w:color w:val="D86DCB" w:themeColor="accent5" w:themeTint="99"/>
+          <w:sz w:val="36"/>
+          <w:szCs w:val="36"/>
+        </w:rPr>
+        <w:t xml:space="preserve">        alignment</w:t>
+      </w:r>
+      <w:proofErr w:type="gramStart"/>
+      <w:r>
+        <w:rPr>
+          <w:b/>
+          <w:bCs/>
+          <w:color w:val="D86DCB" w:themeColor="accent5" w:themeTint="99"/>
+          <w:sz w:val="36"/>
+          <w:szCs w:val="36"/>
+        </w:rPr>
+        <w:t>: .</w:t>
+      </w:r>
+      <w:proofErr w:type="spellStart"/>
+      <w:r>
+        <w:rPr>
+          <w:b/>
+          <w:bCs/>
+          <w:color w:val="D86DCB" w:themeColor="accent5" w:themeTint="99"/>
+          <w:sz w:val="36"/>
+          <w:szCs w:val="36"/>
+        </w:rPr>
+        <w:t>centerLeft</w:t>
+      </w:r>
+      <w:proofErr w:type="spellEnd"/>
+      <w:proofErr w:type="gramEnd"/>
+      <w:r>
+        <w:rPr>
+          <w:b/>
+          <w:bCs/>
+          <w:color w:val="D86DCB" w:themeColor="accent5" w:themeTint="99"/>
+          <w:sz w:val="36"/>
+          <w:szCs w:val="36"/>
+        </w:rPr>
+        <w:t>,</w:t>
+      </w:r>
+    </w:p>
+    <w:p>
+      <w:pPr>
+        <w:jc w:val="both"/>
+        <w:rPr>
+          <w:b/>
+          <w:bCs/>
+          <w:color w:val="D86DCB" w:themeColor="accent5" w:themeTint="99"/>
+          <w:sz w:val="36"/>
+          <w:szCs w:val="36"/>
+        </w:rPr>
+      </w:pPr>
+      <w:r>
+        <w:rPr>
+          <w:b/>
+          <w:bCs/>
+          <w:color w:val="D86DCB" w:themeColor="accent5" w:themeTint="99"/>
+          <w:sz w:val="36"/>
+          <w:szCs w:val="36"/>
+        </w:rPr>
+        <w:t xml:space="preserve">        child: </w:t>
+      </w:r>
+      <w:proofErr w:type="gramStart"/>
+      <w:r>
+        <w:rPr>
+          <w:b/>
+          <w:bCs/>
+          <w:color w:val="D86DCB" w:themeColor="accent5" w:themeTint="99"/>
+          <w:sz w:val="36"/>
+          <w:szCs w:val="36"/>
+        </w:rPr>
+        <w:t>Container(</w:t>
+      </w:r>
+      <w:proofErr w:type="gramEnd"/>
+    </w:p>
+    <w:p>
+      <w:pPr>
+        <w:jc w:val="both"/>
+        <w:rPr>
+          <w:b/>
+          <w:bCs/>
+          <w:color w:val="D86DCB" w:themeColor="accent5" w:themeTint="99"/>
+          <w:sz w:val="36"/>
+          <w:szCs w:val="36"/>
+        </w:rPr>
+      </w:pPr>
+      <w:r>
+        <w:rPr>
+          <w:b/>
+          <w:bCs/>
+          <w:color w:val="D86DCB" w:themeColor="accent5" w:themeTint="99"/>
+          <w:sz w:val="36"/>
+          <w:szCs w:val="36"/>
+        </w:rPr>
+        <w:t xml:space="preserve">          margin: const </w:t>
+      </w:r>
+      <w:proofErr w:type="spellStart"/>
+      <w:r>
+        <w:rPr>
+          <w:b/>
+          <w:bCs/>
+          <w:color w:val="D86DCB" w:themeColor="accent5" w:themeTint="99"/>
+          <w:sz w:val="36"/>
+          <w:szCs w:val="36"/>
+        </w:rPr>
+        <w:t>EdgeInsets.only</w:t>
+      </w:r>
+      <w:proofErr w:type="spellEnd"/>
+      <w:r>
+        <w:rPr>
+          <w:b/>
+          <w:bCs/>
+          <w:color w:val="D86DCB" w:themeColor="accent5" w:themeTint="99"/>
+          <w:sz w:val="36"/>
+          <w:szCs w:val="36"/>
+        </w:rPr>
+        <w:t>(left: 16, bottom: 8),</w:t>
+      </w:r>
+    </w:p>
+    <w:p>
+      <w:pPr>
+        <w:jc w:val="both"/>
+        <w:rPr>
+          <w:b/>
+          <w:bCs/>
+          <w:color w:val="D86DCB" w:themeColor="accent5" w:themeTint="99"/>
+          <w:sz w:val="36"/>
+          <w:szCs w:val="36"/>
+        </w:rPr>
+      </w:pPr>
+      <w:r>
+        <w:rPr>
+          <w:b/>
+          <w:bCs/>
+          <w:color w:val="D86DCB" w:themeColor="accent5" w:themeTint="99"/>
+          <w:sz w:val="36"/>
+          <w:szCs w:val="36"/>
+        </w:rPr>
+        <w:t xml:space="preserve">          padding: const </w:t>
+      </w:r>
+      <w:proofErr w:type="spellStart"/>
+      <w:r>
+        <w:rPr>
+          <w:b/>
+          <w:bCs/>
+          <w:color w:val="D86DCB" w:themeColor="accent5" w:themeTint="99"/>
+          <w:sz w:val="36"/>
+          <w:szCs w:val="36"/>
+        </w:rPr>
+        <w:t>EdgeInsets.symmetric</w:t>
+      </w:r>
+      <w:proofErr w:type="spellEnd"/>
+      <w:r>
+        <w:rPr>
+          <w:b/>
+          <w:bCs/>
+          <w:color w:val="D86DCB" w:themeColor="accent5" w:themeTint="99"/>
+          <w:sz w:val="36"/>
+          <w:szCs w:val="36"/>
+        </w:rPr>
+        <w:t>(horizontal: 16, vertical: 14),</w:t>
+      </w:r>
+    </w:p>
+    <w:p>
+      <w:pPr>
+        <w:jc w:val="both"/>
+        <w:rPr>
+          <w:b/>
+          <w:bCs/>
+          <w:color w:val="D86DCB" w:themeColor="accent5" w:themeTint="99"/>
+          <w:sz w:val="36"/>
+          <w:szCs w:val="36"/>
+        </w:rPr>
+      </w:pPr>
+      <w:r>
+        <w:rPr>
+          <w:b/>
+          <w:bCs/>
+          <w:color w:val="D86DCB" w:themeColor="accent5" w:themeTint="99"/>
+          <w:sz w:val="36"/>
+          <w:szCs w:val="36"/>
+        </w:rPr>
+        <w:t xml:space="preserve">          decoration: </w:t>
+      </w:r>
+      <w:proofErr w:type="spellStart"/>
+      <w:proofErr w:type="gramStart"/>
+      <w:r>
+        <w:rPr>
+          <w:b/>
+          <w:bCs/>
+          <w:color w:val="D86DCB" w:themeColor="accent5" w:themeTint="99"/>
+          <w:sz w:val="36"/>
+          <w:szCs w:val="36"/>
+        </w:rPr>
+        <w:t>BoxDecoration</w:t>
+      </w:r>
+      <w:proofErr w:type="spellEnd"/>
+      <w:r>
+        <w:rPr>
+          <w:b/>
+          <w:bCs/>
+          <w:color w:val="D86DCB" w:themeColor="accent5" w:themeTint="99"/>
+          <w:sz w:val="36"/>
+          <w:szCs w:val="36"/>
+        </w:rPr>
+        <w:t>(</w:t>
+      </w:r>
+      <w:proofErr w:type="gramEnd"/>
+    </w:p>
+    <w:p>
+      <w:pPr>
+        <w:jc w:val="both"/>
+        <w:rPr>
+          <w:b/>
+          <w:bCs/>
+          <w:color w:val="D86DCB" w:themeColor="accent5" w:themeTint="99"/>
+          <w:sz w:val="36"/>
+          <w:szCs w:val="36"/>
+        </w:rPr>
+      </w:pPr>
+      <w:r>
+        <w:rPr>
+          <w:b/>
+          <w:bCs/>
+          <w:color w:val="D86DCB" w:themeColor="accent5" w:themeTint="99"/>
+          <w:sz w:val="36"/>
+          <w:szCs w:val="36"/>
+        </w:rPr>
+        <w:t xml:space="preserve">            color: </w:t>
+      </w:r>
+      <w:proofErr w:type="spellStart"/>
+      <w:r>
+        <w:rPr>
+          <w:b/>
+          <w:bCs/>
+          <w:color w:val="D86DCB" w:themeColor="accent5" w:themeTint="99"/>
+          <w:sz w:val="36"/>
+          <w:szCs w:val="36"/>
+        </w:rPr>
+        <w:t>AppColors.botBubble</w:t>
+      </w:r>
+      <w:proofErr w:type="spellEnd"/>
+      <w:r>
+        <w:rPr>
+          <w:b/>
+          <w:bCs/>
+          <w:color w:val="D86DCB" w:themeColor="accent5" w:themeTint="99"/>
+          <w:sz w:val="36"/>
+          <w:szCs w:val="36"/>
+        </w:rPr>
+        <w:t>,</w:t>
+      </w:r>
+    </w:p>
+    <w:p>
+      <w:pPr>
+        <w:jc w:val="both"/>
+        <w:rPr>
+          <w:b/>
+          <w:bCs/>
+          <w:color w:val="D86DCB" w:themeColor="accent5" w:themeTint="99"/>
+          <w:sz w:val="36"/>
+          <w:szCs w:val="36"/>
+        </w:rPr>
+      </w:pPr>
+      <w:r>
+        <w:rPr>
+          <w:b/>
+          <w:bCs/>
+          <w:color w:val="D86DCB" w:themeColor="accent5" w:themeTint="99"/>
+          <w:sz w:val="36"/>
+          <w:szCs w:val="36"/>
+        </w:rPr>
+        <w:t xml:space="preserve">            </w:t>
+      </w:r>
+      <w:proofErr w:type="spellStart"/>
+      <w:r>
+        <w:rPr>
+          <w:b/>
+          <w:bCs/>
+          <w:color w:val="D86DCB" w:themeColor="accent5" w:themeTint="99"/>
+          <w:sz w:val="36"/>
+          <w:szCs w:val="36"/>
+        </w:rPr>
+        <w:t>borderRadius</w:t>
+      </w:r>
+      <w:proofErr w:type="spellEnd"/>
+      <w:r>
+        <w:rPr>
+          <w:b/>
+          <w:bCs/>
+          <w:color w:val="D86DCB" w:themeColor="accent5" w:themeTint="99"/>
+          <w:sz w:val="36"/>
+          <w:szCs w:val="36"/>
+        </w:rPr>
+        <w:t xml:space="preserve">: const </w:t>
+      </w:r>
+      <w:proofErr w:type="spellStart"/>
+      <w:r>
+        <w:rPr>
+          <w:b/>
+          <w:bCs/>
+          <w:color w:val="D86DCB" w:themeColor="accent5" w:themeTint="99"/>
+          <w:sz w:val="36"/>
+          <w:szCs w:val="36"/>
+        </w:rPr>
+        <w:t>BorderRadius.only</w:t>
+      </w:r>
+      <w:proofErr w:type="spellEnd"/>
+      <w:r>
+        <w:rPr>
+          <w:b/>
+          <w:bCs/>
+          <w:color w:val="D86DCB" w:themeColor="accent5" w:themeTint="99"/>
+          <w:sz w:val="36"/>
+          <w:szCs w:val="36"/>
+        </w:rPr>
+        <w:t>(</w:t>
+      </w:r>
+    </w:p>
+    <w:p>
+      <w:pPr>
+        <w:jc w:val="both"/>
+        <w:rPr>
+          <w:b/>
+          <w:bCs/>
+          <w:color w:val="D86DCB" w:themeColor="accent5" w:themeTint="99"/>
+          <w:sz w:val="36"/>
+          <w:szCs w:val="36"/>
+        </w:rPr>
+      </w:pPr>
+      <w:r>
+        <w:rPr>
+          <w:b/>
+          <w:bCs/>
+          <w:color w:val="D86DCB" w:themeColor="accent5" w:themeTint="99"/>
+          <w:sz w:val="36"/>
+          <w:szCs w:val="36"/>
+        </w:rPr>
+        <w:t xml:space="preserve">              </w:t>
+      </w:r>
+      <w:proofErr w:type="spellStart"/>
+      <w:r>
+        <w:rPr>
+          <w:b/>
+          <w:bCs/>
+          <w:color w:val="D86DCB" w:themeColor="accent5" w:themeTint="99"/>
+          <w:sz w:val="36"/>
+          <w:szCs w:val="36"/>
+        </w:rPr>
+        <w:t>topLeft</w:t>
+      </w:r>
+      <w:proofErr w:type="spellEnd"/>
+      <w:r>
+        <w:rPr>
+          <w:b/>
+          <w:bCs/>
+          <w:color w:val="D86DCB" w:themeColor="accent5" w:themeTint="99"/>
+          <w:sz w:val="36"/>
+          <w:szCs w:val="36"/>
+        </w:rPr>
+        <w:t xml:space="preserve">: </w:t>
+      </w:r>
+      <w:proofErr w:type="spellStart"/>
+      <w:r>
+        <w:rPr>
+          <w:b/>
+          <w:bCs/>
+          <w:color w:val="D86DCB" w:themeColor="accent5" w:themeTint="99"/>
+          <w:sz w:val="36"/>
+          <w:szCs w:val="36"/>
+        </w:rPr>
+        <w:t>Radius.circular</w:t>
+      </w:r>
+      <w:proofErr w:type="spellEnd"/>
+      <w:r>
+        <w:rPr>
+          <w:b/>
+          <w:bCs/>
+          <w:color w:val="D86DCB" w:themeColor="accent5" w:themeTint="99"/>
+          <w:sz w:val="36"/>
+          <w:szCs w:val="36"/>
+        </w:rPr>
+        <w:t>(20),</w:t>
+      </w:r>
+    </w:p>
+    <w:p>
+      <w:pPr>
+        <w:jc w:val="both"/>
+        <w:rPr>
+          <w:b/>
+          <w:bCs/>
+          <w:color w:val="D86DCB" w:themeColor="accent5" w:themeTint="99"/>
+          <w:sz w:val="36"/>
+          <w:szCs w:val="36"/>
+        </w:rPr>
+      </w:pPr>
+      <w:r>
+        <w:rPr>
+          <w:b/>
+          <w:bCs/>
+          <w:color w:val="D86DCB" w:themeColor="accent5" w:themeTint="99"/>
+          <w:sz w:val="36"/>
+          <w:szCs w:val="36"/>
+        </w:rPr>
+        <w:t xml:space="preserve">              </w:t>
+      </w:r>
+      <w:proofErr w:type="spellStart"/>
+      <w:r>
+        <w:rPr>
+          <w:b/>
+          <w:bCs/>
+          <w:color w:val="D86DCB" w:themeColor="accent5" w:themeTint="99"/>
+          <w:sz w:val="36"/>
+          <w:szCs w:val="36"/>
+        </w:rPr>
+        <w:t>topRight</w:t>
+      </w:r>
+      <w:proofErr w:type="spellEnd"/>
+      <w:r>
+        <w:rPr>
+          <w:b/>
+          <w:bCs/>
+          <w:color w:val="D86DCB" w:themeColor="accent5" w:themeTint="99"/>
+          <w:sz w:val="36"/>
+          <w:szCs w:val="36"/>
+        </w:rPr>
+        <w:t xml:space="preserve">: </w:t>
+      </w:r>
+      <w:proofErr w:type="spellStart"/>
+      <w:r>
+        <w:rPr>
+          <w:b/>
+          <w:bCs/>
+          <w:color w:val="D86DCB" w:themeColor="accent5" w:themeTint="99"/>
+          <w:sz w:val="36"/>
+          <w:szCs w:val="36"/>
+        </w:rPr>
+        <w:t>Radius.circular</w:t>
+      </w:r>
+      <w:proofErr w:type="spellEnd"/>
+      <w:r>
+        <w:rPr>
+          <w:b/>
+          <w:bCs/>
+          <w:color w:val="D86DCB" w:themeColor="accent5" w:themeTint="99"/>
+          <w:sz w:val="36"/>
+          <w:szCs w:val="36"/>
+        </w:rPr>
+        <w:t>(20),</w:t>
+      </w:r>
+    </w:p>
+    <w:p>
+      <w:pPr>
+        <w:jc w:val="both"/>
+        <w:rPr>
+          <w:b/>
+          <w:bCs/>
+          <w:color w:val="D86DCB" w:themeColor="accent5" w:themeTint="99"/>
+          <w:sz w:val="36"/>
+          <w:szCs w:val="36"/>
+        </w:rPr>
+      </w:pPr>
+      <w:r>
+        <w:rPr>
+          <w:b/>
+          <w:bCs/>
+          <w:color w:val="D86DCB" w:themeColor="accent5" w:themeTint="99"/>
+          <w:sz w:val="36"/>
+          <w:szCs w:val="36"/>
+        </w:rPr>
+        <w:t xml:space="preserve">              </w:t>
+      </w:r>
+      <w:proofErr w:type="spellStart"/>
+      <w:r>
+        <w:rPr>
+          <w:b/>
+          <w:bCs/>
+          <w:color w:val="D86DCB" w:themeColor="accent5" w:themeTint="99"/>
+          <w:sz w:val="36"/>
+          <w:szCs w:val="36"/>
+        </w:rPr>
+        <w:t>bottomLeft</w:t>
+      </w:r>
+      <w:proofErr w:type="spellEnd"/>
+      <w:r>
+        <w:rPr>
+          <w:b/>
+          <w:bCs/>
+          <w:color w:val="D86DCB" w:themeColor="accent5" w:themeTint="99"/>
+          <w:sz w:val="36"/>
+          <w:szCs w:val="36"/>
+        </w:rPr>
+        <w:t xml:space="preserve">: </w:t>
+      </w:r>
+      <w:proofErr w:type="spellStart"/>
+      <w:r>
+        <w:rPr>
+          <w:b/>
+          <w:bCs/>
+          <w:color w:val="D86DCB" w:themeColor="accent5" w:themeTint="99"/>
+          <w:sz w:val="36"/>
+          <w:szCs w:val="36"/>
+        </w:rPr>
+        <w:t>Radius.circular</w:t>
+      </w:r>
+      <w:proofErr w:type="spellEnd"/>
+      <w:r>
+        <w:rPr>
+          <w:b/>
+          <w:bCs/>
+          <w:color w:val="D86DCB" w:themeColor="accent5" w:themeTint="99"/>
+          <w:sz w:val="36"/>
+          <w:szCs w:val="36"/>
+        </w:rPr>
+        <w:t>(4),</w:t>
+      </w:r>
+    </w:p>
+    <w:p>
+      <w:pPr>
+        <w:jc w:val="both"/>
+        <w:rPr>
+          <w:b/>
+          <w:bCs/>
+          <w:color w:val="D86DCB" w:themeColor="accent5" w:themeTint="99"/>
+          <w:sz w:val="36"/>
+          <w:szCs w:val="36"/>
+        </w:rPr>
+      </w:pPr>
+      <w:r>
+        <w:rPr>
+          <w:b/>
+          <w:bCs/>
+          <w:color w:val="D86DCB" w:themeColor="accent5" w:themeTint="99"/>
+          <w:sz w:val="36"/>
+          <w:szCs w:val="36"/>
+        </w:rPr>
+        <w:t xml:space="preserve">              </w:t>
+      </w:r>
+      <w:proofErr w:type="spellStart"/>
+      <w:r>
+        <w:rPr>
+          <w:b/>
+          <w:bCs/>
+          <w:color w:val="D86DCB" w:themeColor="accent5" w:themeTint="99"/>
+          <w:sz w:val="36"/>
+          <w:szCs w:val="36"/>
+        </w:rPr>
+        <w:t>bottomRight</w:t>
+      </w:r>
+      <w:proofErr w:type="spellEnd"/>
+      <w:r>
+        <w:rPr>
+          <w:b/>
+          <w:bCs/>
+          <w:color w:val="D86DCB" w:themeColor="accent5" w:themeTint="99"/>
+          <w:sz w:val="36"/>
+          <w:szCs w:val="36"/>
+        </w:rPr>
+        <w:t xml:space="preserve">: </w:t>
+      </w:r>
+      <w:proofErr w:type="spellStart"/>
+      <w:r>
+        <w:rPr>
+          <w:b/>
+          <w:bCs/>
+          <w:color w:val="D86DCB" w:themeColor="accent5" w:themeTint="99"/>
+          <w:sz w:val="36"/>
+          <w:szCs w:val="36"/>
+        </w:rPr>
+        <w:t>Radius.circular</w:t>
+      </w:r>
+      <w:proofErr w:type="spellEnd"/>
+      <w:r>
+        <w:rPr>
+          <w:b/>
+          <w:bCs/>
+          <w:color w:val="D86DCB" w:themeColor="accent5" w:themeTint="99"/>
+          <w:sz w:val="36"/>
+          <w:szCs w:val="36"/>
+        </w:rPr>
+        <w:t>(20),</w:t>
+      </w:r>
+    </w:p>
+    <w:p>
+      <w:pPr>
+        <w:jc w:val="both"/>
+        <w:rPr>
+          <w:b/>
+          <w:bCs/>
+          <w:color w:val="D86DCB" w:themeColor="accent5" w:themeTint="99"/>
+          <w:sz w:val="36"/>
+          <w:szCs w:val="36"/>
+        </w:rPr>
+      </w:pPr>
+      <w:r>
+        <w:rPr>
+          <w:b/>
+          <w:bCs/>
+          <w:color w:val="D86DCB" w:themeColor="accent5" w:themeTint="99"/>
+          <w:sz w:val="36"/>
+          <w:szCs w:val="36"/>
+        </w:rPr>
+        <w:t xml:space="preserve">            ),</w:t>
+      </w:r>
+    </w:p>
+    <w:p>
+      <w:pPr>
+        <w:jc w:val="both"/>
+        <w:rPr>
+          <w:b/>
+          <w:bCs/>
+          <w:color w:val="D86DCB" w:themeColor="accent5" w:themeTint="99"/>
+          <w:sz w:val="36"/>
+          <w:szCs w:val="36"/>
+        </w:rPr>
+      </w:pPr>
+      <w:r>
+        <w:rPr>
+          <w:b/>
+          <w:bCs/>
+          <w:color w:val="D86DCB" w:themeColor="accent5" w:themeTint="99"/>
+          <w:sz w:val="36"/>
+          <w:szCs w:val="36"/>
+        </w:rPr>
+        <w:t xml:space="preserve">            </w:t>
+      </w:r>
+      <w:proofErr w:type="spellStart"/>
+      <w:r>
+        <w:rPr>
+          <w:b/>
+          <w:bCs/>
+          <w:color w:val="D86DCB" w:themeColor="accent5" w:themeTint="99"/>
+          <w:sz w:val="36"/>
+          <w:szCs w:val="36"/>
+        </w:rPr>
+        <w:t>boxShadow</w:t>
+      </w:r>
+      <w:proofErr w:type="spellEnd"/>
+      <w:r>
+        <w:rPr>
+          <w:b/>
+          <w:bCs/>
+          <w:color w:val="D86DCB" w:themeColor="accent5" w:themeTint="99"/>
+          <w:sz w:val="36"/>
+          <w:szCs w:val="36"/>
+        </w:rPr>
+        <w:t>: [</w:t>
+      </w:r>
+    </w:p>
+    <w:p>
+      <w:pPr>
+        <w:jc w:val="both"/>
+        <w:rPr>
+          <w:b/>
+          <w:bCs/>
+          <w:color w:val="D86DCB" w:themeColor="accent5" w:themeTint="99"/>
+          <w:sz w:val="36"/>
+          <w:szCs w:val="36"/>
+        </w:rPr>
+      </w:pPr>
+      <w:r>
+        <w:rPr>
+          <w:b/>
+          <w:bCs/>
+          <w:color w:val="D86DCB" w:themeColor="accent5" w:themeTint="99"/>
+          <w:sz w:val="36"/>
+          <w:szCs w:val="36"/>
+        </w:rPr>
+        <w:t xml:space="preserve">              </w:t>
+      </w:r>
+      <w:proofErr w:type="spellStart"/>
+      <w:proofErr w:type="gramStart"/>
+      <w:r>
+        <w:rPr>
+          <w:b/>
+          <w:bCs/>
+          <w:color w:val="D86DCB" w:themeColor="accent5" w:themeTint="99"/>
+          <w:sz w:val="36"/>
+          <w:szCs w:val="36"/>
+        </w:rPr>
+        <w:t>BoxShadow</w:t>
+      </w:r>
+      <w:proofErr w:type="spellEnd"/>
+      <w:r>
+        <w:rPr>
+          <w:b/>
+          <w:bCs/>
+          <w:color w:val="D86DCB" w:themeColor="accent5" w:themeTint="99"/>
+          <w:sz w:val="36"/>
+          <w:szCs w:val="36"/>
+        </w:rPr>
+        <w:t>(</w:t>
+      </w:r>
+      <w:proofErr w:type="gramEnd"/>
+    </w:p>
+    <w:p>
+      <w:pPr>
+        <w:jc w:val="both"/>
+        <w:rPr>
+          <w:b/>
+          <w:bCs/>
+          <w:color w:val="D86DCB" w:themeColor="accent5" w:themeTint="99"/>
+          <w:sz w:val="36"/>
+          <w:szCs w:val="36"/>
+        </w:rPr>
+      </w:pPr>
+      <w:r>
+        <w:rPr>
+          <w:b/>
+          <w:bCs/>
+          <w:color w:val="D86DCB" w:themeColor="accent5" w:themeTint="99"/>
+          <w:sz w:val="36"/>
+          <w:szCs w:val="36"/>
+        </w:rPr>
+        <w:t xml:space="preserve">                color: </w:t>
+      </w:r>
+      <w:proofErr w:type="spellStart"/>
+      <w:proofErr w:type="gramStart"/>
+      <w:r>
+        <w:rPr>
+          <w:b/>
+          <w:bCs/>
+          <w:color w:val="D86DCB" w:themeColor="accent5" w:themeTint="99"/>
+          <w:sz w:val="36"/>
+          <w:szCs w:val="36"/>
+        </w:rPr>
+        <w:t>Colors.black.withValues</w:t>
+      </w:r>
+      <w:proofErr w:type="spellEnd"/>
+      <w:proofErr w:type="gramEnd"/>
+      <w:r>
+        <w:rPr>
+          <w:b/>
+          <w:bCs/>
+          <w:color w:val="D86DCB" w:themeColor="accent5" w:themeTint="99"/>
+          <w:sz w:val="36"/>
+          <w:szCs w:val="36"/>
+        </w:rPr>
+        <w:t>(alpha: 0.06),</w:t>
+      </w:r>
+    </w:p>
+    <w:p>
+      <w:pPr>
+        <w:jc w:val="both"/>
+        <w:rPr>
+          <w:b/>
+          <w:bCs/>
+          <w:color w:val="D86DCB" w:themeColor="accent5" w:themeTint="99"/>
+          <w:sz w:val="36"/>
+          <w:szCs w:val="36"/>
+        </w:rPr>
+      </w:pPr>
+      <w:r>
+        <w:rPr>
+          <w:b/>
+          <w:bCs/>
+          <w:color w:val="D86DCB" w:themeColor="accent5" w:themeTint="99"/>
+          <w:sz w:val="36"/>
+          <w:szCs w:val="36"/>
+        </w:rPr>
+        <w:t xml:space="preserve">                </w:t>
+      </w:r>
+      <w:proofErr w:type="spellStart"/>
+      <w:r>
+        <w:rPr>
+          <w:b/>
+          <w:bCs/>
+          <w:color w:val="D86DCB" w:themeColor="accent5" w:themeTint="99"/>
+          <w:sz w:val="36"/>
+          <w:szCs w:val="36"/>
+        </w:rPr>
+        <w:t>blurRadius</w:t>
+      </w:r>
+      <w:proofErr w:type="spellEnd"/>
+      <w:r>
+        <w:rPr>
+          <w:b/>
+          <w:bCs/>
+          <w:color w:val="D86DCB" w:themeColor="accent5" w:themeTint="99"/>
+          <w:sz w:val="36"/>
+          <w:szCs w:val="36"/>
+        </w:rPr>
+        <w:t>: 4,</w:t>
+      </w:r>
+    </w:p>
+    <w:p>
+      <w:pPr>
+        <w:jc w:val="both"/>
+        <w:rPr>
+          <w:b/>
+          <w:bCs/>
+          <w:color w:val="D86DCB" w:themeColor="accent5" w:themeTint="99"/>
+          <w:sz w:val="36"/>
+          <w:szCs w:val="36"/>
+        </w:rPr>
+      </w:pPr>
+      <w:r>
+        <w:rPr>
+          <w:b/>
+          <w:bCs/>
+          <w:color w:val="D86DCB" w:themeColor="accent5" w:themeTint="99"/>
+          <w:sz w:val="36"/>
+          <w:szCs w:val="36"/>
+        </w:rPr>
+        <w:t xml:space="preserve">                offset: const </w:t>
+      </w:r>
+      <w:proofErr w:type="gramStart"/>
+      <w:r>
+        <w:rPr>
+          <w:b/>
+          <w:bCs/>
+          <w:color w:val="D86DCB" w:themeColor="accent5" w:themeTint="99"/>
+          <w:sz w:val="36"/>
+          <w:szCs w:val="36"/>
+        </w:rPr>
+        <w:t>Offset(</w:t>
+      </w:r>
+      <w:proofErr w:type="gramEnd"/>
+      <w:r>
+        <w:rPr>
+          <w:b/>
+          <w:bCs/>
+          <w:color w:val="D86DCB" w:themeColor="accent5" w:themeTint="99"/>
+          <w:sz w:val="36"/>
+          <w:szCs w:val="36"/>
+        </w:rPr>
+        <w:t>0, 2),</w:t>
+      </w:r>
+    </w:p>
+    <w:p>
+      <w:pPr>
+        <w:jc w:val="both"/>
+        <w:rPr>
+          <w:b/>
+          <w:bCs/>
+          <w:color w:val="D86DCB" w:themeColor="accent5" w:themeTint="99"/>
+          <w:sz w:val="36"/>
+          <w:szCs w:val="36"/>
+        </w:rPr>
+      </w:pPr>
+      <w:r>
+        <w:rPr>
+          <w:b/>
+          <w:bCs/>
+          <w:color w:val="D86DCB" w:themeColor="accent5" w:themeTint="99"/>
+          <w:sz w:val="36"/>
+          <w:szCs w:val="36"/>
+        </w:rPr>
+        <w:t xml:space="preserve">              </w:t>
+      </w:r>
+      <w:r>
+        <w:rPr>
+          <w:b/>
+          <w:bCs/>
+          <w:color w:val="D86DCB" w:themeColor="accent5" w:themeTint="99"/>
+          <w:sz w:val="36"/>
+          <w:szCs w:val="36"/>
+        </w:rPr>
+        <w:t>…</w:t>
+      </w:r>
+    </w:p>
+    <w:p>
+      <w:pPr>
+        <w:jc w:val="both"/>
+        <w:rPr>
+          <w:b/>
+          <w:bCs/>
+          <w:color w:val="D86DCB" w:themeColor="accent5" w:themeTint="99"/>
+          <w:sz w:val="36"/>
+          <w:szCs w:val="36"/>
+        </w:rPr>
+      </w:pPr>
+      <w:r>
+        <w:rPr>
+          <w:b/>
+          <w:bCs/>
+          <w:color w:val="D86DCB" w:themeColor="accent5" w:themeTint="99"/>
+          <w:sz w:val="36"/>
+          <w:szCs w:val="36"/>
+        </w:rPr>
+        <w:lastRenderedPageBreak/>
+        <w:t xml:space="preserve">          ),</w:t>
+      </w:r>
+    </w:p>
+    <w:p>
+      <w:pPr>
+        <w:jc w:val="both"/>
+        <w:rPr>
+          <w:b/>
+          <w:bCs/>
+          <w:color w:val="D86DCB" w:themeColor="accent5" w:themeTint="99"/>
+          <w:sz w:val="36"/>
+          <w:szCs w:val="36"/>
+        </w:rPr>
+      </w:pPr>
+      <w:r>
+        <w:rPr>
+          <w:b/>
+          <w:bCs/>
+          <w:color w:val="D86DCB" w:themeColor="accent5" w:themeTint="99"/>
+          <w:sz w:val="36"/>
+          <w:szCs w:val="36"/>
+        </w:rPr>
+        <w:t xml:space="preserve">          child: </w:t>
+      </w:r>
+      <w:proofErr w:type="gramStart"/>
+      <w:r>
+        <w:rPr>
+          <w:b/>
+          <w:bCs/>
+          <w:color w:val="D86DCB" w:themeColor="accent5" w:themeTint="99"/>
+          <w:sz w:val="36"/>
+          <w:szCs w:val="36"/>
+        </w:rPr>
+        <w:t>Row(</w:t>
+      </w:r>
+      <w:proofErr w:type="gramEnd"/>
+    </w:p>
+    <w:p>
+      <w:pPr>
+        <w:jc w:val="both"/>
+        <w:rPr>
+          <w:b/>
+          <w:bCs/>
+          <w:color w:val="D86DCB" w:themeColor="accent5" w:themeTint="99"/>
+          <w:sz w:val="36"/>
+          <w:szCs w:val="36"/>
+        </w:rPr>
+      </w:pPr>
+      <w:r>
+        <w:rPr>
+          <w:b/>
+          <w:bCs/>
+          <w:color w:val="D86DCB" w:themeColor="accent5" w:themeTint="99"/>
+          <w:sz w:val="36"/>
+          <w:szCs w:val="36"/>
+        </w:rPr>
+        <w:t xml:space="preserve">            </w:t>
+      </w:r>
+      <w:proofErr w:type="spellStart"/>
+      <w:r>
+        <w:rPr>
+          <w:b/>
+          <w:bCs/>
+          <w:color w:val="D86DCB" w:themeColor="accent5" w:themeTint="99"/>
+          <w:sz w:val="36"/>
+          <w:szCs w:val="36"/>
+        </w:rPr>
+        <w:t>mainAxisSize</w:t>
+      </w:r>
+      <w:proofErr w:type="spellEnd"/>
+      <w:proofErr w:type="gramStart"/>
+      <w:r>
+        <w:rPr>
+          <w:b/>
+          <w:bCs/>
+          <w:color w:val="D86DCB" w:themeColor="accent5" w:themeTint="99"/>
+          <w:sz w:val="36"/>
+          <w:szCs w:val="36"/>
+        </w:rPr>
+        <w:t>: .min</w:t>
+      </w:r>
+      <w:proofErr w:type="gramEnd"/>
+      <w:r>
+        <w:rPr>
+          <w:b/>
+          <w:bCs/>
+          <w:color w:val="D86DCB" w:themeColor="accent5" w:themeTint="99"/>
+          <w:sz w:val="36"/>
+          <w:szCs w:val="36"/>
+        </w:rPr>
+        <w:t>,</w:t>
+      </w:r>
+    </w:p>
+    <w:p>
+      <w:pPr>
+        <w:jc w:val="both"/>
+        <w:rPr>
+          <w:b/>
+          <w:bCs/>
+          <w:color w:val="D86DCB" w:themeColor="accent5" w:themeTint="99"/>
+          <w:sz w:val="36"/>
+          <w:szCs w:val="36"/>
+        </w:rPr>
+      </w:pPr>
+      <w:r>
+        <w:rPr>
+          <w:b/>
+          <w:bCs/>
+          <w:color w:val="D86DCB" w:themeColor="accent5" w:themeTint="99"/>
+          <w:sz w:val="36"/>
+          <w:szCs w:val="36"/>
+        </w:rPr>
+        <w:t xml:space="preserve">            children: </w:t>
+      </w:r>
+      <w:proofErr w:type="spellStart"/>
+      <w:r>
+        <w:rPr>
+          <w:b/>
+          <w:bCs/>
+          <w:color w:val="D86DCB" w:themeColor="accent5" w:themeTint="99"/>
+          <w:sz w:val="36"/>
+          <w:szCs w:val="36"/>
+        </w:rPr>
+        <w:t>List.generate</w:t>
+      </w:r>
+      <w:proofErr w:type="spellEnd"/>
+      <w:r>
+        <w:rPr>
+          <w:b/>
+          <w:bCs/>
+          <w:color w:val="D86DCB" w:themeColor="accent5" w:themeTint="99"/>
+          <w:sz w:val="36"/>
+          <w:szCs w:val="36"/>
+        </w:rPr>
+        <w:t>(3, (index) {</w:t>
+      </w:r>
+    </w:p>
+    <w:p>
+      <w:pPr>
+        <w:jc w:val="both"/>
+        <w:rPr>
+          <w:b/>
+          <w:bCs/>
+          <w:color w:val="D86DCB" w:themeColor="accent5" w:themeTint="99"/>
+          <w:sz w:val="36"/>
+          <w:szCs w:val="36"/>
+        </w:rPr>
+      </w:pPr>
+      <w:r>
+        <w:rPr>
+          <w:b/>
+          <w:bCs/>
+          <w:color w:val="D86DCB" w:themeColor="accent5" w:themeTint="99"/>
+          <w:sz w:val="36"/>
+          <w:szCs w:val="36"/>
+        </w:rPr>
+        <w:t xml:space="preserve">              return </w:t>
+      </w:r>
+      <w:proofErr w:type="spellStart"/>
+      <w:proofErr w:type="gramStart"/>
+      <w:r>
+        <w:rPr>
+          <w:b/>
+          <w:bCs/>
+          <w:color w:val="D86DCB" w:themeColor="accent5" w:themeTint="99"/>
+          <w:sz w:val="36"/>
+          <w:szCs w:val="36"/>
+        </w:rPr>
+        <w:t>AnimatedBuilder</w:t>
+      </w:r>
+      <w:proofErr w:type="spellEnd"/>
+      <w:r>
+        <w:rPr>
+          <w:b/>
+          <w:bCs/>
+          <w:color w:val="D86DCB" w:themeColor="accent5" w:themeTint="99"/>
+          <w:sz w:val="36"/>
+          <w:szCs w:val="36"/>
+        </w:rPr>
+        <w:t>(</w:t>
+      </w:r>
+      <w:proofErr w:type="gramEnd"/>
+    </w:p>
+    <w:p>
+      <w:pPr>
+        <w:jc w:val="both"/>
+        <w:rPr>
+          <w:b/>
+          <w:bCs/>
+          <w:color w:val="D86DCB" w:themeColor="accent5" w:themeTint="99"/>
+          <w:sz w:val="36"/>
+          <w:szCs w:val="36"/>
+        </w:rPr>
+      </w:pPr>
+      <w:r>
+        <w:rPr>
+          <w:b/>
+          <w:bCs/>
+          <w:color w:val="D86DCB" w:themeColor="accent5" w:themeTint="99"/>
+          <w:sz w:val="36"/>
+          <w:szCs w:val="36"/>
+        </w:rPr>
+        <w:t xml:space="preserve">                  animation: _animations[index],</w:t>
+      </w:r>
+    </w:p>
+    <w:p>
+      <w:pPr>
+        <w:jc w:val="both"/>
+        <w:rPr>
+          <w:b/>
+          <w:bCs/>
+          <w:color w:val="D86DCB" w:themeColor="accent5" w:themeTint="99"/>
+          <w:sz w:val="36"/>
+          <w:szCs w:val="36"/>
+        </w:rPr>
+      </w:pPr>
+      <w:r>
+        <w:rPr>
+          <w:b/>
+          <w:bCs/>
+          <w:color w:val="D86DCB" w:themeColor="accent5" w:themeTint="99"/>
+          <w:sz w:val="36"/>
+          <w:szCs w:val="36"/>
+        </w:rPr>
+        <w:t xml:space="preserve">                  builder: (</w:t>
+      </w:r>
+      <w:proofErr w:type="spellStart"/>
+      <w:r>
+        <w:rPr>
+          <w:b/>
+          <w:bCs/>
+          <w:color w:val="D86DCB" w:themeColor="accent5" w:themeTint="99"/>
+          <w:sz w:val="36"/>
+          <w:szCs w:val="36"/>
+        </w:rPr>
+        <w:t>BuildContext</w:t>
+      </w:r>
+      <w:proofErr w:type="spellEnd"/>
+      <w:r>
+        <w:rPr>
+          <w:b/>
+          <w:bCs/>
+          <w:color w:val="D86DCB" w:themeColor="accent5" w:themeTint="99"/>
+          <w:sz w:val="36"/>
+          <w:szCs w:val="36"/>
+        </w:rPr>
+        <w:t xml:space="preserve"> context, </w:t>
+      </w:r>
+      <w:proofErr w:type="gramStart"/>
+      <w:r>
+        <w:rPr>
+          <w:b/>
+          <w:bCs/>
+          <w:color w:val="D86DCB" w:themeColor="accent5" w:themeTint="99"/>
+          <w:sz w:val="36"/>
+          <w:szCs w:val="36"/>
+        </w:rPr>
+        <w:t>child){</w:t>
+      </w:r>
+      <w:proofErr w:type="gramEnd"/>
+    </w:p>
+    <w:p>
+      <w:pPr>
+        <w:jc w:val="both"/>
+        <w:rPr>
+          <w:b/>
+          <w:bCs/>
+          <w:color w:val="D86DCB" w:themeColor="accent5" w:themeTint="99"/>
+          <w:sz w:val="36"/>
+          <w:szCs w:val="36"/>
+        </w:rPr>
+      </w:pPr>
+      <w:r>
+        <w:rPr>
+          <w:b/>
+          <w:bCs/>
+          <w:color w:val="D86DCB" w:themeColor="accent5" w:themeTint="99"/>
+          <w:sz w:val="36"/>
+          <w:szCs w:val="36"/>
+        </w:rPr>
+        <w:t xml:space="preserve">                    return </w:t>
+      </w:r>
+      <w:proofErr w:type="spellStart"/>
+      <w:r>
+        <w:rPr>
+          <w:b/>
+          <w:bCs/>
+          <w:color w:val="D86DCB" w:themeColor="accent5" w:themeTint="99"/>
+          <w:sz w:val="36"/>
+          <w:szCs w:val="36"/>
+        </w:rPr>
+        <w:t>Transform.translate</w:t>
+      </w:r>
+      <w:proofErr w:type="spellEnd"/>
+      <w:r>
+        <w:rPr>
+          <w:b/>
+          <w:bCs/>
+          <w:color w:val="D86DCB" w:themeColor="accent5" w:themeTint="99"/>
+          <w:sz w:val="36"/>
+          <w:szCs w:val="36"/>
+        </w:rPr>
+        <w:t>(</w:t>
+      </w:r>
+    </w:p>
+    <w:p>
+      <w:pPr>
+        <w:jc w:val="both"/>
+        <w:rPr>
+          <w:b/>
+          <w:bCs/>
+          <w:color w:val="D86DCB" w:themeColor="accent5" w:themeTint="99"/>
+          <w:sz w:val="36"/>
+          <w:szCs w:val="36"/>
+        </w:rPr>
+      </w:pPr>
+      <w:r>
+        <w:rPr>
+          <w:b/>
+          <w:bCs/>
+          <w:color w:val="D86DCB" w:themeColor="accent5" w:themeTint="99"/>
+          <w:sz w:val="36"/>
+          <w:szCs w:val="36"/>
+        </w:rPr>
+        <w:t xml:space="preserve">                        offset: </w:t>
+      </w:r>
+      <w:proofErr w:type="gramStart"/>
+      <w:r>
+        <w:rPr>
+          <w:b/>
+          <w:bCs/>
+          <w:color w:val="D86DCB" w:themeColor="accent5" w:themeTint="99"/>
+          <w:sz w:val="36"/>
+          <w:szCs w:val="36"/>
+        </w:rPr>
+        <w:t>Offset(</w:t>
+      </w:r>
+      <w:proofErr w:type="gramEnd"/>
+      <w:r>
+        <w:rPr>
+          <w:b/>
+          <w:bCs/>
+          <w:color w:val="D86DCB" w:themeColor="accent5" w:themeTint="99"/>
+          <w:sz w:val="36"/>
+          <w:szCs w:val="36"/>
+        </w:rPr>
+        <w:t>0, _animations[index].value),</w:t>
+      </w:r>
+    </w:p>
+    <w:p>
+      <w:pPr>
+        <w:jc w:val="both"/>
+        <w:rPr>
+          <w:b/>
+          <w:bCs/>
+          <w:color w:val="D86DCB" w:themeColor="accent5" w:themeTint="99"/>
+          <w:sz w:val="36"/>
+          <w:szCs w:val="36"/>
+        </w:rPr>
+      </w:pPr>
+      <w:r>
+        <w:rPr>
+          <w:b/>
+          <w:bCs/>
+          <w:color w:val="D86DCB" w:themeColor="accent5" w:themeTint="99"/>
+          <w:sz w:val="36"/>
+          <w:szCs w:val="36"/>
+        </w:rPr>
+        <w:t xml:space="preserve">                      child: child,</w:t>
+      </w:r>
+    </w:p>
+    <w:p>
+      <w:pPr>
+        <w:jc w:val="both"/>
+        <w:rPr>
+          <w:b/>
+          <w:bCs/>
+          <w:color w:val="D86DCB" w:themeColor="accent5" w:themeTint="99"/>
+          <w:sz w:val="36"/>
+          <w:szCs w:val="36"/>
+        </w:rPr>
+      </w:pPr>
+      <w:r>
+        <w:rPr>
+          <w:b/>
+          <w:bCs/>
+          <w:color w:val="D86DCB" w:themeColor="accent5" w:themeTint="99"/>
+          <w:sz w:val="36"/>
+          <w:szCs w:val="36"/>
+        </w:rPr>
+        <w:t xml:space="preserve">                    );</w:t>
+      </w:r>
+    </w:p>
+    <w:p>
+      <w:pPr>
+        <w:jc w:val="both"/>
+        <w:rPr>
+          <w:b/>
+          <w:bCs/>
+          <w:color w:val="D86DCB" w:themeColor="accent5" w:themeTint="99"/>
+          <w:sz w:val="36"/>
+          <w:szCs w:val="36"/>
+        </w:rPr>
+      </w:pPr>
+      <w:r>
+        <w:rPr>
+          <w:b/>
+          <w:bCs/>
+          <w:color w:val="D86DCB" w:themeColor="accent5" w:themeTint="99"/>
+          <w:sz w:val="36"/>
+          <w:szCs w:val="36"/>
+        </w:rPr>
+        <w:t xml:space="preserve">                  },</w:t>
+      </w:r>
+    </w:p>
+    <w:p>
+      <w:pPr>
+        <w:jc w:val="both"/>
+        <w:rPr>
+          <w:b/>
+          <w:bCs/>
+          <w:color w:val="D86DCB" w:themeColor="accent5" w:themeTint="99"/>
+          <w:sz w:val="36"/>
+          <w:szCs w:val="36"/>
+        </w:rPr>
+      </w:pPr>
+      <w:r>
+        <w:rPr>
+          <w:b/>
+          <w:bCs/>
+          <w:color w:val="D86DCB" w:themeColor="accent5" w:themeTint="99"/>
+          <w:sz w:val="36"/>
+          <w:szCs w:val="36"/>
+        </w:rPr>
+        <w:t xml:space="preserve">                  child: </w:t>
+      </w:r>
+      <w:proofErr w:type="gramStart"/>
+      <w:r>
+        <w:rPr>
+          <w:b/>
+          <w:bCs/>
+          <w:color w:val="D86DCB" w:themeColor="accent5" w:themeTint="99"/>
+          <w:sz w:val="36"/>
+          <w:szCs w:val="36"/>
+        </w:rPr>
+        <w:t>Container(</w:t>
+      </w:r>
+      <w:proofErr w:type="gramEnd"/>
+    </w:p>
+    <w:p>
+      <w:pPr>
+        <w:jc w:val="both"/>
+        <w:rPr>
+          <w:b/>
+          <w:bCs/>
+          <w:color w:val="D86DCB" w:themeColor="accent5" w:themeTint="99"/>
+          <w:sz w:val="36"/>
+          <w:szCs w:val="36"/>
+        </w:rPr>
+      </w:pPr>
+      <w:r>
+        <w:rPr>
+          <w:b/>
+          <w:bCs/>
+          <w:color w:val="D86DCB" w:themeColor="accent5" w:themeTint="99"/>
+          <w:sz w:val="36"/>
+          <w:szCs w:val="36"/>
+        </w:rPr>
+        <w:t xml:space="preserve">                    margin: const </w:t>
+      </w:r>
+      <w:proofErr w:type="spellStart"/>
+      <w:r>
+        <w:rPr>
+          <w:b/>
+          <w:bCs/>
+          <w:color w:val="D86DCB" w:themeColor="accent5" w:themeTint="99"/>
+          <w:sz w:val="36"/>
+          <w:szCs w:val="36"/>
+        </w:rPr>
+        <w:t>EdgeInsets.symmetric</w:t>
+      </w:r>
+      <w:proofErr w:type="spellEnd"/>
+      <w:r>
+        <w:rPr>
+          <w:b/>
+          <w:bCs/>
+          <w:color w:val="D86DCB" w:themeColor="accent5" w:themeTint="99"/>
+          <w:sz w:val="36"/>
+          <w:szCs w:val="36"/>
+        </w:rPr>
+        <w:t>(horizontal: 3),</w:t>
+      </w:r>
+    </w:p>
+    <w:p>
+      <w:pPr>
+        <w:jc w:val="both"/>
+        <w:rPr>
+          <w:b/>
+          <w:bCs/>
+          <w:color w:val="D86DCB" w:themeColor="accent5" w:themeTint="99"/>
+          <w:sz w:val="36"/>
+          <w:szCs w:val="36"/>
+        </w:rPr>
+      </w:pPr>
+      <w:r>
+        <w:rPr>
+          <w:b/>
+          <w:bCs/>
+          <w:color w:val="D86DCB" w:themeColor="accent5" w:themeTint="99"/>
+          <w:sz w:val="36"/>
+          <w:szCs w:val="36"/>
+        </w:rPr>
+        <w:t xml:space="preserve">                    width: 8,</w:t>
+      </w:r>
+    </w:p>
+    <w:p>
+      <w:pPr>
+        <w:jc w:val="both"/>
+        <w:rPr>
+          <w:b/>
+          <w:bCs/>
+          <w:color w:val="D86DCB" w:themeColor="accent5" w:themeTint="99"/>
+          <w:sz w:val="36"/>
+          <w:szCs w:val="36"/>
+        </w:rPr>
+      </w:pPr>
+      <w:r>
+        <w:rPr>
+          <w:b/>
+          <w:bCs/>
+          <w:color w:val="D86DCB" w:themeColor="accent5" w:themeTint="99"/>
+          <w:sz w:val="36"/>
+          <w:szCs w:val="36"/>
+        </w:rPr>
+        <w:t xml:space="preserve">                    height: 8,</w:t>
+      </w:r>
+    </w:p>
+    <w:p>
+      <w:pPr>
+        <w:jc w:val="both"/>
+        <w:rPr>
+          <w:b/>
+          <w:bCs/>
+          <w:color w:val="D86DCB" w:themeColor="accent5" w:themeTint="99"/>
+          <w:sz w:val="36"/>
+          <w:szCs w:val="36"/>
+        </w:rPr>
+      </w:pPr>
+      <w:r>
+        <w:rPr>
+          <w:b/>
+          <w:bCs/>
+          <w:color w:val="D86DCB" w:themeColor="accent5" w:themeTint="99"/>
+          <w:sz w:val="36"/>
+          <w:szCs w:val="36"/>
+        </w:rPr>
+        <w:t xml:space="preserve">                    decoration: const </w:t>
+      </w:r>
+      <w:proofErr w:type="spellStart"/>
+      <w:proofErr w:type="gramStart"/>
+      <w:r>
+        <w:rPr>
+          <w:b/>
+          <w:bCs/>
+          <w:color w:val="D86DCB" w:themeColor="accent5" w:themeTint="99"/>
+          <w:sz w:val="36"/>
+          <w:szCs w:val="36"/>
+        </w:rPr>
+        <w:t>BoxDecoration</w:t>
+      </w:r>
+      <w:proofErr w:type="spellEnd"/>
+      <w:r>
+        <w:rPr>
+          <w:b/>
+          <w:bCs/>
+          <w:color w:val="D86DCB" w:themeColor="accent5" w:themeTint="99"/>
+          <w:sz w:val="36"/>
+          <w:szCs w:val="36"/>
+        </w:rPr>
+        <w:t>(</w:t>
+      </w:r>
+      <w:proofErr w:type="gramEnd"/>
+    </w:p>
+    <w:p>
+      <w:pPr>
+        <w:jc w:val="both"/>
+        <w:rPr>
+          <w:b/>
+          <w:bCs/>
+          <w:color w:val="D86DCB" w:themeColor="accent5" w:themeTint="99"/>
+          <w:sz w:val="36"/>
+          <w:szCs w:val="36"/>
+        </w:rPr>
+      </w:pPr>
+      <w:r>
+        <w:rPr>
+          <w:b/>
+          <w:bCs/>
+          <w:color w:val="D86DCB" w:themeColor="accent5" w:themeTint="99"/>
+          <w:sz w:val="36"/>
+          <w:szCs w:val="36"/>
+        </w:rPr>
+        <w:t xml:space="preserve">                      color: </w:t>
+      </w:r>
+      <w:proofErr w:type="spellStart"/>
+      <w:r>
+        <w:rPr>
+          <w:b/>
+          <w:bCs/>
+          <w:color w:val="D86DCB" w:themeColor="accent5" w:themeTint="99"/>
+          <w:sz w:val="36"/>
+          <w:szCs w:val="36"/>
+        </w:rPr>
+        <w:t>AppColors.primary</w:t>
+      </w:r>
+      <w:proofErr w:type="spellEnd"/>
+      <w:r>
+        <w:rPr>
+          <w:b/>
+          <w:bCs/>
+          <w:color w:val="D86DCB" w:themeColor="accent5" w:themeTint="99"/>
+          <w:sz w:val="36"/>
+          <w:szCs w:val="36"/>
+        </w:rPr>
+        <w:t>,</w:t>
+      </w:r>
+    </w:p>
+    <w:p>
+      <w:pPr>
+        <w:jc w:val="both"/>
+        <w:rPr>
+          <w:b/>
+          <w:bCs/>
+          <w:color w:val="D86DCB" w:themeColor="accent5" w:themeTint="99"/>
+          <w:sz w:val="36"/>
+          <w:szCs w:val="36"/>
+        </w:rPr>
+      </w:pPr>
+      <w:r>
+        <w:rPr>
+          <w:b/>
+          <w:bCs/>
+          <w:color w:val="D86DCB" w:themeColor="accent5" w:themeTint="99"/>
+          <w:sz w:val="36"/>
+          <w:szCs w:val="36"/>
+        </w:rPr>
+        <w:t xml:space="preserve">                      shape: </w:t>
+      </w:r>
+      <w:proofErr w:type="spellStart"/>
+      <w:r>
+        <w:rPr>
+          <w:b/>
+          <w:bCs/>
+          <w:color w:val="D86DCB" w:themeColor="accent5" w:themeTint="99"/>
+          <w:sz w:val="36"/>
+          <w:szCs w:val="36"/>
+        </w:rPr>
+        <w:t>BoxShape.circle</w:t>
+      </w:r>
+      <w:proofErr w:type="spellEnd"/>
+      <w:r>
+        <w:rPr>
+          <w:b/>
+          <w:bCs/>
+          <w:color w:val="D86DCB" w:themeColor="accent5" w:themeTint="99"/>
+          <w:sz w:val="36"/>
+          <w:szCs w:val="36"/>
+        </w:rPr>
+        <w:t>,</w:t>
+      </w:r>
+    </w:p>
+    <w:p>
+      <w:pPr>
+        <w:jc w:val="both"/>
+        <w:rPr>
+          <w:b/>
+          <w:bCs/>
+          <w:color w:val="D86DCB" w:themeColor="accent5" w:themeTint="99"/>
+          <w:sz w:val="36"/>
+          <w:szCs w:val="36"/>
+        </w:rPr>
+      </w:pPr>
+      <w:r>
+        <w:rPr>
+          <w:b/>
+          <w:bCs/>
+          <w:color w:val="D86DCB" w:themeColor="accent5" w:themeTint="99"/>
+          <w:sz w:val="36"/>
+          <w:szCs w:val="36"/>
+        </w:rPr>
+        <w:t xml:space="preserve">                    </w:t>
+      </w:r>
+      <w:r>
+        <w:rPr>
+          <w:b/>
+          <w:bCs/>
+          <w:color w:val="D86DCB" w:themeColor="accent5" w:themeTint="99"/>
+          <w:sz w:val="36"/>
+          <w:szCs w:val="36"/>
+        </w:rPr>
+        <w:t>…</w:t>
+      </w:r>
+    </w:p>
+    <w:p>
+      <w:pPr>
+        <w:jc w:val="both"/>
+        <w:rPr>
+          <w:b/>
+          <w:bCs/>
+          <w:color w:val="D86DCB" w:themeColor="accent5" w:themeTint="99"/>
+          <w:sz w:val="36"/>
+          <w:szCs w:val="36"/>
+        </w:rPr>
+      </w:pPr>
+    </w:p>
+    <w:p>
+      <w:pPr>
+        <w:jc w:val="both"/>
+        <w:rPr>
+          <w:b/>
+          <w:bCs/>
+          <w:color w:val="D86DCB" w:themeColor="accent5" w:themeTint="99"/>
+          <w:sz w:val="36"/>
+          <w:szCs w:val="36"/>
+        </w:rPr>
+      </w:pPr>
+      <w:r>
+        <w:rPr>
+          <w:b/>
+          <w:bCs/>
+          <w:color w:val="D86DCB" w:themeColor="accent5" w:themeTint="99"/>
+          <w:sz w:val="36"/>
+          <w:szCs w:val="36"/>
+        </w:rPr>
+        <w:t>}</w:t>
+      </w:r>
     </w:p>
     <w:p>
       <w:pPr>
@@ -4376,7 +11196,6 @@
   <w:style w:type="character" w:default="1" w:styleId="DefaultParagraphFont">
     <w:name w:val="Default Paragraph Font"/>
     <w:uiPriority w:val="1"/>
-    <w:semiHidden/>
     <w:unhideWhenUsed/>
   </w:style>
   <w:style w:type="table" w:default="1" w:styleId="TableNormal">
